--- a/shared/Karty_tem_proektov.docx
+++ b/shared/Karty_tem_proektov.docx
@@ -210,6 +210,36 @@
           <w:sz w:val="24"/>
           <w:szCs w:val="24"/>
         </w:rPr>
+        <w:t xml:space="preserve">Чем располагает кафедра</w:t>
+      </w:r>
+    </w:p>
+    <w:p>
+      <w:pPr>
+        <w:spacing w:after="160" w:before="0" w:line="250"/>
+      </w:pPr>
+      <w:r>
+        <w:rPr>
+          <w:rFonts w:ascii="Arial" w:cs="Arial" w:eastAsia="Arial" w:hAnsi="Arial"/>
+          <w:color w:val="1E293B"/>
+          <w:sz w:val="18"/>
+          <w:szCs w:val="18"/>
+        </w:rPr>
+        <w:t xml:space="preserve">Технические темы опираются на реальный парк приборов: ТГц-спектрометр (time-domain), спектрофотометр, вакуумная камера для напыления покрытий, 3D-принтер, терагерцовая оптика и фильтры «Тидекс». Доступ к приборам — по согласованию с преподавателем и оптической лабораторией: время на спектрометре планируйте заранее, это дефицитный ресурс.</w:t>
+      </w:r>
+    </w:p>
+    <w:p>
+      <w:pPr>
+        <w:spacing w:after="80" w:before="100" w:line="250"/>
+      </w:pPr>
+      <w:r>
+        <w:rPr>
+          <w:rFonts w:ascii="Arial" w:cs="Arial" w:eastAsia="Arial" w:hAnsi="Arial"/>
+          <w:b/>
+          <w:bCs/>
+          <w:color w:val="005AAA"/>
+          <w:sz w:val="24"/>
+          <w:szCs w:val="24"/>
+        </w:rPr>
         <w:t xml:space="preserve">Обозначения</w:t>
       </w:r>
     </w:p>
@@ -289,7 +319,7 @@
           <w:sz w:val="28"/>
           <w:szCs w:val="28"/>
         </w:rPr>
-        <w:t xml:space="preserve">Экспресс-контроль толщины тонких плёнок</w:t>
+        <w:t xml:space="preserve">3D-печатная оптика для терагерцового диапазона</w:t>
       </w:r>
     </w:p>
     <w:tbl>
@@ -371,7 +401,7 @@
                 <w:sz w:val="16"/>
                 <w:szCs w:val="16"/>
               </w:rPr>
-              <w:t xml:space="preserve">Кому: 1–2 курс</w:t>
+              <w:t xml:space="preserve">Кому: 2 курс</w:t>
             </w:r>
           </w:p>
         </w:tc>
@@ -402,7 +432,7 @@
                 <w:sz w:val="16"/>
                 <w:szCs w:val="16"/>
               </w:rPr>
-              <w:t xml:space="preserve">Сложность: ●●○</w:t>
+              <w:t xml:space="preserve">Сложность: ●●●</w:t>
             </w:r>
           </w:p>
         </w:tc>
@@ -446,7 +476,7 @@
           <w:sz w:val="18"/>
           <w:szCs w:val="18"/>
         </w:rPr>
-        <w:t xml:space="preserve">— толщину напылённой плёнки в учебной лаборатории меряют долго и не всегда воспроизводимо; быстрой проверки «годится / не годится» нет</w:t>
+        <w:t xml:space="preserve">— готовые ТГц-элементы («Тидекс») дороги и выпускаются под фиксированные параметры — элемент под конкретный студенческий эксперимент так просто не закажешь</w:t>
       </w:r>
     </w:p>
     <w:p>
@@ -471,7 +501,7 @@
           <w:sz w:val="18"/>
           <w:szCs w:val="18"/>
         </w:rPr>
-        <w:t xml:space="preserve">— работающая методика измерения по интерференционной картине + скрипт обработки снимка + протокол сверки с эталонным методом на 5 образцах</w:t>
+        <w:t xml:space="preserve">— напечатанная линза (или аксикон) с расчётным фокусом, измеренное на ТГц-ТДС пропускание и фокальное пятно, сравнение с промышленным элементом, протокол с погрешностями</w:t>
       </w:r>
     </w:p>
     <w:p>
@@ -496,7 +526,7 @@
           <w:sz w:val="18"/>
           <w:szCs w:val="18"/>
         </w:rPr>
-        <w:t xml:space="preserve">— найти в лаборатории 3–5 образцов с известной толщиной — это ваша шкала для проверки</w:t>
+        <w:t xml:space="preserve">— измерить на ТГц-ТДС пропускание простой плоской пластины из выбранного филамента — пока материал не проверен, печатать линзу рано</w:t>
       </w:r>
     </w:p>
     <w:p>
@@ -521,7 +551,7 @@
           <w:sz w:val="18"/>
           <w:szCs w:val="18"/>
         </w:rPr>
-        <w:t xml:space="preserve">— оптический микроскоп или камера с макро, источник света, Python с OpenCV, доступ к образцам</w:t>
+        <w:t xml:space="preserve">— 3D-принтер, филамент, ТГц-ТДС-спектрометр, ТГц-оптика «Тидекс» как эталон сравнения, время на спектрометре по согласованию, консультация оптической лаборатории</w:t>
       </w:r>
     </w:p>
     <w:p>
@@ -546,7 +576,7 @@
           <w:sz w:val="18"/>
           <w:szCs w:val="18"/>
         </w:rPr>
-        <w:t xml:space="preserve">— команда увлекается кодом и забывает про метрологию: без сверки с эталоном методика не имеет ценности</w:t>
+        <w:t xml:space="preserve">— печатают безупречную по геометрии линзу из материала, непрозрачного в ТГц; порядок обратный — сначала материал, потом форма</w:t>
       </w:r>
     </w:p>
     <w:p>
@@ -571,7 +601,7 @@
           <w:sz w:val="18"/>
           <w:szCs w:val="18"/>
         </w:rPr>
-        <w:t xml:space="preserve">— курсовая и диплом по методам контроля; готовый раздел в заявку на «УМНИК»</w:t>
+        <w:t xml:space="preserve">— диплом по ТГц-фотонике, публикация в соавторстве, заявка на «УМНИК»</w:t>
       </w:r>
     </w:p>
     <w:p>
@@ -908,7 +938,7 @@
           <w:sz w:val="28"/>
           <w:szCs w:val="28"/>
         </w:rPr>
-        <w:t xml:space="preserve">Автоматизированный стенд для снятия ВАХ</w:t>
+        <w:t xml:space="preserve">Какой филамент прозрачен в терагерцах</w:t>
       </w:r>
     </w:p>
     <w:tbl>
@@ -1065,7 +1095,7 @@
           <w:sz w:val="18"/>
           <w:szCs w:val="18"/>
         </w:rPr>
-        <w:t xml:space="preserve">— снятие вольт-амперной характеристики вручную занимает пару и даёт 10–15 точек с человеческой ошибкой в каждой</w:t>
+        <w:t xml:space="preserve">— какие материалы для 3D-печати пропускают ТГц-излучение, в лаборатории точно не известно — каждый раз выясняется заново и на глаз</w:t>
       </w:r>
     </w:p>
     <w:p>
@@ -1090,7 +1120,7 @@
           <w:sz w:val="18"/>
           <w:szCs w:val="18"/>
         </w:rPr>
-        <w:t xml:space="preserve">— стенд на микроконтроллере: развёртка напряжения, запись тока, экспорт CSV, график; 3 снятых ВАХ разных образцов в сравнении с ручным измерением</w:t>
+        <w:t xml:space="preserve">— спектры пропускания и показатель преломления для 5–7 доступных филаментов, единая методика подготовки образцов, таблица-справочник с выводом, что годится для ТГц-оптики</w:t>
       </w:r>
     </w:p>
     <w:p>
@@ -1115,7 +1145,7 @@
           <w:sz w:val="18"/>
           <w:szCs w:val="18"/>
         </w:rPr>
-        <w:t xml:space="preserve">— снять одну ВАХ вручную и засечь время — это точка отсчёта, с которой вы будете сравнивать</w:t>
+        <w:t xml:space="preserve">— напечатать одинаковые пластины из всех доступных филаментов: одна толщина, один режим печати, одна плотность заполнения</w:t>
       </w:r>
     </w:p>
     <w:p>
@@ -1140,7 +1170,7 @@
           <w:sz w:val="18"/>
           <w:szCs w:val="18"/>
         </w:rPr>
-        <w:t xml:space="preserve">— Arduino или аналог, ЦАП/АЦП, макетная плата, образцы (диод, резистор, фоторезистор), Python для графиков</w:t>
+        <w:t xml:space="preserve">— 3D-принтер, набор филаментов, ТГц-ТДС-спектрометр, микрометр или штангенциркуль</w:t>
       </w:r>
     </w:p>
     <w:p>
@@ -1165,7 +1195,7 @@
           <w:sz w:val="18"/>
           <w:szCs w:val="18"/>
         </w:rPr>
-        <w:t xml:space="preserve">— схема собрана, но погрешность измерения не оценена; без неё стенд остаётся игрушкой</w:t>
+        <w:t xml:space="preserve">— образцы получаются разной толщины и плотности — спектры становятся несравнимыми; режим печати фиксируется до начала, а не по ходу</w:t>
       </w:r>
     </w:p>
     <w:p>
@@ -1190,7 +1220,7 @@
           <w:sz w:val="18"/>
           <w:szCs w:val="18"/>
         </w:rPr>
-        <w:t xml:space="preserve">— лабораторный практикум кафедры; основа для диплома по измерительной технике</w:t>
+        <w:t xml:space="preserve">— прямая опора для темы А1; готовый раздел в статью лаборатории</w:t>
       </w:r>
     </w:p>
     <w:p>
@@ -1527,7 +1557,7 @@
           <w:sz w:val="28"/>
           <w:szCs w:val="28"/>
         </w:rPr>
-        <w:t xml:space="preserve">Газовый сенсор на наноструктурированном покрытии</w:t>
+        <w:t xml:space="preserve">Градуировка вакуумного напыления</w:t>
       </w:r>
     </w:p>
     <w:tbl>
@@ -1640,7 +1670,7 @@
                 <w:sz w:val="16"/>
                 <w:szCs w:val="16"/>
               </w:rPr>
-              <w:t xml:space="preserve">Сложность: ●●●</w:t>
+              <w:t xml:space="preserve">Сложность: ●●○</w:t>
             </w:r>
           </w:p>
         </w:tc>
@@ -1684,7 +1714,7 @@
           <w:sz w:val="18"/>
           <w:szCs w:val="18"/>
         </w:rPr>
-        <w:t xml:space="preserve">— бытовые датчики газа дороги и закрыты; студенческой платформы для проверки собственных чувствительных покрытий нет</w:t>
+        <w:t xml:space="preserve">— связь между режимом напыления и тем, что получилось на подложке, держится в голове у того, кто напылял; воспроизвести прошлый результат трудно</w:t>
       </w:r>
     </w:p>
     <w:p>
@@ -1709,7 +1739,7 @@
           <w:sz w:val="18"/>
           <w:szCs w:val="18"/>
         </w:rPr>
-        <w:t xml:space="preserve">— макет сенсора с измерительной ячейкой, отклик на 2 газа (например, пары спирта и аммиак), градуировочная кривая, отчёт о повторяемости</w:t>
+        <w:t xml:space="preserve">— серия из 6–8 образцов с разным временем напыления, спектры пропускания на спектрофотометре, градуировочная кривая «время → пропускание (толщина)», однолистовая инструкция на стену у камеры</w:t>
       </w:r>
     </w:p>
     <w:p>
@@ -1734,7 +1764,7 @@
           <w:sz w:val="18"/>
           <w:szCs w:val="18"/>
         </w:rPr>
-        <w:t xml:space="preserve">— выбрать один газ и один способ нанесения покрытия — две переменные сразу за семестр не закрываются</w:t>
+        <w:t xml:space="preserve">— расспросить того, кто работает на камере: какие режимы реально используются — градуировать нужно их, а не абстрактную шкалу</w:t>
       </w:r>
     </w:p>
     <w:p>
@@ -1759,7 +1789,7 @@
           <w:sz w:val="18"/>
           <w:szCs w:val="18"/>
         </w:rPr>
-        <w:t xml:space="preserve">— подложки, материал покрытия, измерительная ячейка, источник питания, согласование с руководителем лаборатории по безопасности</w:t>
+        <w:t xml:space="preserve">— вакуумная камера для напыления, подложки, материал для напыления, спектрофотометр, согласование по технике безопасности</w:t>
       </w:r>
     </w:p>
     <w:p>
@@ -1784,7 +1814,7 @@
           <w:sz w:val="18"/>
           <w:szCs w:val="18"/>
         </w:rPr>
-        <w:t xml:space="preserve">— самая частая ошибка — брать три газа и три покрытия; сузьте до одной пары и получите результат</w:t>
+        <w:t xml:space="preserve">— меняют сразу два параметра, время и ток, — кривая не строится; фиксируется всё, кроме одной переменной</w:t>
       </w:r>
     </w:p>
     <w:p>
@@ -1809,7 +1839,7 @@
           <w:sz w:val="18"/>
           <w:szCs w:val="18"/>
         </w:rPr>
-        <w:t xml:space="preserve">— прямой выход на «УМНИК» и РНФ: сенсорика — приоритетное направление</w:t>
+        <w:t xml:space="preserve">— инструмент, который останется работать в лаборатории; база для диплома по тонким плёнкам</w:t>
       </w:r>
     </w:p>
     <w:p>
@@ -2146,7 +2176,7 @@
           <w:sz w:val="28"/>
           <w:szCs w:val="28"/>
         </w:rPr>
-        <w:t xml:space="preserve">Автоматическая обработка изображений АСМ</w:t>
+        <w:t xml:space="preserve">Ширина запрещённой зоны плёнок: метод Тауца</w:t>
       </w:r>
     </w:p>
     <w:tbl>
@@ -2228,7 +2258,7 @@
                 <w:sz w:val="16"/>
                 <w:szCs w:val="16"/>
               </w:rPr>
-              <w:t xml:space="preserve">Кому: 1–2 курс</w:t>
+              <w:t xml:space="preserve">Кому: 2 курс</w:t>
             </w:r>
           </w:p>
         </w:tc>
@@ -2259,7 +2289,7 @@
                 <w:sz w:val="16"/>
                 <w:szCs w:val="16"/>
               </w:rPr>
-              <w:t xml:space="preserve">Сложность: ●○○</w:t>
+              <w:t xml:space="preserve">Сложность: ●●○</w:t>
             </w:r>
           </w:p>
         </w:tc>
@@ -2303,7 +2333,7 @@
           <w:sz w:val="18"/>
           <w:szCs w:val="18"/>
         </w:rPr>
-        <w:t xml:space="preserve">— обработка снимков атомно-силового микроскопа делается вручную в графическом редакторе: часы работы и несравнимые между собой результаты</w:t>
+        <w:t xml:space="preserve">— оптические свойства напылённых в лаборатории плёнок не паспортизованы, хотя именно они определяют, годится ли материал для задачи</w:t>
       </w:r>
     </w:p>
     <w:p>
@@ -2328,7 +2358,7 @@
           <w:sz w:val="18"/>
           <w:szCs w:val="18"/>
         </w:rPr>
-        <w:t xml:space="preserve">— скрипт: загрузка серии снимков, выделение зёрен, расчёт шероховатости и распределения по размерам, сводная таблица и графики; проверен на 20 снимках</w:t>
+        <w:t xml:space="preserve">— спектры поглощения трёх образцов, построение Тауца, определённая ширина запрещённой зоны с оценкой погрешности, сравнение со справочными значениями</w:t>
       </w:r>
     </w:p>
     <w:p>
@@ -2353,7 +2383,7 @@
           <w:sz w:val="18"/>
           <w:szCs w:val="18"/>
         </w:rPr>
-        <w:t xml:space="preserve">— взять 5 снимков и обработать вручную — получите эталон, с которым сверите скрипт</w:t>
+        <w:t xml:space="preserve">— снять спектр одного заведомо известного материала и сойтись со справочником — это проверка не образца, а вашей методики</w:t>
       </w:r>
     </w:p>
     <w:p>
@@ -2378,7 +2408,7 @@
           <w:sz w:val="18"/>
           <w:szCs w:val="18"/>
         </w:rPr>
-        <w:t xml:space="preserve">— архив снимков АСМ, Python (numpy, scikit-image), консультация того, кто обрабатывает снимки сейчас</w:t>
+        <w:t xml:space="preserve">— спектрофотометр, образцы (свои после темы А3 или готовые), Python или Origin для обработки</w:t>
       </w:r>
     </w:p>
     <w:p>
@@ -2403,7 +2433,7 @@
           <w:sz w:val="18"/>
           <w:szCs w:val="18"/>
         </w:rPr>
-        <w:t xml:space="preserve">— скрипт считает не то, что нужно исследователю: техзадание берётся у реального пользователя, а не придумывается</w:t>
+        <w:t xml:space="preserve">— границу линейного участка на графике Тауца выбирают на глаз, и результат плывёт на десятые доли эВ; критерий выбора фиксируется и обосновывается</w:t>
       </w:r>
     </w:p>
     <w:p>
@@ -2428,7 +2458,7 @@
           <w:sz w:val="18"/>
           <w:szCs w:val="18"/>
         </w:rPr>
-        <w:t xml:space="preserve">— инструмент останется работать на кафедре; хорошая строка в резюме и в научную статью</w:t>
+        <w:t xml:space="preserve">— стандартная методика материаловедения — прямая дорога в диплом и в статью</w:t>
       </w:r>
     </w:p>
     <w:p>
@@ -2765,7 +2795,7 @@
           <w:sz w:val="28"/>
           <w:szCs w:val="28"/>
         </w:rPr>
-        <w:t xml:space="preserve">Цифровой учёт образцов лаборатории</w:t>
+        <w:t xml:space="preserve">ТГц-интроскопия: что видно сквозь упаковку</w:t>
       </w:r>
     </w:p>
     <w:tbl>
@@ -2847,7 +2877,7 @@
                 <w:sz w:val="16"/>
                 <w:szCs w:val="16"/>
               </w:rPr>
-              <w:t xml:space="preserve">Кому: 1 курс</w:t>
+              <w:t xml:space="preserve">Кому: 1–2 курс</w:t>
             </w:r>
           </w:p>
         </w:tc>
@@ -2878,7 +2908,7 @@
                 <w:sz w:val="16"/>
                 <w:szCs w:val="16"/>
               </w:rPr>
-              <w:t xml:space="preserve">Сложность: ●○○</w:t>
+              <w:t xml:space="preserve">Сложность: ●●○</w:t>
             </w:r>
           </w:p>
         </w:tc>
@@ -2922,7 +2952,7 @@
           <w:sz w:val="18"/>
           <w:szCs w:val="18"/>
         </w:rPr>
-        <w:t xml:space="preserve">— образцы лежат в коробках с рукописными подписями: история изготовления теряется, повторно найти нужный образец сложно</w:t>
+        <w:t xml:space="preserve">— ТГц-излучение проходит сквозь бумагу, пластик и ткань, но систематики — что именно различимо и при какой толщине — в лаборатории нет</w:t>
       </w:r>
     </w:p>
     <w:p>
@@ -2947,7 +2977,7 @@
           <w:sz w:val="18"/>
           <w:szCs w:val="18"/>
         </w:rPr>
-        <w:t xml:space="preserve">— база данных с карточкой образца (состав, режим изготовления, кто сделал, результаты измерений), QR-маркировка, веб-форма для добавления; занесено не меньше 50 реальных образцов</w:t>
+        <w:t xml:space="preserve">— методика съёмки с зафиксированными параметрами, атлас из 10–15 объектов (что видно, что нет, до какой толщины), демонстрационный набор для показа школьникам</w:t>
       </w:r>
     </w:p>
     <w:p>
@@ -2972,7 +3002,7 @@
           <w:sz w:val="18"/>
           <w:szCs w:val="18"/>
         </w:rPr>
-        <w:t xml:space="preserve">— сфотографировать, как хранение устроено сейчас, и расспросить двух человек, которые этим пользуются</w:t>
+        <w:t xml:space="preserve">— взять три заведомо разных материала — бумага, полиэтилен, керамика — и нащупать границу; дальше наращивать список</w:t>
       </w:r>
     </w:p>
     <w:p>
@@ -2997,7 +3027,7 @@
           <w:sz w:val="18"/>
           <w:szCs w:val="18"/>
         </w:rPr>
-        <w:t xml:space="preserve">— ноутбук, принтер для наклеек, простой стек (SQLite + веб-форма), согласие заведующего лабораторией</w:t>
+        <w:t xml:space="preserve">— ТГц-ТДС-спектрометр, набор образцов и упаковок, ТГц-фильтры и оптика «Тидекс», консультация оптической лаборатории</w:t>
       </w:r>
     </w:p>
     <w:p>
@@ -3022,7 +3052,7 @@
           <w:sz w:val="18"/>
           <w:szCs w:val="18"/>
         </w:rPr>
-        <w:t xml:space="preserve">— систему проектируют «как правильно», а не «как удобно тем, кто будет заносить»; без их участия база умрёт через месяц</w:t>
+        <w:t xml:space="preserve">— получают эффектные картинки без записанных условий съёмки; атлас без параметров измерения не имеет ценности</w:t>
       </w:r>
     </w:p>
     <w:p>
@@ -3047,7 +3077,7 @@
           <w:sz w:val="18"/>
           <w:szCs w:val="18"/>
         </w:rPr>
-        <w:t xml:space="preserve">— реально работающий инструмент кафедры — редкий случай, когда учебный проект остаётся жить</w:t>
+        <w:t xml:space="preserve">— неразрушающий контроль — самостоятельное направление; заодно готовая основа для тем Б2 и Б6</w:t>
       </w:r>
     </w:p>
     <w:p>
@@ -3384,7 +3414,7 @@
           <w:sz w:val="28"/>
           <w:szCs w:val="28"/>
         </w:rPr>
-        <w:t xml:space="preserve">Логгер микроклимата лабораторного помещения</w:t>
+        <w:t xml:space="preserve">3D-печатная оснастка для лаборатории</w:t>
       </w:r>
     </w:p>
     <w:tbl>
@@ -3541,7 +3571,7 @@
           <w:sz w:val="18"/>
           <w:szCs w:val="18"/>
         </w:rPr>
-        <w:t xml:space="preserve">— температура и влажность влияют на измерения, но их никто не пишет: при разборе странного результата сослаться не на что</w:t>
+        <w:t xml:space="preserve">— держатели образцов, маски для напыления и мелкие юстировочные узлы делаются из подручных материалов или ждут заказа неделями</w:t>
       </w:r>
     </w:p>
     <w:p>
@@ -3566,7 +3596,7 @@
           <w:sz w:val="18"/>
           <w:szCs w:val="18"/>
         </w:rPr>
-        <w:t xml:space="preserve">— автономный логгер (температура, влажность, давление), запись раз в минуту, веб-страница с графиками, месяц непрерывных данных и разбор двух аномалий</w:t>
+        <w:t xml:space="preserve">— 3–4 напечатанных изделия под конкретные запросы сотрудников, модели и чертежи в общей папке, протокол проверки каждого изделия в реальной работе</w:t>
       </w:r>
     </w:p>
     <w:p>
@@ -3591,7 +3621,7 @@
           <w:sz w:val="18"/>
           <w:szCs w:val="18"/>
         </w:rPr>
-        <w:t xml:space="preserve">— выяснить у сотрудников, какие измерения у них «плывут» и когда — это подскажет, где ставить датчик</w:t>
+        <w:t xml:space="preserve">— обойти лабораторию и записать три конкретные просьбы — не придумать, а спросить у тех, кто работает на приборах</w:t>
       </w:r>
     </w:p>
     <w:p>
@@ -3616,7 +3646,7 @@
           <w:sz w:val="18"/>
           <w:szCs w:val="18"/>
         </w:rPr>
-        <w:t xml:space="preserve">— микроконтроллер с Wi-Fi, датчик BME280, корпус, розетка, место установки по согласованию</w:t>
+        <w:t xml:space="preserve">— 3D-принтер, филамент, штангенциркуль, любой CAD (FreeCAD, Fusion), заказчики из числа сотрудников</w:t>
       </w:r>
     </w:p>
     <w:p>
@@ -3641,7 +3671,7 @@
           <w:sz w:val="18"/>
           <w:szCs w:val="18"/>
         </w:rPr>
-        <w:t xml:space="preserve">— данные собраны, но не проанализированы; ценность не в графике, а в найденной связи с результатами измерений</w:t>
+        <w:t xml:space="preserve">— печатают универсальный держатель, который не подходит никому; делать под конкретный прибор и конкретного человека</w:t>
       </w:r>
     </w:p>
     <w:p>
@@ -3666,7 +3696,7 @@
           <w:sz w:val="18"/>
           <w:szCs w:val="18"/>
         </w:rPr>
-        <w:t xml:space="preserve">— база для системы мониторинга чистой комнаты; тема для курсовой по автоматизации</w:t>
+        <w:t xml:space="preserve">— останется работать в лаборатории; навык CAD пригодится в любой инженерной работе</w:t>
       </w:r>
     </w:p>
     <w:p>
@@ -4804,7 +4834,7 @@
           <w:sz w:val="18"/>
           <w:szCs w:val="18"/>
         </w:rPr>
-        <w:t xml:space="preserve">— серия из 4 коротких занятий с демонстрациями, проведённых в реальном классе; методичка для повторения; обратная связь от школьников и учителя</w:t>
+        <w:t xml:space="preserve">— серия из 4 коротких занятий с живыми демонстрациями, проведённых в реальном классе; методичка для повторения; обратная связь от школьников и учителя</w:t>
       </w:r>
     </w:p>
     <w:p>
@@ -4854,7 +4884,7 @@
           <w:sz w:val="18"/>
           <w:szCs w:val="18"/>
         </w:rPr>
-        <w:t xml:space="preserve">— демонстрационное оборудование кафедры, транспорт, согласование с администрацией школы, камера для съёмки</w:t>
+        <w:t xml:space="preserve">— демонстрации на оборудовании кафедры (ТГц «видим сквозь бумагу», напылённые зеркала), транспорт, согласование с администрацией школы</w:t>
       </w:r>
     </w:p>
     <w:p>
@@ -4879,7 +4909,7 @@
           <w:sz w:val="18"/>
           <w:szCs w:val="18"/>
         </w:rPr>
-        <w:t xml:space="preserve">— готовят содержание под себя, а не под возраст; проверяйте формулировки на живом восьмикласснике</w:t>
+        <w:t xml:space="preserve">— готовят содержание под себя, а не под возраст; проверяйте формулировки на живом восьмикласснике до выезда</w:t>
       </w:r>
     </w:p>
     <w:p>
@@ -4904,7 +4934,7 @@
           <w:sz w:val="18"/>
           <w:szCs w:val="18"/>
         </w:rPr>
-        <w:t xml:space="preserve">— «Обучение служением» в чистом виде; дальше — постоянный формат кафедры и строка в портфолио</w:t>
+        <w:t xml:space="preserve">— «Обучение служением» в чистом виде; дальше — постоянный формат кафедры</w:t>
       </w:r>
     </w:p>
     <w:p>
@@ -5241,7 +5271,7 @@
           <w:sz w:val="28"/>
           <w:szCs w:val="28"/>
         </w:rPr>
-        <w:t xml:space="preserve">Открытый мониторинг качества воздуха у кампуса</w:t>
+        <w:t xml:space="preserve">Видеогид по лабораториям кафедры</w:t>
       </w:r>
     </w:p>
     <w:tbl>
@@ -5323,7 +5353,7 @@
                 <w:sz w:val="16"/>
                 <w:szCs w:val="16"/>
               </w:rPr>
-              <w:t xml:space="preserve">Кому: 1–2 курс</w:t>
+              <w:t xml:space="preserve">Кому: 1 курс</w:t>
             </w:r>
           </w:p>
         </w:tc>
@@ -5354,7 +5384,7 @@
                 <w:sz w:val="16"/>
                 <w:szCs w:val="16"/>
               </w:rPr>
-              <w:t xml:space="preserve">Сложность: ●●○</w:t>
+              <w:t xml:space="preserve">Сложность: ●○○</w:t>
             </w:r>
           </w:p>
         </w:tc>
@@ -5398,7 +5428,7 @@
           <w:sz w:val="18"/>
           <w:szCs w:val="18"/>
         </w:rPr>
-        <w:t xml:space="preserve">— данных о воздухе в районе Гастелло в открытом доступе почти нет; студенты и жители не знают, чем дышат</w:t>
+        <w:t xml:space="preserve">— абитуриент выбирает вуз по сайту, а лаборатории кафедры на нём почти не видны: сильные ребята уходят туда, где им показали</w:t>
       </w:r>
     </w:p>
     <w:p>
@@ -5423,7 +5453,7 @@
           <w:sz w:val="18"/>
           <w:szCs w:val="18"/>
         </w:rPr>
-        <w:t xml:space="preserve">— 2–3 работающих поста измерения (пыль PM2.5, температура, влажность), открытая карта с данными, отчёт с анализом за месяц и выводами</w:t>
+        <w:t xml:space="preserve">— 4–5 роликов до двух минут каждый: что за прибор, что он умеет, что на нём делают студенты; опубликованы, собрана статистика просмотров и обратная связь</w:t>
       </w:r>
     </w:p>
     <w:p>
@@ -5448,7 +5478,7 @@
           <w:sz w:val="18"/>
           <w:szCs w:val="18"/>
         </w:rPr>
-        <w:t xml:space="preserve">— найти, какие открытые данные уже есть по району, — чтобы не измерять то, что измерено</w:t>
+        <w:t xml:space="preserve">— договориться с одним сотрудником и снять один ролик — станет ясно, сколько это стоит по времени</w:t>
       </w:r>
     </w:p>
     <w:p>
@@ -5473,7 +5503,7 @@
           <w:sz w:val="18"/>
           <w:szCs w:val="18"/>
         </w:rPr>
-        <w:t xml:space="preserve">— датчики PM2.5, микроконтроллеры с Wi-Fi, корпуса для улицы, согласование мест установки</w:t>
+        <w:t xml:space="preserve">— смартфон с приличной камерой, петличный микрофон, свет, согласие сотрудников и заведующего, простой видеоредактор</w:t>
       </w:r>
     </w:p>
     <w:p>
@@ -5498,7 +5528,7 @@
           <w:sz w:val="18"/>
           <w:szCs w:val="18"/>
         </w:rPr>
-        <w:t xml:space="preserve">— бытовые датчики пыли врут без калибровки; сверка с эталонным источником обязательна, иначе данные бесполезны</w:t>
+        <w:t xml:space="preserve">— снимают красиво и получают рекламный ролик, из которого непонятно, что прибор делает; содержание важнее картинки</w:t>
       </w:r>
     </w:p>
     <w:p>
@@ -5523,7 +5553,7 @@
           <w:sz w:val="18"/>
           <w:szCs w:val="18"/>
         </w:rPr>
-        <w:t xml:space="preserve">— гражданская наука и открытые данные; выход на городские экологические программы</w:t>
+        <w:t xml:space="preserve">— материал для приёмной кампании и дня открытых дверей</w:t>
       </w:r>
     </w:p>
     <w:p>
@@ -6117,7 +6147,7 @@
           <w:sz w:val="18"/>
           <w:szCs w:val="18"/>
         </w:rPr>
-        <w:t xml:space="preserve">— запускают широко и выдыхаются; три темы и один день в неделю лучше, чем всё и сразу</w:t>
+        <w:t xml:space="preserve">— запускают широко и выдыхаются к ноябрю; три темы и один день в неделю лучше, чем всё и сразу</w:t>
       </w:r>
     </w:p>
     <w:p>
@@ -6736,7 +6766,7 @@
           <w:sz w:val="18"/>
           <w:szCs w:val="18"/>
         </w:rPr>
-        <w:t xml:space="preserve">— аудит делается «по нормативу» без живого человека; норматив соблюдён, а пройти нельзя</w:t>
+        <w:t xml:space="preserve">— аудит делается по нормативу без живого человека: норматив соблюдён, а пройти нельзя</w:t>
       </w:r>
     </w:p>
     <w:p>
@@ -7255,7 +7285,7 @@
           <w:sz w:val="18"/>
           <w:szCs w:val="18"/>
         </w:rPr>
-        <w:t xml:space="preserve">— лаборатории кафедры школьники не видят, а абитуриент выбирает вуз по сайту; сильные ребята уходят туда, где им показали</w:t>
+        <w:t xml:space="preserve">— лаборатории кафедры школьники не видят, а решение о поступлении принимается за год до подачи документов</w:t>
       </w:r>
     </w:p>
     <w:p>
@@ -7280,7 +7310,7 @@
           <w:sz w:val="18"/>
           <w:szCs w:val="18"/>
         </w:rPr>
-        <w:t xml:space="preserve">— проведённое мероприятие: маршрут по 4 лабораториям, демонстрации, раздаточные материалы, не менее 30 участников, собранная обратная связь и регламент для повторения</w:t>
+        <w:t xml:space="preserve">— проведённое мероприятие: маршрут по 4 точкам (ТГц-спектрометр, вакуумная камера, 3D-принтер, оптический стол), демонстрации, раздаточные материалы, не менее 30 участников, обратная связь и регламент для повторения</w:t>
       </w:r>
     </w:p>
     <w:p>
@@ -7305,7 +7335,7 @@
           <w:sz w:val="18"/>
           <w:szCs w:val="18"/>
         </w:rPr>
-        <w:t xml:space="preserve">— обойти четыре лаборатории и договориться с каждым руководителем лично — это самая долгая часть</w:t>
+        <w:t xml:space="preserve">— обойти лаборатории и договориться с каждым руководителем лично — это самая долгая часть проекта</w:t>
       </w:r>
     </w:p>
     <w:p>
@@ -7330,7 +7360,7 @@
           <w:sz w:val="18"/>
           <w:szCs w:val="18"/>
         </w:rPr>
-        <w:t xml:space="preserve">— согласование с кафедрой и институтом, демонстрационное оборудование, маршрутные листы, канал связи со школами</w:t>
+        <w:t xml:space="preserve">— согласование с кафедрой и оптической лабораторией, демонстрации, маршрутные листы, канал связи со школами</w:t>
       </w:r>
     </w:p>
     <w:p>

--- a/shared/Karty_tem_proektov.docx
+++ b/shared/Karty_tem_proektov.docx
@@ -224,7 +224,7 @@
           <w:sz w:val="18"/>
           <w:szCs w:val="18"/>
         </w:rPr>
-        <w:t xml:space="preserve">Технические темы опираются на реальный парк приборов: ТГц-спектрометр (time-domain), спектрофотометр, вакуумная камера для напыления покрытий, 3D-принтер, терагерцовая оптика и фильтры «Тидекс». Доступ к приборам — по согласованию с преподавателем и оптической лабораторией: время на спектрометре планируйте заранее, это дефицитный ресурс.</w:t>
+        <w:t xml:space="preserve">Технические темы опираются на реальный парк приборов: ТГц-спектрометр (time-domain), ИК-спектрофотометр, вакуумная камера для напыления покрытий, 3D-принтер, терагерцовая оптика «Тидекс» (линзы, фильтры, поляризаторы, детекторы Голея). Доступ к приборам — по согласованию с преподавателем и оптической лабораторией: время на ТГц-спектрометре планируйте заранее, это дефицитный ресурс. Точный диапазон ИК-спектрофотометра и наличие приставок уточняйте у преподавателя до того, как впишете метод в план.</w:t>
       </w:r>
     </w:p>
     <w:p>
@@ -476,7 +476,7 @@
           <w:sz w:val="18"/>
           <w:szCs w:val="18"/>
         </w:rPr>
-        <w:t xml:space="preserve">— готовые ТГц-элементы («Тидекс») дороги и выпускаются под фиксированные параметры — элемент под конкретный студенческий эксперимент так просто не закажешь</w:t>
+        <w:t xml:space="preserve">— готовые ТГц-элементы «Тидекс» (линзы, линзы Френеля, дифракционные решётки) выпускаются под фиксированные параметры и стоят дорого — элемент под конкретный студенческий эксперимент так просто не закажешь</w:t>
       </w:r>
     </w:p>
     <w:p>
@@ -501,7 +501,7 @@
           <w:sz w:val="18"/>
           <w:szCs w:val="18"/>
         </w:rPr>
-        <w:t xml:space="preserve">— напечатанная линза (или аксикон) с расчётным фокусом, измеренное на ТГц-ТДС пропускание и фокальное пятно, сравнение с промышленным элементом, протокол с погрешностями</w:t>
+        <w:t xml:space="preserve">— напечатанная линза Френеля с расчётным фокусом, измеренное на ТГц-ТДС пропускание и фокальное пятно, прямое сравнение с промышленной линзой «Тидекс», протокол с погрешностями</w:t>
       </w:r>
     </w:p>
     <w:p>
@@ -551,7 +551,7 @@
           <w:sz w:val="18"/>
           <w:szCs w:val="18"/>
         </w:rPr>
-        <w:t xml:space="preserve">— 3D-принтер, филамент, ТГц-ТДС-спектрометр, ТГц-оптика «Тидекс» как эталон сравнения, время на спектрометре по согласованию, консультация оптической лаборатории</w:t>
+        <w:t xml:space="preserve">— 3D-принтер, филамент, ТГц-ТДС-спектрометр, промышленная ТГц-линза «Тидекс» как эталон сравнения, время на спектрометре по согласованию, консультация оптической лаборатории</w:t>
       </w:r>
     </w:p>
     <w:p>
@@ -576,7 +576,7 @@
           <w:sz w:val="18"/>
           <w:szCs w:val="18"/>
         </w:rPr>
-        <w:t xml:space="preserve">— печатают безупречную по геометрии линзу из материала, непрозрачного в ТГц; порядок обратный — сначала материал, потом форма</w:t>
+        <w:t xml:space="preserve">— печатают безупречную по геометрии линзу из материала, непрозрачного в ТГц; порядок обратный — сначала материал (тема А2), потом форма. Второе место — шаг печати сопоставим с длиной волны, и профиль Френеля «размывается»</w:t>
       </w:r>
     </w:p>
     <w:p>
@@ -1095,7 +1095,7 @@
           <w:sz w:val="18"/>
           <w:szCs w:val="18"/>
         </w:rPr>
-        <w:t xml:space="preserve">— какие материалы для 3D-печати пропускают ТГц-излучение, в лаборатории точно не известно — каждый раз выясняется заново и на глаз</w:t>
+        <w:t xml:space="preserve">— промышленная ТГц-оптика делается из TPX (n≈1,46), полиэтилена (n≈1,5) и COC (n≈1,53), а что из доступных филаментов к ним близко — в лаборатории не известно и выясняется каждый раз заново</w:t>
       </w:r>
     </w:p>
     <w:p>
@@ -1120,7 +1120,7 @@
           <w:sz w:val="18"/>
           <w:szCs w:val="18"/>
         </w:rPr>
-        <w:t xml:space="preserve">— спектры пропускания и показатель преломления для 5–7 доступных филаментов, единая методика подготовки образцов, таблица-справочник с выводом, что годится для ТГц-оптики</w:t>
+        <w:t xml:space="preserve">— спектры пропускания и показатель преломления 5–7 доступных филаментов (PLA, PETG, ABS, TPU, нейлон, полипропилен), единая методика подготовки образцов, таблица-справочник со сравнением с паспортными данными TPX, PE и COC</w:t>
       </w:r>
     </w:p>
     <w:p>
@@ -1170,7 +1170,7 @@
           <w:sz w:val="18"/>
           <w:szCs w:val="18"/>
         </w:rPr>
-        <w:t xml:space="preserve">— 3D-принтер, набор филаментов, ТГц-ТДС-спектрометр, микрометр или штангенциркуль</w:t>
+        <w:t xml:space="preserve">— 3D-принтер, набор филаментов, ТГц-ТДС-спектрометр, микрометр; справочные данные «Тидекс» по ТГц-материалам для сравнения</w:t>
       </w:r>
     </w:p>
     <w:p>
@@ -1739,7 +1739,7 @@
           <w:sz w:val="18"/>
           <w:szCs w:val="18"/>
         </w:rPr>
-        <w:t xml:space="preserve">— серия из 6–8 образцов с разным временем напыления, спектры пропускания на спектрофотометре, градуировочная кривая «время → пропускание (толщина)», однолистовая инструкция на стену у камеры</w:t>
+        <w:t xml:space="preserve">— серия из 6–8 образцов с разным временем напыления, ИК-спектры пропускания, градуировочная кривая «время напыления → пропускание», для прозрачных плёнок — толщина по интерференционным полосам; однолистовая инструкция на стену у камеры</w:t>
       </w:r>
     </w:p>
     <w:p>
@@ -1789,7 +1789,7 @@
           <w:sz w:val="18"/>
           <w:szCs w:val="18"/>
         </w:rPr>
-        <w:t xml:space="preserve">— вакуумная камера для напыления, подложки, материал для напыления, спектрофотометр, согласование по технике безопасности</w:t>
+        <w:t xml:space="preserve">— вакуумная камера для напыления, подложки, прозрачные в ИК, материал для напыления, ИК-спектрофотометр, согласование по технике безопасности</w:t>
       </w:r>
     </w:p>
     <w:p>
@@ -2176,7 +2176,7 @@
           <w:sz w:val="28"/>
           <w:szCs w:val="28"/>
         </w:rPr>
-        <w:t xml:space="preserve">Ширина запрещённой зоны плёнок: метод Тауца</w:t>
+        <w:t xml:space="preserve">ИК-паспорт материалов: своя библиотека спектров</w:t>
       </w:r>
     </w:p>
     <w:tbl>
@@ -2333,7 +2333,7 @@
           <w:sz w:val="18"/>
           <w:szCs w:val="18"/>
         </w:rPr>
-        <w:t xml:space="preserve">— оптические свойства напылённых в лаборатории плёнок не паспортизованы, хотя именно они определяют, годится ли материал для задачи</w:t>
+        <w:t xml:space="preserve">— определить, из чего сделан образец или упаковка, в лаборатории можно только по этикетке; собственной библиотеки ИК-спектров, с которой можно сверить неизвестный материал, нет</w:t>
       </w:r>
     </w:p>
     <w:p>
@@ -2358,7 +2358,7 @@
           <w:sz w:val="18"/>
           <w:szCs w:val="18"/>
         </w:rPr>
-        <w:t xml:space="preserve">— спектры поглощения трёх образцов, построение Тауца, определённая ширина запрещённой зоны с оценкой погрешности, сравнение со справочными значениями</w:t>
+        <w:t xml:space="preserve">— библиотека ИК-спектров 10–12 материалов (филаменты, упаковочные плёнки, подложки) с описанием характеристических полос, методика снятия спектра и процедура опознания; слепая проверка на 3 образцах, которые команда не знает заранее</w:t>
       </w:r>
     </w:p>
     <w:p>
@@ -2383,7 +2383,7 @@
           <w:sz w:val="18"/>
           <w:szCs w:val="18"/>
         </w:rPr>
-        <w:t xml:space="preserve">— снять спектр одного заведомо известного материала и сойтись со справочником — это проверка не образца, а вашей методики</w:t>
+        <w:t xml:space="preserve">— снять спектр заведомо известного полимера и найти его характеристические полосы в справочнике — это проверка вашей методики, а не образца</w:t>
       </w:r>
     </w:p>
     <w:p>
@@ -2408,7 +2408,7 @@
           <w:sz w:val="18"/>
           <w:szCs w:val="18"/>
         </w:rPr>
-        <w:t xml:space="preserve">— спектрофотометр, образцы (свои после темы А3 или готовые), Python или Origin для обработки</w:t>
+        <w:t xml:space="preserve">— ИК-спектрофотометр, набор материалов, Python или Origin для обработки, справочные таблицы характеристических полос</w:t>
       </w:r>
     </w:p>
     <w:p>
@@ -2433,7 +2433,7 @@
           <w:sz w:val="18"/>
           <w:szCs w:val="18"/>
         </w:rPr>
-        <w:t xml:space="preserve">— границу линейного участка на графике Тауца выбирают на глаз, и результат плывёт на десятые доли эВ; критерий выбора фиксируется и обосновывается</w:t>
+        <w:t xml:space="preserve">— спектры снимают при разной подготовке образца — толщина и прижим меняют картину; процедура фиксируется до начала серии, иначе библиотека несравнима сама с собой</w:t>
       </w:r>
     </w:p>
     <w:p>
@@ -2458,7 +2458,7 @@
           <w:sz w:val="18"/>
           <w:szCs w:val="18"/>
         </w:rPr>
-        <w:t xml:space="preserve">— стандартная методика материаловедения — прямая дорога в диплом и в статью</w:t>
+        <w:t xml:space="preserve">— рабочий инструмент лаборатории; смыкается с темами А2 и А5 — вместе получается полный оптический паспорт материала от ИК до ТГц</w:t>
       </w:r>
     </w:p>
     <w:p>
@@ -3027,7 +3027,7 @@
           <w:sz w:val="18"/>
           <w:szCs w:val="18"/>
         </w:rPr>
-        <w:t xml:space="preserve">— ТГц-ТДС-спектрометр, набор образцов и упаковок, ТГц-фильтры и оптика «Тидекс», консультация оптической лаборатории</w:t>
+        <w:t xml:space="preserve">— ТГц-ТДС-спектрометр, набор образцов и упаковок, полосовые резонансные фильтры и проволочные поляризаторы «Тидекс», консультация оптической лаборатории</w:t>
       </w:r>
     </w:p>
     <w:p>

--- a/shared/Karty_tem_proektov.docx
+++ b/shared/Karty_tem_proektov.docx
@@ -64,7 +64,7 @@
           <w:sz w:val="19"/>
           <w:szCs w:val="19"/>
         </w:rPr>
-        <w:t xml:space="preserve">12 тем на выбор: 6 технических (Вектор А) и 6 социальных (Вектор Б). Одна тема — один лист.</w:t>
+        <w:t xml:space="preserve">13 тем на выбор: 6 технических (Вектор А) и 7 социальных (Вектор Б). Одна тема — один лист.</w:t>
       </w:r>
     </w:p>
     <w:p>
@@ -7411,6 +7411,625 @@
           <w:szCs w:val="18"/>
         </w:rPr>
         <w:t xml:space="preserve">— ежегодный формат кафедры; опыт организации, который засчитывается в любом резюме</w:t>
+      </w:r>
+    </w:p>
+    <w:p>
+      <w:pPr>
+        <w:pBdr>
+          <w:bottom w:val="single" w:color="CBD5E1" w:sz="8" w:space="2"/>
+        </w:pBdr>
+        <w:spacing w:after="60" w:before="60"/>
+      </w:pPr>
+      <w:r>
+        <w:rPr>
+          <w:rFonts w:ascii="Arial" w:cs="Arial" w:eastAsia="Arial" w:hAnsi="Arial"/>
+          <w:sz w:val="2"/>
+          <w:szCs w:val="2"/>
+        </w:rPr>
+        <w:t xml:space="preserve"/>
+      </w:r>
+    </w:p>
+    <w:p>
+      <w:pPr>
+        <w:spacing w:after="40" w:before="60" w:line="250"/>
+      </w:pPr>
+      <w:r>
+        <w:rPr>
+          <w:rFonts w:ascii="Arial" w:cs="Arial" w:eastAsia="Arial" w:hAnsi="Arial"/>
+          <w:b/>
+          <w:bCs/>
+          <w:color w:val="005AAA"/>
+          <w:sz w:val="16"/>
+          <w:szCs w:val="16"/>
+        </w:rPr>
+        <w:t xml:space="preserve">Пометки команды</w:t>
+      </w:r>
+    </w:p>
+    <w:tbl>
+      <w:tblPr>
+        <w:tblW w:type="pct" w:w="100%"/>
+        <w:tblBorders>
+          <w:top w:val="none" w:color="FFFFFF" w:sz="0"/>
+          <w:left w:val="none" w:color="FFFFFF" w:sz="0"/>
+          <w:bottom w:val="none" w:color="FFFFFF" w:sz="0"/>
+          <w:right w:val="none" w:color="FFFFFF" w:sz="0"/>
+          <w:insideH w:val="none" w:color="FFFFFF" w:sz="0"/>
+          <w:insideV w:val="none" w:color="FFFFFF" w:sz="0"/>
+        </w:tblBorders>
+      </w:tblPr>
+      <w:tblGrid>
+        <w:gridCol w:w="100"/>
+      </w:tblGrid>
+      <w:tr>
+        <w:trPr>
+          <w:trHeight w:val="400" w:hRule="atLeast"/>
+        </w:trPr>
+        <w:tc>
+          <w:tcPr>
+            <w:tcBorders>
+              <w:top w:val="none" w:color="FFFFFF" w:sz="0"/>
+              <w:left w:val="none" w:color="FFFFFF" w:sz="0"/>
+              <w:bottom w:val="single" w:color="CBD5E1" w:sz="4"/>
+              <w:right w:val="none" w:color="FFFFFF" w:sz="0"/>
+            </w:tcBorders>
+            <w:tcMar>
+              <w:top w:type="dxa" w:w="0"/>
+              <w:left w:type="dxa" w:w="0"/>
+              <w:bottom w:type="dxa" w:w="0"/>
+              <w:right w:type="dxa" w:w="0"/>
+            </w:tcMar>
+          </w:tcPr>
+          <w:p>
+            <w:pPr>
+              <w:spacing w:after="0"/>
+            </w:pPr>
+            <w:r>
+              <w:rPr>
+                <w:rFonts w:ascii="Arial" w:cs="Arial" w:eastAsia="Arial" w:hAnsi="Arial"/>
+                <w:sz w:val="18"/>
+                <w:szCs w:val="18"/>
+              </w:rPr>
+              <w:t xml:space="preserve"/>
+            </w:r>
+          </w:p>
+        </w:tc>
+      </w:tr>
+      <w:tr>
+        <w:trPr>
+          <w:trHeight w:val="400" w:hRule="atLeast"/>
+        </w:trPr>
+        <w:tc>
+          <w:tcPr>
+            <w:tcBorders>
+              <w:top w:val="none" w:color="FFFFFF" w:sz="0"/>
+              <w:left w:val="none" w:color="FFFFFF" w:sz="0"/>
+              <w:bottom w:val="single" w:color="CBD5E1" w:sz="4"/>
+              <w:right w:val="none" w:color="FFFFFF" w:sz="0"/>
+            </w:tcBorders>
+            <w:tcMar>
+              <w:top w:type="dxa" w:w="0"/>
+              <w:left w:type="dxa" w:w="0"/>
+              <w:bottom w:type="dxa" w:w="0"/>
+              <w:right w:type="dxa" w:w="0"/>
+            </w:tcMar>
+          </w:tcPr>
+          <w:p>
+            <w:pPr>
+              <w:spacing w:after="0"/>
+            </w:pPr>
+            <w:r>
+              <w:rPr>
+                <w:rFonts w:ascii="Arial" w:cs="Arial" w:eastAsia="Arial" w:hAnsi="Arial"/>
+                <w:sz w:val="18"/>
+                <w:szCs w:val="18"/>
+              </w:rPr>
+              <w:t xml:space="preserve"/>
+            </w:r>
+          </w:p>
+        </w:tc>
+      </w:tr>
+      <w:tr>
+        <w:trPr>
+          <w:trHeight w:val="400" w:hRule="atLeast"/>
+        </w:trPr>
+        <w:tc>
+          <w:tcPr>
+            <w:tcBorders>
+              <w:top w:val="none" w:color="FFFFFF" w:sz="0"/>
+              <w:left w:val="none" w:color="FFFFFF" w:sz="0"/>
+              <w:bottom w:val="single" w:color="CBD5E1" w:sz="4"/>
+              <w:right w:val="none" w:color="FFFFFF" w:sz="0"/>
+            </w:tcBorders>
+            <w:tcMar>
+              <w:top w:type="dxa" w:w="0"/>
+              <w:left w:type="dxa" w:w="0"/>
+              <w:bottom w:type="dxa" w:w="0"/>
+              <w:right w:type="dxa" w:w="0"/>
+            </w:tcMar>
+          </w:tcPr>
+          <w:p>
+            <w:pPr>
+              <w:spacing w:after="0"/>
+            </w:pPr>
+            <w:r>
+              <w:rPr>
+                <w:rFonts w:ascii="Arial" w:cs="Arial" w:eastAsia="Arial" w:hAnsi="Arial"/>
+                <w:sz w:val="18"/>
+                <w:szCs w:val="18"/>
+              </w:rPr>
+              <w:t xml:space="preserve"/>
+            </w:r>
+          </w:p>
+        </w:tc>
+      </w:tr>
+      <w:tr>
+        <w:trPr>
+          <w:trHeight w:val="400" w:hRule="atLeast"/>
+        </w:trPr>
+        <w:tc>
+          <w:tcPr>
+            <w:tcBorders>
+              <w:top w:val="none" w:color="FFFFFF" w:sz="0"/>
+              <w:left w:val="none" w:color="FFFFFF" w:sz="0"/>
+              <w:bottom w:val="single" w:color="CBD5E1" w:sz="4"/>
+              <w:right w:val="none" w:color="FFFFFF" w:sz="0"/>
+            </w:tcBorders>
+            <w:tcMar>
+              <w:top w:type="dxa" w:w="0"/>
+              <w:left w:type="dxa" w:w="0"/>
+              <w:bottom w:type="dxa" w:w="0"/>
+              <w:right w:type="dxa" w:w="0"/>
+            </w:tcMar>
+          </w:tcPr>
+          <w:p>
+            <w:pPr>
+              <w:spacing w:after="0"/>
+            </w:pPr>
+            <w:r>
+              <w:rPr>
+                <w:rFonts w:ascii="Arial" w:cs="Arial" w:eastAsia="Arial" w:hAnsi="Arial"/>
+                <w:sz w:val="18"/>
+                <w:szCs w:val="18"/>
+              </w:rPr>
+              <w:t xml:space="preserve"/>
+            </w:r>
+          </w:p>
+        </w:tc>
+      </w:tr>
+      <w:tr>
+        <w:trPr>
+          <w:trHeight w:val="400" w:hRule="atLeast"/>
+        </w:trPr>
+        <w:tc>
+          <w:tcPr>
+            <w:tcBorders>
+              <w:top w:val="none" w:color="FFFFFF" w:sz="0"/>
+              <w:left w:val="none" w:color="FFFFFF" w:sz="0"/>
+              <w:bottom w:val="single" w:color="CBD5E1" w:sz="4"/>
+              <w:right w:val="none" w:color="FFFFFF" w:sz="0"/>
+            </w:tcBorders>
+            <w:tcMar>
+              <w:top w:type="dxa" w:w="0"/>
+              <w:left w:type="dxa" w:w="0"/>
+              <w:bottom w:type="dxa" w:w="0"/>
+              <w:right w:type="dxa" w:w="0"/>
+            </w:tcMar>
+          </w:tcPr>
+          <w:p>
+            <w:pPr>
+              <w:spacing w:after="0"/>
+            </w:pPr>
+            <w:r>
+              <w:rPr>
+                <w:rFonts w:ascii="Arial" w:cs="Arial" w:eastAsia="Arial" w:hAnsi="Arial"/>
+                <w:sz w:val="18"/>
+                <w:szCs w:val="18"/>
+              </w:rPr>
+              <w:t xml:space="preserve"/>
+            </w:r>
+          </w:p>
+        </w:tc>
+      </w:tr>
+      <w:tr>
+        <w:trPr>
+          <w:trHeight w:val="400" w:hRule="atLeast"/>
+        </w:trPr>
+        <w:tc>
+          <w:tcPr>
+            <w:tcBorders>
+              <w:top w:val="none" w:color="FFFFFF" w:sz="0"/>
+              <w:left w:val="none" w:color="FFFFFF" w:sz="0"/>
+              <w:bottom w:val="single" w:color="CBD5E1" w:sz="4"/>
+              <w:right w:val="none" w:color="FFFFFF" w:sz="0"/>
+            </w:tcBorders>
+            <w:tcMar>
+              <w:top w:type="dxa" w:w="0"/>
+              <w:left w:type="dxa" w:w="0"/>
+              <w:bottom w:type="dxa" w:w="0"/>
+              <w:right w:type="dxa" w:w="0"/>
+            </w:tcMar>
+          </w:tcPr>
+          <w:p>
+            <w:pPr>
+              <w:spacing w:after="0"/>
+            </w:pPr>
+            <w:r>
+              <w:rPr>
+                <w:rFonts w:ascii="Arial" w:cs="Arial" w:eastAsia="Arial" w:hAnsi="Arial"/>
+                <w:sz w:val="18"/>
+                <w:szCs w:val="18"/>
+              </w:rPr>
+              <w:t xml:space="preserve"/>
+            </w:r>
+          </w:p>
+        </w:tc>
+      </w:tr>
+      <w:tr>
+        <w:trPr>
+          <w:trHeight w:val="400" w:hRule="atLeast"/>
+        </w:trPr>
+        <w:tc>
+          <w:tcPr>
+            <w:tcBorders>
+              <w:top w:val="none" w:color="FFFFFF" w:sz="0"/>
+              <w:left w:val="none" w:color="FFFFFF" w:sz="0"/>
+              <w:bottom w:val="single" w:color="CBD5E1" w:sz="4"/>
+              <w:right w:val="none" w:color="FFFFFF" w:sz="0"/>
+            </w:tcBorders>
+            <w:tcMar>
+              <w:top w:type="dxa" w:w="0"/>
+              <w:left w:type="dxa" w:w="0"/>
+              <w:bottom w:type="dxa" w:w="0"/>
+              <w:right w:type="dxa" w:w="0"/>
+            </w:tcMar>
+          </w:tcPr>
+          <w:p>
+            <w:pPr>
+              <w:spacing w:after="0"/>
+            </w:pPr>
+            <w:r>
+              <w:rPr>
+                <w:rFonts w:ascii="Arial" w:cs="Arial" w:eastAsia="Arial" w:hAnsi="Arial"/>
+                <w:sz w:val="18"/>
+                <w:szCs w:val="18"/>
+              </w:rPr>
+              <w:t xml:space="preserve"/>
+            </w:r>
+          </w:p>
+        </w:tc>
+      </w:tr>
+    </w:tbl>
+    <w:p>
+      <w:pPr>
+        <w:spacing w:after="0" w:before="120" w:line="250"/>
+      </w:pPr>
+      <w:r>
+        <w:rPr>
+          <w:rFonts w:ascii="Arial" w:cs="Arial" w:eastAsia="Arial" w:hAnsi="Arial"/>
+          <w:color w:val="64748B"/>
+          <w:sz w:val="16"/>
+          <w:szCs w:val="16"/>
+        </w:rPr>
+        <w:t xml:space="preserve">Команда: ______________________________   Дата выбора: ____________</w:t>
+      </w:r>
+    </w:p>
+    <w:p>
+      <w:r>
+        <w:br w:type="page"/>
+      </w:r>
+    </w:p>
+    <w:p>
+      <w:pPr>
+        <w:spacing w:after="20" w:before="0" w:line="250"/>
+      </w:pPr>
+      <w:r>
+        <w:rPr>
+          <w:rFonts w:ascii="Arial" w:cs="Arial" w:eastAsia="Arial" w:hAnsi="Arial"/>
+          <w:b/>
+          <w:bCs/>
+          <w:color w:val="64748B"/>
+          <w:sz w:val="16"/>
+          <w:szCs w:val="16"/>
+        </w:rPr>
+        <w:t xml:space="preserve">Б7</w:t>
+      </w:r>
+    </w:p>
+    <w:p>
+      <w:pPr>
+        <w:spacing w:after="80"/>
+      </w:pPr>
+      <w:r>
+        <w:rPr>
+          <w:rFonts w:ascii="Arial" w:cs="Arial" w:eastAsia="Arial" w:hAnsi="Arial"/>
+          <w:b/>
+          <w:bCs/>
+          <w:color w:val="005AAA"/>
+          <w:sz w:val="28"/>
+          <w:szCs w:val="28"/>
+        </w:rPr>
+        <w:t xml:space="preserve">Годится ли ИИ-класс для курса физики ГУАП</w:t>
+      </w:r>
+    </w:p>
+    <w:tbl>
+      <w:tblPr>
+        <w:tblW w:type="pct" w:w="100%"/>
+        <w:tblBorders>
+          <w:top w:val="none" w:color="FFFFFF" w:sz="0"/>
+          <w:left w:val="none" w:color="FFFFFF" w:sz="0"/>
+          <w:bottom w:val="none" w:color="FFFFFF" w:sz="0"/>
+          <w:right w:val="none" w:color="FFFFFF" w:sz="0"/>
+          <w:insideH w:val="none" w:color="FFFFFF" w:sz="0"/>
+          <w:insideV w:val="none" w:color="FFFFFF" w:sz="0"/>
+        </w:tblBorders>
+      </w:tblPr>
+      <w:tblGrid>
+        <w:gridCol w:w="100"/>
+        <w:gridCol w:w="100"/>
+        <w:gridCol w:w="100"/>
+      </w:tblGrid>
+      <w:tr>
+        <w:tc>
+          <w:tcPr>
+            <w:tcW w:type="pct" w:w="34%"/>
+            <w:tcBorders>
+              <w:top w:val="none" w:color="FFFFFF" w:sz="0"/>
+              <w:left w:val="none" w:color="FFFFFF" w:sz="0"/>
+              <w:bottom w:val="none" w:color="FFFFFF" w:sz="0"/>
+              <w:right w:val="none" w:color="FFFFFF" w:sz="0"/>
+            </w:tcBorders>
+            <w:shd w:fill="FEF6F8" w:val="clear"/>
+            <w:tcMar>
+              <w:top w:type="dxa" w:w="60"/>
+              <w:left w:type="dxa" w:w="100"/>
+              <w:bottom w:type="dxa" w:w="60"/>
+              <w:right w:type="dxa" w:w="100"/>
+            </w:tcMar>
+          </w:tcPr>
+          <w:p>
+            <w:pPr>
+              <w:spacing w:after="0" w:before="0" w:line="250"/>
+            </w:pPr>
+            <w:r>
+              <w:rPr>
+                <w:rFonts w:ascii="Arial" w:cs="Arial" w:eastAsia="Arial" w:hAnsi="Arial"/>
+                <w:b/>
+                <w:bCs/>
+                <w:color w:val="E70F47"/>
+                <w:sz w:val="16"/>
+                <w:szCs w:val="16"/>
+              </w:rPr>
+              <w:t xml:space="preserve">Вектор Б · социальный</w:t>
+            </w:r>
+          </w:p>
+        </w:tc>
+        <w:tc>
+          <w:tcPr>
+            <w:tcW w:type="pct" w:w="33%"/>
+            <w:tcBorders>
+              <w:top w:val="none" w:color="FFFFFF" w:sz="0"/>
+              <w:left w:val="none" w:color="FFFFFF" w:sz="0"/>
+              <w:bottom w:val="none" w:color="FFFFFF" w:sz="0"/>
+              <w:right w:val="none" w:color="FFFFFF" w:sz="0"/>
+            </w:tcBorders>
+            <w:tcMar>
+              <w:top w:type="dxa" w:w="60"/>
+              <w:left w:type="dxa" w:w="100"/>
+              <w:bottom w:type="dxa" w:w="60"/>
+              <w:right w:type="dxa" w:w="100"/>
+            </w:tcMar>
+          </w:tcPr>
+          <w:p>
+            <w:pPr>
+              <w:spacing w:after="0" w:before="0" w:line="250"/>
+            </w:pPr>
+            <w:r>
+              <w:rPr>
+                <w:rFonts w:ascii="Arial" w:cs="Arial" w:eastAsia="Arial" w:hAnsi="Arial"/>
+                <w:color w:val="64748B"/>
+                <w:sz w:val="16"/>
+                <w:szCs w:val="16"/>
+              </w:rPr>
+              <w:t xml:space="preserve">Кому: 2 курс</w:t>
+            </w:r>
+          </w:p>
+        </w:tc>
+        <w:tc>
+          <w:tcPr>
+            <w:tcW w:type="pct" w:w="33%"/>
+            <w:tcBorders>
+              <w:top w:val="none" w:color="FFFFFF" w:sz="0"/>
+              <w:left w:val="none" w:color="FFFFFF" w:sz="0"/>
+              <w:bottom w:val="none" w:color="FFFFFF" w:sz="0"/>
+              <w:right w:val="none" w:color="FFFFFF" w:sz="0"/>
+            </w:tcBorders>
+            <w:tcMar>
+              <w:top w:type="dxa" w:w="60"/>
+              <w:left w:type="dxa" w:w="100"/>
+              <w:bottom w:type="dxa" w:w="60"/>
+              <w:right w:type="dxa" w:w="100"/>
+            </w:tcMar>
+          </w:tcPr>
+          <w:p>
+            <w:pPr>
+              <w:spacing w:after="0" w:before="0" w:line="250"/>
+            </w:pPr>
+            <w:r>
+              <w:rPr>
+                <w:rFonts w:ascii="Arial" w:cs="Arial" w:eastAsia="Arial" w:hAnsi="Arial"/>
+                <w:color w:val="64748B"/>
+                <w:sz w:val="16"/>
+                <w:szCs w:val="16"/>
+              </w:rPr>
+              <w:t xml:space="preserve">Сложность: ●●○</w:t>
+            </w:r>
+          </w:p>
+        </w:tc>
+      </w:tr>
+    </w:tbl>
+    <w:p>
+      <w:pPr>
+        <w:pBdr>
+          <w:bottom w:val="single" w:color="E70F47" w:sz="8" w:space="2"/>
+        </w:pBdr>
+        <w:spacing w:after="60" w:before="60"/>
+      </w:pPr>
+      <w:r>
+        <w:rPr>
+          <w:rFonts w:ascii="Arial" w:cs="Arial" w:eastAsia="Arial" w:hAnsi="Arial"/>
+          <w:sz w:val="2"/>
+          <w:szCs w:val="2"/>
+        </w:rPr>
+        <w:t xml:space="preserve"/>
+      </w:r>
+    </w:p>
+    <w:p>
+      <w:pPr>
+        <w:spacing w:after="0" w:before="100" w:line="250"/>
+      </w:pPr>
+      <w:r>
+        <w:rPr>
+          <w:rFonts w:ascii="Arial" w:cs="Arial" w:eastAsia="Arial" w:hAnsi="Arial"/>
+          <w:b/>
+          <w:bCs/>
+          <w:color w:val="005AAA"/>
+          <w:sz w:val="16"/>
+          <w:szCs w:val="16"/>
+        </w:rPr>
+        <w:t xml:space="preserve">ПРОБЛЕМА  </w:t>
+      </w:r>
+      <w:r>
+        <w:rPr>
+          <w:rFonts w:ascii="Arial" w:cs="Arial" w:eastAsia="Arial" w:hAnsi="Arial"/>
+          <w:color w:val="1E293B"/>
+          <w:sz w:val="18"/>
+          <w:szCs w:val="18"/>
+        </w:rPr>
+        <w:t xml:space="preserve">— генераторы учебных курсов на ИИ обещают «тему на входе — готовое занятие на выходе», но никто не проверял, выдерживает ли такой материал требования конкретной дисциплины ГУАП: индикаторы компетенций, точность формул, уровень первокурсника</w:t>
+      </w:r>
+    </w:p>
+    <w:p>
+      <w:pPr>
+        <w:spacing w:after="0" w:before="100" w:line="250"/>
+      </w:pPr>
+      <w:r>
+        <w:rPr>
+          <w:rFonts w:ascii="Arial" w:cs="Arial" w:eastAsia="Arial" w:hAnsi="Arial"/>
+          <w:b/>
+          <w:bCs/>
+          <w:color w:val="005AAA"/>
+          <w:sz w:val="16"/>
+          <w:szCs w:val="16"/>
+        </w:rPr>
+        <w:t xml:space="preserve">ЧТО СДАЁТЕ В ДЕКАБРЕ  </w:t>
+      </w:r>
+      <w:r>
+        <w:rPr>
+          <w:rFonts w:ascii="Arial" w:cs="Arial" w:eastAsia="Arial" w:hAnsi="Arial"/>
+          <w:color w:val="1E293B"/>
+          <w:sz w:val="18"/>
+          <w:szCs w:val="18"/>
+        </w:rPr>
+        <w:t xml:space="preserve">— развёрнутый экземпляр открытой платформы OpenMAIC (THU-MAIC, MIT), 3 сгенерированных занятия по темам, которые чаще всего заваливают на первой сессии, методика экспертной оценки материала по 5 критериям, разбор каждого занятия преподавателем и тест на группе из 10–15 первокурсников с замером результата</w:t>
+      </w:r>
+    </w:p>
+    <w:p>
+      <w:pPr>
+        <w:spacing w:after="0" w:before="100" w:line="250"/>
+      </w:pPr>
+      <w:r>
+        <w:rPr>
+          <w:rFonts w:ascii="Arial" w:cs="Arial" w:eastAsia="Arial" w:hAnsi="Arial"/>
+          <w:b/>
+          <w:bCs/>
+          <w:color w:val="005AAA"/>
+          <w:sz w:val="16"/>
+          <w:szCs w:val="16"/>
+        </w:rPr>
+        <w:t xml:space="preserve">ПЕРВЫЙ ШАГ  </w:t>
+      </w:r>
+      <w:r>
+        <w:rPr>
+          <w:rFonts w:ascii="Arial" w:cs="Arial" w:eastAsia="Arial" w:hAnsi="Arial"/>
+          <w:color w:val="1E293B"/>
+          <w:sz w:val="18"/>
+          <w:szCs w:val="18"/>
+        </w:rPr>
+        <w:t xml:space="preserve">— открыть публичное демо и сгенерировать одно занятие по знакомой теме — за полчаса станет ясно, о каком качестве вообще идёт речь</w:t>
+      </w:r>
+    </w:p>
+    <w:p>
+      <w:pPr>
+        <w:spacing w:after="0" w:before="100" w:line="250"/>
+      </w:pPr>
+      <w:r>
+        <w:rPr>
+          <w:rFonts w:ascii="Arial" w:cs="Arial" w:eastAsia="Arial" w:hAnsi="Arial"/>
+          <w:b/>
+          <w:bCs/>
+          <w:color w:val="005AAA"/>
+          <w:sz w:val="16"/>
+          <w:szCs w:val="16"/>
+        </w:rPr>
+        <w:t xml:space="preserve">ЧТО ПОНАДОБИТСЯ  </w:t>
+      </w:r>
+      <w:r>
+        <w:rPr>
+          <w:rFonts w:ascii="Arial" w:cs="Arial" w:eastAsia="Arial" w:hAnsi="Arial"/>
+          <w:color w:val="1E293B"/>
+          <w:sz w:val="18"/>
+          <w:szCs w:val="18"/>
+        </w:rPr>
+        <w:t xml:space="preserve">— Node 22 и pnpm, машина под развёртывание, доступ к LLM (локальная модель через Ollama либо оплаченный ключ — вопрос решить ДО старта), согласие преподавателя на экспертизу, группа первокурсников для теста</w:t>
+      </w:r>
+    </w:p>
+    <w:p>
+      <w:pPr>
+        <w:spacing w:after="0" w:before="100" w:line="250"/>
+      </w:pPr>
+      <w:r>
+        <w:rPr>
+          <w:rFonts w:ascii="Arial" w:cs="Arial" w:eastAsia="Arial" w:hAnsi="Arial"/>
+          <w:b/>
+          <w:bCs/>
+          <w:color w:val="005AAA"/>
+          <w:sz w:val="16"/>
+          <w:szCs w:val="16"/>
+        </w:rPr>
+        <w:t xml:space="preserve">ГДЕ ОБЫЧНО СПОТЫКАЮТСЯ  </w:t>
+      </w:r>
+      <w:r>
+        <w:rPr>
+          <w:rFonts w:ascii="Arial" w:cs="Arial" w:eastAsia="Arial" w:hAnsi="Arial"/>
+          <w:color w:val="1E293B"/>
+          <w:sz w:val="18"/>
+          <w:szCs w:val="18"/>
+        </w:rPr>
+        <w:t xml:space="preserve">— главная ловушка этой темы — подменить проект установкой чужой программы. «Мы развернули платформу» проваливает признак новизны и не защищается. Новизна здесь в другом: в методике оценки и в выводе, годится материал или нет. Развёртывание — средство, а не результат</w:t>
+      </w:r>
+    </w:p>
+    <w:p>
+      <w:pPr>
+        <w:spacing w:after="0" w:before="100" w:line="250"/>
+      </w:pPr>
+      <w:r>
+        <w:rPr>
+          <w:rFonts w:ascii="Arial" w:cs="Arial" w:eastAsia="Arial" w:hAnsi="Arial"/>
+          <w:b/>
+          <w:bCs/>
+          <w:color w:val="005AAA"/>
+          <w:sz w:val="16"/>
+          <w:szCs w:val="16"/>
+        </w:rPr>
+        <w:t xml:space="preserve">КУДА ЭТО РАСТЁТ  </w:t>
+      </w:r>
+      <w:r>
+        <w:rPr>
+          <w:rFonts w:ascii="Arial" w:cs="Arial" w:eastAsia="Arial" w:hAnsi="Arial"/>
+          <w:color w:val="1E293B"/>
+          <w:sz w:val="18"/>
+          <w:szCs w:val="18"/>
+        </w:rPr>
+        <w:t xml:space="preserve">— прямое попадание в индикаторы УК-1.У.1 и УК-1.У.3 РПД ОПД (работа с ИИ и оценка информации на достоверность); результат нужен кафедре независимо от знака вывода; смыкается с темой Б4 — проверенные материалы уходят в тьюторскую службу</w:t>
       </w:r>
     </w:p>
     <w:p>

--- a/shared/Karty_tem_proektov.docx
+++ b/shared/Karty_tem_proektov.docx
@@ -64,7 +64,7 @@
           <w:sz w:val="19"/>
           <w:szCs w:val="19"/>
         </w:rPr>
-        <w:t xml:space="preserve">13 тем на выбор: 6 технических (Вектор А) и 7 социальных (Вектор Б). Одна тема — один лист.</w:t>
+        <w:t xml:space="preserve">17 тем на выбор: 7 технических (Вектор А) и 10 социальных (Вектор Б). Одна тема — один лист.</w:t>
       </w:r>
     </w:p>
     <w:p>
@@ -225,6 +225,50 @@
           <w:szCs w:val="18"/>
         </w:rPr>
         <w:t xml:space="preserve">Технические темы опираются на реальный парк приборов: ТГц-спектрометр (time-domain), ИК-спектрофотометр, вакуумная камера для напыления покрытий, 3D-принтер, терагерцовая оптика «Тидекс» (линзы, фильтры, поляризаторы, детекторы Голея). Доступ к приборам — по согласованию с преподавателем и оптической лабораторией: время на ТГц-спектрометре планируйте заранее, это дефицитный ресурс. Точный диапазон ИК-спектрофотометра и наличие приставок уточняйте у преподавателя до того, как впишете метод в план.</w:t>
+      </w:r>
+    </w:p>
+    <w:p>
+      <w:pPr>
+        <w:spacing w:after="80" w:before="100" w:line="250"/>
+      </w:pPr>
+      <w:r>
+        <w:rPr>
+          <w:rFonts w:ascii="Arial" w:cs="Arial" w:eastAsia="Arial" w:hAnsi="Arial"/>
+          <w:b/>
+          <w:bCs/>
+          <w:color w:val="005AAA"/>
+          <w:sz w:val="24"/>
+          <w:szCs w:val="24"/>
+        </w:rPr>
+        <w:t xml:space="preserve">Темы с искусственным интеллектом</w:t>
+      </w:r>
+    </w:p>
+    <w:p>
+      <w:pPr>
+        <w:spacing w:after="80" w:before="0" w:line="250"/>
+      </w:pPr>
+      <w:r>
+        <w:rPr>
+          <w:rFonts w:ascii="Arial" w:cs="Arial" w:eastAsia="Arial" w:hAnsi="Arial"/>
+          <w:color w:val="1E293B"/>
+          <w:sz w:val="18"/>
+          <w:szCs w:val="18"/>
+        </w:rPr>
+        <w:t xml:space="preserve">Пять тем (А7, Б7, Б8, Б9, Б10) требуют доступа к языковой модели по платному ключу либо к локальной модели. Деньги нужны небольшие: при разумном объёме работы речь о единицах долларов за семестр, а не о сотнях — пакетный режим обработки стоит вдвое дешевле обычного, кэширование повторяющейся части запроса снижает цену ещё, и объём в токенах считается заранее, до первого платного запроса. Но решить, кто и чем платит, нужно ДО выбора темы, а не в ноябре.</w:t>
+      </w:r>
+    </w:p>
+    <w:p>
+      <w:pPr>
+        <w:spacing w:after="160" w:before="0" w:line="250"/>
+      </w:pPr>
+      <w:r>
+        <w:rPr>
+          <w:rFonts w:ascii="Arial" w:cs="Arial" w:eastAsia="Arial" w:hAnsi="Arial"/>
+          <w:color w:val="1E293B"/>
+          <w:sz w:val="18"/>
+          <w:szCs w:val="18"/>
+        </w:rPr>
+        <w:t xml:space="preserve">Общее у всех пяти: ценность проекта не в том, что вы применили ИИ, а в том, что вы измерили, где он ошибается. Работа, которая заканчивается словами «получилось хорошо» без числа, не защищается.</w:t>
       </w:r>
     </w:p>
     <w:p>
@@ -4017,7 +4061,7 @@
           <w:sz w:val="16"/>
           <w:szCs w:val="16"/>
         </w:rPr>
-        <w:t xml:space="preserve">Б1</w:t>
+        <w:t xml:space="preserve">А7</w:t>
       </w:r>
     </w:p>
     <w:p>
@@ -4033,7 +4077,7 @@
           <w:sz w:val="28"/>
           <w:szCs w:val="28"/>
         </w:rPr>
-        <w:t xml:space="preserve">Навигатор первокурсника ГУАП</w:t>
+        <w:t xml:space="preserve">Справочник ТГц-материалов, собранный машиной из статей</w:t>
       </w:r>
     </w:p>
     <w:tbl>
@@ -4063,7 +4107,7 @@
               <w:bottom w:val="none" w:color="FFFFFF" w:sz="0"/>
               <w:right w:val="none" w:color="FFFFFF" w:sz="0"/>
             </w:tcBorders>
-            <w:shd w:fill="FEF6F8" w:val="clear"/>
+            <w:shd w:fill="F8FAFC" w:val="clear"/>
             <w:tcMar>
               <w:top w:type="dxa" w:w="60"/>
               <w:left w:type="dxa" w:w="100"/>
@@ -4080,11 +4124,11 @@
                 <w:rFonts w:ascii="Arial" w:cs="Arial" w:eastAsia="Arial" w:hAnsi="Arial"/>
                 <w:b/>
                 <w:bCs/>
-                <w:color w:val="E70F47"/>
+                <w:color w:val="005AAA"/>
                 <w:sz w:val="16"/>
                 <w:szCs w:val="16"/>
               </w:rPr>
-              <w:t xml:space="preserve">Вектор Б · социальный</w:t>
+              <w:t xml:space="preserve">Вектор А · технический</w:t>
             </w:r>
           </w:p>
         </w:tc>
@@ -4115,7 +4159,7 @@
                 <w:sz w:val="16"/>
                 <w:szCs w:val="16"/>
               </w:rPr>
-              <w:t xml:space="preserve">Кому: 1 курс</w:t>
+              <w:t xml:space="preserve">Кому: 1–2 курс</w:t>
             </w:r>
           </w:p>
         </w:tc>
@@ -4146,7 +4190,7 @@
                 <w:sz w:val="16"/>
                 <w:szCs w:val="16"/>
               </w:rPr>
-              <w:t xml:space="preserve">Сложность: ●○○</w:t>
+              <w:t xml:space="preserve">Сложность: ●●○</w:t>
             </w:r>
           </w:p>
         </w:tc>
@@ -4190,7 +4234,7 @@
           <w:sz w:val="18"/>
           <w:szCs w:val="18"/>
         </w:rPr>
-        <w:t xml:space="preserve">— первые недели первокурсник тратит на поиск аудиторий, деканата и понимание, куда идти с каждым вопросом; официальные источники разрознены</w:t>
+        <w:t xml:space="preserve">— показатели преломления и коэффициенты поглощения материалов в ТГц разбросаны по сотням статей; собрать сводную таблицу вручную — недели работы, поэтому её ни у кого нет</w:t>
       </w:r>
     </w:p>
     <w:p>
@@ -4215,7 +4259,7 @@
           <w:sz w:val="18"/>
           <w:szCs w:val="18"/>
         </w:rPr>
-        <w:t xml:space="preserve">— работающий навигатор (бот или веб-приложение): корпуса и аудитории, расписание, «куда идти с вопросом», ответы на частые вопросы; протестирован не меньше чем на 20 первокурсниках с замером, стало ли быстрее</w:t>
+        <w:t xml:space="preserve">— конвейер извлечения данных из 30–40 статей открытого доступа, таблица «материал → n, поглощение, диапазон, источник», ручная сверка 100 записей и измеренная точность: доля верных, доля пропущенных, доля выдуманных значений</w:t>
       </w:r>
     </w:p>
     <w:p>
@@ -4240,7 +4284,7 @@
           <w:sz w:val="18"/>
           <w:szCs w:val="18"/>
         </w:rPr>
-        <w:t xml:space="preserve">— опросить 5 однокурсников: что искали дольше всего в первую неделю — это и есть ваше техзадание</w:t>
+        <w:t xml:space="preserve">— извлечь данные из трёх статей вручную — это эталон, с которым вы будете сравнивать машину</w:t>
       </w:r>
     </w:p>
     <w:p>
@@ -4265,7 +4309,7 @@
           <w:sz w:val="18"/>
           <w:szCs w:val="18"/>
         </w:rPr>
-        <w:t xml:space="preserve">— схемы корпусов, расписание, любой конструктор ботов или веб-стек, доступ к первокурсникам для теста</w:t>
+        <w:t xml:space="preserve">— доступ к LLM с оплатой по токенам, подборка статей открытого доступа, Python</w:t>
       </w:r>
     </w:p>
     <w:p>
@@ -4290,7 +4334,7 @@
           <w:sz w:val="18"/>
           <w:szCs w:val="18"/>
         </w:rPr>
-        <w:t xml:space="preserve">— делают красивый интерфейс вместо проверки на живых людях; без теста непонятно, решает ли он проблему</w:t>
+        <w:t xml:space="preserve">— верят полученной таблице на слово. Модель уверенно выдаёт числа, которых в статье нет, — без ручной сверки выборки результат недействителен. Научная часть здесь именно сверка, а не конвейер</w:t>
       </w:r>
     </w:p>
     <w:p>
@@ -4315,7 +4359,7 @@
           <w:sz w:val="18"/>
           <w:szCs w:val="18"/>
         </w:rPr>
-        <w:t xml:space="preserve">— передача студсовету или управлению по работе с молодёжью; продолжение — навигация для абитуриентов</w:t>
+        <w:t xml:space="preserve">— справочник нужен темам А1 и А2; методика переносится на любой обзор литературы, вплоть до дипломного</w:t>
       </w:r>
     </w:p>
     <w:p>
@@ -4636,7 +4680,7 @@
           <w:sz w:val="16"/>
           <w:szCs w:val="16"/>
         </w:rPr>
-        <w:t xml:space="preserve">Б2</w:t>
+        <w:t xml:space="preserve">Б1</w:t>
       </w:r>
     </w:p>
     <w:p>
@@ -4652,7 +4696,7 @@
           <w:sz w:val="28"/>
           <w:szCs w:val="28"/>
         </w:rPr>
-        <w:t xml:space="preserve">«Физика за 15 минут»: научпоп для школьников</w:t>
+        <w:t xml:space="preserve">Навигатор первокурсника ГУАП</w:t>
       </w:r>
     </w:p>
     <w:tbl>
@@ -4734,7 +4778,7 @@
                 <w:sz w:val="16"/>
                 <w:szCs w:val="16"/>
               </w:rPr>
-              <w:t xml:space="preserve">Кому: 1–2 курс</w:t>
+              <w:t xml:space="preserve">Кому: 1 курс</w:t>
             </w:r>
           </w:p>
         </w:tc>
@@ -4765,7 +4809,7 @@
                 <w:sz w:val="16"/>
                 <w:szCs w:val="16"/>
               </w:rPr>
-              <w:t xml:space="preserve">Сложность: ●●○</w:t>
+              <w:t xml:space="preserve">Сложность: ●○○</w:t>
             </w:r>
           </w:p>
         </w:tc>
@@ -4809,7 +4853,7 @@
           <w:sz w:val="18"/>
           <w:szCs w:val="18"/>
         </w:rPr>
-        <w:t xml:space="preserve">— школьники выбирают направление, не понимая, чем занимается прикладная физика; профориентация сводится к буклетам</w:t>
+        <w:t xml:space="preserve">— первые недели первокурсник тратит на поиск аудиторий, деканата и понимание, куда идти с каждым вопросом; официальные источники разрознены</w:t>
       </w:r>
     </w:p>
     <w:p>
@@ -4834,7 +4878,7 @@
           <w:sz w:val="18"/>
           <w:szCs w:val="18"/>
         </w:rPr>
-        <w:t xml:space="preserve">— серия из 4 коротких занятий с живыми демонстрациями, проведённых в реальном классе; методичка для повторения; обратная связь от школьников и учителя</w:t>
+        <w:t xml:space="preserve">— работающий навигатор (бот или веб-приложение): корпуса и аудитории, расписание, «куда идти с вопросом», ответы на частые вопросы; протестирован не меньше чем на 20 первокурсниках с замером, стало ли быстрее</w:t>
       </w:r>
     </w:p>
     <w:p>
@@ -4859,7 +4903,7 @@
           <w:sz w:val="18"/>
           <w:szCs w:val="18"/>
         </w:rPr>
-        <w:t xml:space="preserve">— договориться с одной конкретной школой — без подтверждённой площадки проект превращается в реферат</w:t>
+        <w:t xml:space="preserve">— опросить 5 однокурсников: что искали дольше всего в первую неделю — это и есть ваше техзадание</w:t>
       </w:r>
     </w:p>
     <w:p>
@@ -4884,7 +4928,7 @@
           <w:sz w:val="18"/>
           <w:szCs w:val="18"/>
         </w:rPr>
-        <w:t xml:space="preserve">— демонстрации на оборудовании кафедры (ТГц «видим сквозь бумагу», напылённые зеркала), транспорт, согласование с администрацией школы</w:t>
+        <w:t xml:space="preserve">— схемы корпусов, расписание, любой конструктор ботов или веб-стек, доступ к первокурсникам для теста</w:t>
       </w:r>
     </w:p>
     <w:p>
@@ -4909,7 +4953,7 @@
           <w:sz w:val="18"/>
           <w:szCs w:val="18"/>
         </w:rPr>
-        <w:t xml:space="preserve">— готовят содержание под себя, а не под возраст; проверяйте формулировки на живом восьмикласснике до выезда</w:t>
+        <w:t xml:space="preserve">— делают красивый интерфейс вместо проверки на живых людях; без теста непонятно, решает ли он проблему</w:t>
       </w:r>
     </w:p>
     <w:p>
@@ -4934,7 +4978,7 @@
           <w:sz w:val="18"/>
           <w:szCs w:val="18"/>
         </w:rPr>
-        <w:t xml:space="preserve">— «Обучение служением» в чистом виде; дальше — постоянный формат кафедры</w:t>
+        <w:t xml:space="preserve">— передача студсовету или управлению по работе с молодёжью; продолжение — навигация для абитуриентов</w:t>
       </w:r>
     </w:p>
     <w:p>
@@ -5255,7 +5299,7 @@
           <w:sz w:val="16"/>
           <w:szCs w:val="16"/>
         </w:rPr>
-        <w:t xml:space="preserve">Б3</w:t>
+        <w:t xml:space="preserve">Б2</w:t>
       </w:r>
     </w:p>
     <w:p>
@@ -5271,7 +5315,7 @@
           <w:sz w:val="28"/>
           <w:szCs w:val="28"/>
         </w:rPr>
-        <w:t xml:space="preserve">Видеогид по лабораториям кафедры</w:t>
+        <w:t xml:space="preserve">«Физика за 15 минут»: научпоп для школьников</w:t>
       </w:r>
     </w:p>
     <w:tbl>
@@ -5353,7 +5397,7 @@
                 <w:sz w:val="16"/>
                 <w:szCs w:val="16"/>
               </w:rPr>
-              <w:t xml:space="preserve">Кому: 1 курс</w:t>
+              <w:t xml:space="preserve">Кому: 1–2 курс</w:t>
             </w:r>
           </w:p>
         </w:tc>
@@ -5384,7 +5428,7 @@
                 <w:sz w:val="16"/>
                 <w:szCs w:val="16"/>
               </w:rPr>
-              <w:t xml:space="preserve">Сложность: ●○○</w:t>
+              <w:t xml:space="preserve">Сложность: ●●○</w:t>
             </w:r>
           </w:p>
         </w:tc>
@@ -5428,7 +5472,7 @@
           <w:sz w:val="18"/>
           <w:szCs w:val="18"/>
         </w:rPr>
-        <w:t xml:space="preserve">— абитуриент выбирает вуз по сайту, а лаборатории кафедры на нём почти не видны: сильные ребята уходят туда, где им показали</w:t>
+        <w:t xml:space="preserve">— школьники выбирают направление, не понимая, чем занимается прикладная физика; профориентация сводится к буклетам</w:t>
       </w:r>
     </w:p>
     <w:p>
@@ -5453,7 +5497,7 @@
           <w:sz w:val="18"/>
           <w:szCs w:val="18"/>
         </w:rPr>
-        <w:t xml:space="preserve">— 4–5 роликов до двух минут каждый: что за прибор, что он умеет, что на нём делают студенты; опубликованы, собрана статистика просмотров и обратная связь</w:t>
+        <w:t xml:space="preserve">— серия из 4 коротких занятий с живыми демонстрациями, проведённых в реальном классе; методичка для повторения; обратная связь от школьников и учителя</w:t>
       </w:r>
     </w:p>
     <w:p>
@@ -5478,7 +5522,7 @@
           <w:sz w:val="18"/>
           <w:szCs w:val="18"/>
         </w:rPr>
-        <w:t xml:space="preserve">— договориться с одним сотрудником и снять один ролик — станет ясно, сколько это стоит по времени</w:t>
+        <w:t xml:space="preserve">— договориться с одной конкретной школой — без подтверждённой площадки проект превращается в реферат</w:t>
       </w:r>
     </w:p>
     <w:p>
@@ -5503,7 +5547,7 @@
           <w:sz w:val="18"/>
           <w:szCs w:val="18"/>
         </w:rPr>
-        <w:t xml:space="preserve">— смартфон с приличной камерой, петличный микрофон, свет, согласие сотрудников и заведующего, простой видеоредактор</w:t>
+        <w:t xml:space="preserve">— демонстрации на оборудовании кафедры (ТГц «видим сквозь бумагу», напылённые зеркала), транспорт, согласование с администрацией школы</w:t>
       </w:r>
     </w:p>
     <w:p>
@@ -5528,7 +5572,7 @@
           <w:sz w:val="18"/>
           <w:szCs w:val="18"/>
         </w:rPr>
-        <w:t xml:space="preserve">— снимают красиво и получают рекламный ролик, из которого непонятно, что прибор делает; содержание важнее картинки</w:t>
+        <w:t xml:space="preserve">— готовят содержание под себя, а не под возраст; проверяйте формулировки на живом восьмикласснике до выезда</w:t>
       </w:r>
     </w:p>
     <w:p>
@@ -5553,7 +5597,7 @@
           <w:sz w:val="18"/>
           <w:szCs w:val="18"/>
         </w:rPr>
-        <w:t xml:space="preserve">— материал для приёмной кампании и дня открытых дверей</w:t>
+        <w:t xml:space="preserve">— «Обучение служением» в чистом виде; дальше — постоянный формат кафедры</w:t>
       </w:r>
     </w:p>
     <w:p>
@@ -5874,7 +5918,7 @@
           <w:sz w:val="16"/>
           <w:szCs w:val="16"/>
         </w:rPr>
-        <w:t xml:space="preserve">Б4</w:t>
+        <w:t xml:space="preserve">Б3</w:t>
       </w:r>
     </w:p>
     <w:p>
@@ -5890,7 +5934,7 @@
           <w:sz w:val="28"/>
           <w:szCs w:val="28"/>
         </w:rPr>
-        <w:t xml:space="preserve">Тьюторская служба по физике и математике</w:t>
+        <w:t xml:space="preserve">Видеогид по лабораториям кафедры</w:t>
       </w:r>
     </w:p>
     <w:tbl>
@@ -5972,7 +6016,7 @@
                 <w:sz w:val="16"/>
                 <w:szCs w:val="16"/>
               </w:rPr>
-              <w:t xml:space="preserve">Кому: 2 курс</w:t>
+              <w:t xml:space="preserve">Кому: 1 курс</w:t>
             </w:r>
           </w:p>
         </w:tc>
@@ -6003,7 +6047,7 @@
                 <w:sz w:val="16"/>
                 <w:szCs w:val="16"/>
               </w:rPr>
-              <w:t xml:space="preserve">Сложность: ●●○</w:t>
+              <w:t xml:space="preserve">Сложность: ●○○</w:t>
             </w:r>
           </w:p>
         </w:tc>
@@ -6047,7 +6091,7 @@
           <w:sz w:val="18"/>
           <w:szCs w:val="18"/>
         </w:rPr>
-        <w:t xml:space="preserve">— первокурсники массово проваливают первую сессию по физике и матанализу; помощь стихийна и зависит от везения</w:t>
+        <w:t xml:space="preserve">— абитуриент выбирает вуз по сайту, а лаборатории кафедры на нём почти не видны: сильные ребята уходят туда, где им показали</w:t>
       </w:r>
     </w:p>
     <w:p>
@@ -6072,7 +6116,7 @@
           <w:sz w:val="18"/>
           <w:szCs w:val="18"/>
         </w:rPr>
-        <w:t xml:space="preserve">— работающая служба: набор тьюторов из старшекурсников, расписание консультаций, материалы по трём самым проваливаемым темам; не меньше 15 проведённых занятий и замер результата</w:t>
+        <w:t xml:space="preserve">— 4–5 роликов до двух минут каждый: что за прибор, что он умеет, что на нём делают студенты; опубликованы, собрана статистика просмотров и обратная связь</w:t>
       </w:r>
     </w:p>
     <w:p>
@@ -6097,7 +6141,7 @@
           <w:sz w:val="18"/>
           <w:szCs w:val="18"/>
         </w:rPr>
-        <w:t xml:space="preserve">— взять статистику деканата: какие темы заваливают чаще всего — на них и нацелиться</w:t>
+        <w:t xml:space="preserve">— договориться с одним сотрудником и снять один ролик — станет ясно, сколько это стоит по времени</w:t>
       </w:r>
     </w:p>
     <w:p>
@@ -6122,7 +6166,7 @@
           <w:sz w:val="18"/>
           <w:szCs w:val="18"/>
         </w:rPr>
-        <w:t xml:space="preserve">— аудитория, 4–6 тьюторов, согласование с деканатом, простая запись на консультации</w:t>
+        <w:t xml:space="preserve">— смартфон с приличной камерой, петличный микрофон, свет, согласие сотрудников и заведующего, простой видеоредактор</w:t>
       </w:r>
     </w:p>
     <w:p>
@@ -6147,7 +6191,7 @@
           <w:sz w:val="18"/>
           <w:szCs w:val="18"/>
         </w:rPr>
-        <w:t xml:space="preserve">— запускают широко и выдыхаются к ноябрю; три темы и один день в неделю лучше, чем всё и сразу</w:t>
+        <w:t xml:space="preserve">— снимают красиво и получают рекламный ролик, из которого непонятно, что прибор делает; содержание важнее картинки</w:t>
       </w:r>
     </w:p>
     <w:p>
@@ -6172,7 +6216,7 @@
           <w:sz w:val="18"/>
           <w:szCs w:val="18"/>
         </w:rPr>
-        <w:t xml:space="preserve">— постоянная студенческая служба; опыт руководства людьми, которого не даёт ни одна лабораторная</w:t>
+        <w:t xml:space="preserve">— материал для приёмной кампании и дня открытых дверей</w:t>
       </w:r>
     </w:p>
     <w:p>
@@ -6493,7 +6537,7 @@
           <w:sz w:val="16"/>
           <w:szCs w:val="16"/>
         </w:rPr>
-        <w:t xml:space="preserve">Б5</w:t>
+        <w:t xml:space="preserve">Б4</w:t>
       </w:r>
     </w:p>
     <w:p>
@@ -6509,7 +6553,7 @@
           <w:sz w:val="28"/>
           <w:szCs w:val="28"/>
         </w:rPr>
-        <w:t xml:space="preserve">Аудит доступности корпусов ГУАП</w:t>
+        <w:t xml:space="preserve">Тьюторская служба по физике и математике</w:t>
       </w:r>
     </w:p>
     <w:tbl>
@@ -6591,7 +6635,7 @@
                 <w:sz w:val="16"/>
                 <w:szCs w:val="16"/>
               </w:rPr>
-              <w:t xml:space="preserve">Кому: 1–2 курс</w:t>
+              <w:t xml:space="preserve">Кому: 2 курс</w:t>
             </w:r>
           </w:p>
         </w:tc>
@@ -6666,7 +6710,7 @@
           <w:sz w:val="18"/>
           <w:szCs w:val="18"/>
         </w:rPr>
-        <w:t xml:space="preserve">— насколько корпуса реально доступны для студентов с нарушениями опорно-двигательного аппарата или зрения, системно никто не проверял</w:t>
+        <w:t xml:space="preserve">— первокурсники массово проваливают первую сессию по физике и матанализу; помощь стихийна и зависит от везения</w:t>
       </w:r>
     </w:p>
     <w:p>
@@ -6691,7 +6735,7 @@
           <w:sz w:val="18"/>
           <w:szCs w:val="18"/>
         </w:rPr>
-        <w:t xml:space="preserve">— методика обследования, обследованные этажи не менее двух корпусов, карта барьеров с фотофиксацией, перечень предложений с оценкой стоимости, переданный в АХЧ</w:t>
+        <w:t xml:space="preserve">— работающая служба: набор тьюторов из старшекурсников, расписание консультаций, материалы по трём самым проваливаемым темам; не меньше 15 проведённых занятий и замер результата</w:t>
       </w:r>
     </w:p>
     <w:p>
@@ -6716,7 +6760,7 @@
           <w:sz w:val="18"/>
           <w:szCs w:val="18"/>
         </w:rPr>
-        <w:t xml:space="preserve">— пройти маршрут «вход — аудитория — столовая — туалет» с человеком, который реально сталкивается с барьерами</w:t>
+        <w:t xml:space="preserve">— взять статистику деканата: какие темы заваливают чаще всего — на них и нацелиться</w:t>
       </w:r>
     </w:p>
     <w:p>
@@ -6741,7 +6785,7 @@
           <w:sz w:val="18"/>
           <w:szCs w:val="18"/>
         </w:rPr>
-        <w:t xml:space="preserve">— рулетка, уровень, камера, бланк обследования, согласование с администрацией корпуса</w:t>
+        <w:t xml:space="preserve">— аудитория, 4–6 тьюторов, согласование с деканатом, простая запись на консультации</w:t>
       </w:r>
     </w:p>
     <w:p>
@@ -6766,7 +6810,7 @@
           <w:sz w:val="18"/>
           <w:szCs w:val="18"/>
         </w:rPr>
-        <w:t xml:space="preserve">— аудит делается по нормативу без живого человека: норматив соблюдён, а пройти нельзя</w:t>
+        <w:t xml:space="preserve">— запускают широко и выдыхаются к ноябрю; три темы и один день в неделю лучше, чем всё и сразу</w:t>
       </w:r>
     </w:p>
     <w:p>
@@ -6791,7 +6835,7 @@
           <w:sz w:val="18"/>
           <w:szCs w:val="18"/>
         </w:rPr>
-        <w:t xml:space="preserve">— реальные изменения в корпусе; тема со стабильной поддержкой в социальных грантовых программах</w:t>
+        <w:t xml:space="preserve">— постоянная студенческая служба; опыт руководства людьми, которого не даёт ни одна лабораторная</w:t>
       </w:r>
     </w:p>
     <w:p>
@@ -7112,7 +7156,7 @@
           <w:sz w:val="16"/>
           <w:szCs w:val="16"/>
         </w:rPr>
-        <w:t xml:space="preserve">Б6</w:t>
+        <w:t xml:space="preserve">Б5</w:t>
       </w:r>
     </w:p>
     <w:p>
@@ -7128,7 +7172,7 @@
           <w:sz w:val="28"/>
           <w:szCs w:val="28"/>
         </w:rPr>
-        <w:t xml:space="preserve">День открытых лабораторий для школьников</w:t>
+        <w:t xml:space="preserve">Аудит доступности корпусов ГУАП</w:t>
       </w:r>
     </w:p>
     <w:tbl>
@@ -7210,7 +7254,7 @@
                 <w:sz w:val="16"/>
                 <w:szCs w:val="16"/>
               </w:rPr>
-              <w:t xml:space="preserve">Кому: 2 курс</w:t>
+              <w:t xml:space="preserve">Кому: 1–2 курс</w:t>
             </w:r>
           </w:p>
         </w:tc>
@@ -7285,7 +7329,7 @@
           <w:sz w:val="18"/>
           <w:szCs w:val="18"/>
         </w:rPr>
-        <w:t xml:space="preserve">— лаборатории кафедры школьники не видят, а решение о поступлении принимается за год до подачи документов</w:t>
+        <w:t xml:space="preserve">— насколько корпуса реально доступны для студентов с нарушениями опорно-двигательного аппарата или зрения, системно никто не проверял</w:t>
       </w:r>
     </w:p>
     <w:p>
@@ -7310,7 +7354,7 @@
           <w:sz w:val="18"/>
           <w:szCs w:val="18"/>
         </w:rPr>
-        <w:t xml:space="preserve">— проведённое мероприятие: маршрут по 4 точкам (ТГц-спектрометр, вакуумная камера, 3D-принтер, оптический стол), демонстрации, раздаточные материалы, не менее 30 участников, обратная связь и регламент для повторения</w:t>
+        <w:t xml:space="preserve">— методика обследования, обследованные этажи не менее двух корпусов, карта барьеров с фотофиксацией, перечень предложений с оценкой стоимости, переданный в АХЧ</w:t>
       </w:r>
     </w:p>
     <w:p>
@@ -7335,7 +7379,7 @@
           <w:sz w:val="18"/>
           <w:szCs w:val="18"/>
         </w:rPr>
-        <w:t xml:space="preserve">— обойти лаборатории и договориться с каждым руководителем лично — это самая долгая часть проекта</w:t>
+        <w:t xml:space="preserve">— пройти маршрут «вход — аудитория — столовая — туалет» с человеком, который реально сталкивается с барьерами</w:t>
       </w:r>
     </w:p>
     <w:p>
@@ -7360,7 +7404,7 @@
           <w:sz w:val="18"/>
           <w:szCs w:val="18"/>
         </w:rPr>
-        <w:t xml:space="preserve">— согласование с кафедрой и оптической лабораторией, демонстрации, маршрутные листы, канал связи со школами</w:t>
+        <w:t xml:space="preserve">— рулетка, уровень, камера, бланк обследования, согласование с администрацией корпуса</w:t>
       </w:r>
     </w:p>
     <w:p>
@@ -7385,7 +7429,7 @@
           <w:sz w:val="18"/>
           <w:szCs w:val="18"/>
         </w:rPr>
-        <w:t xml:space="preserve">— организаторы держат всё в голове; без письменного регламента второй раз мероприятие не повторится</w:t>
+        <w:t xml:space="preserve">— аудит делается по нормативу без живого человека: норматив соблюдён, а пройти нельзя</w:t>
       </w:r>
     </w:p>
     <w:p>
@@ -7410,7 +7454,7 @@
           <w:sz w:val="18"/>
           <w:szCs w:val="18"/>
         </w:rPr>
-        <w:t xml:space="preserve">— ежегодный формат кафедры; опыт организации, который засчитывается в любом резюме</w:t>
+        <w:t xml:space="preserve">— реальные изменения в корпусе; тема со стабильной поддержкой в социальных грантовых программах</w:t>
       </w:r>
     </w:p>
     <w:p>
@@ -7731,7 +7775,7 @@
           <w:sz w:val="16"/>
           <w:szCs w:val="16"/>
         </w:rPr>
-        <w:t xml:space="preserve">Б7</w:t>
+        <w:t xml:space="preserve">Б6</w:t>
       </w:r>
     </w:p>
     <w:p>
@@ -7747,7 +7791,7 @@
           <w:sz w:val="28"/>
           <w:szCs w:val="28"/>
         </w:rPr>
-        <w:t xml:space="preserve">Годится ли ИИ-класс для курса физики ГУАП</w:t>
+        <w:t xml:space="preserve">День открытых лабораторий для школьников</w:t>
       </w:r>
     </w:p>
     <w:tbl>
@@ -7904,6 +7948,625 @@
           <w:sz w:val="18"/>
           <w:szCs w:val="18"/>
         </w:rPr>
+        <w:t xml:space="preserve">— лаборатории кафедры школьники не видят, а решение о поступлении принимается за год до подачи документов</w:t>
+      </w:r>
+    </w:p>
+    <w:p>
+      <w:pPr>
+        <w:spacing w:after="0" w:before="100" w:line="250"/>
+      </w:pPr>
+      <w:r>
+        <w:rPr>
+          <w:rFonts w:ascii="Arial" w:cs="Arial" w:eastAsia="Arial" w:hAnsi="Arial"/>
+          <w:b/>
+          <w:bCs/>
+          <w:color w:val="005AAA"/>
+          <w:sz w:val="16"/>
+          <w:szCs w:val="16"/>
+        </w:rPr>
+        <w:t xml:space="preserve">ЧТО СДАЁТЕ В ДЕКАБРЕ  </w:t>
+      </w:r>
+      <w:r>
+        <w:rPr>
+          <w:rFonts w:ascii="Arial" w:cs="Arial" w:eastAsia="Arial" w:hAnsi="Arial"/>
+          <w:color w:val="1E293B"/>
+          <w:sz w:val="18"/>
+          <w:szCs w:val="18"/>
+        </w:rPr>
+        <w:t xml:space="preserve">— проведённое мероприятие: маршрут по 4 точкам (ТГц-спектрометр, вакуумная камера, 3D-принтер, оптический стол), демонстрации, раздаточные материалы, не менее 30 участников, обратная связь и регламент для повторения</w:t>
+      </w:r>
+    </w:p>
+    <w:p>
+      <w:pPr>
+        <w:spacing w:after="0" w:before="100" w:line="250"/>
+      </w:pPr>
+      <w:r>
+        <w:rPr>
+          <w:rFonts w:ascii="Arial" w:cs="Arial" w:eastAsia="Arial" w:hAnsi="Arial"/>
+          <w:b/>
+          <w:bCs/>
+          <w:color w:val="005AAA"/>
+          <w:sz w:val="16"/>
+          <w:szCs w:val="16"/>
+        </w:rPr>
+        <w:t xml:space="preserve">ПЕРВЫЙ ШАГ  </w:t>
+      </w:r>
+      <w:r>
+        <w:rPr>
+          <w:rFonts w:ascii="Arial" w:cs="Arial" w:eastAsia="Arial" w:hAnsi="Arial"/>
+          <w:color w:val="1E293B"/>
+          <w:sz w:val="18"/>
+          <w:szCs w:val="18"/>
+        </w:rPr>
+        <w:t xml:space="preserve">— обойти лаборатории и договориться с каждым руководителем лично — это самая долгая часть проекта</w:t>
+      </w:r>
+    </w:p>
+    <w:p>
+      <w:pPr>
+        <w:spacing w:after="0" w:before="100" w:line="250"/>
+      </w:pPr>
+      <w:r>
+        <w:rPr>
+          <w:rFonts w:ascii="Arial" w:cs="Arial" w:eastAsia="Arial" w:hAnsi="Arial"/>
+          <w:b/>
+          <w:bCs/>
+          <w:color w:val="005AAA"/>
+          <w:sz w:val="16"/>
+          <w:szCs w:val="16"/>
+        </w:rPr>
+        <w:t xml:space="preserve">ЧТО ПОНАДОБИТСЯ  </w:t>
+      </w:r>
+      <w:r>
+        <w:rPr>
+          <w:rFonts w:ascii="Arial" w:cs="Arial" w:eastAsia="Arial" w:hAnsi="Arial"/>
+          <w:color w:val="1E293B"/>
+          <w:sz w:val="18"/>
+          <w:szCs w:val="18"/>
+        </w:rPr>
+        <w:t xml:space="preserve">— согласование с кафедрой и оптической лабораторией, демонстрации, маршрутные листы, канал связи со школами</w:t>
+      </w:r>
+    </w:p>
+    <w:p>
+      <w:pPr>
+        <w:spacing w:after="0" w:before="100" w:line="250"/>
+      </w:pPr>
+      <w:r>
+        <w:rPr>
+          <w:rFonts w:ascii="Arial" w:cs="Arial" w:eastAsia="Arial" w:hAnsi="Arial"/>
+          <w:b/>
+          <w:bCs/>
+          <w:color w:val="005AAA"/>
+          <w:sz w:val="16"/>
+          <w:szCs w:val="16"/>
+        </w:rPr>
+        <w:t xml:space="preserve">ГДЕ ОБЫЧНО СПОТЫКАЮТСЯ  </w:t>
+      </w:r>
+      <w:r>
+        <w:rPr>
+          <w:rFonts w:ascii="Arial" w:cs="Arial" w:eastAsia="Arial" w:hAnsi="Arial"/>
+          <w:color w:val="1E293B"/>
+          <w:sz w:val="18"/>
+          <w:szCs w:val="18"/>
+        </w:rPr>
+        <w:t xml:space="preserve">— организаторы держат всё в голове; без письменного регламента второй раз мероприятие не повторится</w:t>
+      </w:r>
+    </w:p>
+    <w:p>
+      <w:pPr>
+        <w:spacing w:after="0" w:before="100" w:line="250"/>
+      </w:pPr>
+      <w:r>
+        <w:rPr>
+          <w:rFonts w:ascii="Arial" w:cs="Arial" w:eastAsia="Arial" w:hAnsi="Arial"/>
+          <w:b/>
+          <w:bCs/>
+          <w:color w:val="005AAA"/>
+          <w:sz w:val="16"/>
+          <w:szCs w:val="16"/>
+        </w:rPr>
+        <w:t xml:space="preserve">КУДА ЭТО РАСТЁТ  </w:t>
+      </w:r>
+      <w:r>
+        <w:rPr>
+          <w:rFonts w:ascii="Arial" w:cs="Arial" w:eastAsia="Arial" w:hAnsi="Arial"/>
+          <w:color w:val="1E293B"/>
+          <w:sz w:val="18"/>
+          <w:szCs w:val="18"/>
+        </w:rPr>
+        <w:t xml:space="preserve">— ежегодный формат кафедры; опыт организации, который засчитывается в любом резюме</w:t>
+      </w:r>
+    </w:p>
+    <w:p>
+      <w:pPr>
+        <w:pBdr>
+          <w:bottom w:val="single" w:color="CBD5E1" w:sz="8" w:space="2"/>
+        </w:pBdr>
+        <w:spacing w:after="60" w:before="60"/>
+      </w:pPr>
+      <w:r>
+        <w:rPr>
+          <w:rFonts w:ascii="Arial" w:cs="Arial" w:eastAsia="Arial" w:hAnsi="Arial"/>
+          <w:sz w:val="2"/>
+          <w:szCs w:val="2"/>
+        </w:rPr>
+        <w:t xml:space="preserve"/>
+      </w:r>
+    </w:p>
+    <w:p>
+      <w:pPr>
+        <w:spacing w:after="40" w:before="60" w:line="250"/>
+      </w:pPr>
+      <w:r>
+        <w:rPr>
+          <w:rFonts w:ascii="Arial" w:cs="Arial" w:eastAsia="Arial" w:hAnsi="Arial"/>
+          <w:b/>
+          <w:bCs/>
+          <w:color w:val="005AAA"/>
+          <w:sz w:val="16"/>
+          <w:szCs w:val="16"/>
+        </w:rPr>
+        <w:t xml:space="preserve">Пометки команды</w:t>
+      </w:r>
+    </w:p>
+    <w:tbl>
+      <w:tblPr>
+        <w:tblW w:type="pct" w:w="100%"/>
+        <w:tblBorders>
+          <w:top w:val="none" w:color="FFFFFF" w:sz="0"/>
+          <w:left w:val="none" w:color="FFFFFF" w:sz="0"/>
+          <w:bottom w:val="none" w:color="FFFFFF" w:sz="0"/>
+          <w:right w:val="none" w:color="FFFFFF" w:sz="0"/>
+          <w:insideH w:val="none" w:color="FFFFFF" w:sz="0"/>
+          <w:insideV w:val="none" w:color="FFFFFF" w:sz="0"/>
+        </w:tblBorders>
+      </w:tblPr>
+      <w:tblGrid>
+        <w:gridCol w:w="100"/>
+      </w:tblGrid>
+      <w:tr>
+        <w:trPr>
+          <w:trHeight w:val="400" w:hRule="atLeast"/>
+        </w:trPr>
+        <w:tc>
+          <w:tcPr>
+            <w:tcBorders>
+              <w:top w:val="none" w:color="FFFFFF" w:sz="0"/>
+              <w:left w:val="none" w:color="FFFFFF" w:sz="0"/>
+              <w:bottom w:val="single" w:color="CBD5E1" w:sz="4"/>
+              <w:right w:val="none" w:color="FFFFFF" w:sz="0"/>
+            </w:tcBorders>
+            <w:tcMar>
+              <w:top w:type="dxa" w:w="0"/>
+              <w:left w:type="dxa" w:w="0"/>
+              <w:bottom w:type="dxa" w:w="0"/>
+              <w:right w:type="dxa" w:w="0"/>
+            </w:tcMar>
+          </w:tcPr>
+          <w:p>
+            <w:pPr>
+              <w:spacing w:after="0"/>
+            </w:pPr>
+            <w:r>
+              <w:rPr>
+                <w:rFonts w:ascii="Arial" w:cs="Arial" w:eastAsia="Arial" w:hAnsi="Arial"/>
+                <w:sz w:val="18"/>
+                <w:szCs w:val="18"/>
+              </w:rPr>
+              <w:t xml:space="preserve"/>
+            </w:r>
+          </w:p>
+        </w:tc>
+      </w:tr>
+      <w:tr>
+        <w:trPr>
+          <w:trHeight w:val="400" w:hRule="atLeast"/>
+        </w:trPr>
+        <w:tc>
+          <w:tcPr>
+            <w:tcBorders>
+              <w:top w:val="none" w:color="FFFFFF" w:sz="0"/>
+              <w:left w:val="none" w:color="FFFFFF" w:sz="0"/>
+              <w:bottom w:val="single" w:color="CBD5E1" w:sz="4"/>
+              <w:right w:val="none" w:color="FFFFFF" w:sz="0"/>
+            </w:tcBorders>
+            <w:tcMar>
+              <w:top w:type="dxa" w:w="0"/>
+              <w:left w:type="dxa" w:w="0"/>
+              <w:bottom w:type="dxa" w:w="0"/>
+              <w:right w:type="dxa" w:w="0"/>
+            </w:tcMar>
+          </w:tcPr>
+          <w:p>
+            <w:pPr>
+              <w:spacing w:after="0"/>
+            </w:pPr>
+            <w:r>
+              <w:rPr>
+                <w:rFonts w:ascii="Arial" w:cs="Arial" w:eastAsia="Arial" w:hAnsi="Arial"/>
+                <w:sz w:val="18"/>
+                <w:szCs w:val="18"/>
+              </w:rPr>
+              <w:t xml:space="preserve"/>
+            </w:r>
+          </w:p>
+        </w:tc>
+      </w:tr>
+      <w:tr>
+        <w:trPr>
+          <w:trHeight w:val="400" w:hRule="atLeast"/>
+        </w:trPr>
+        <w:tc>
+          <w:tcPr>
+            <w:tcBorders>
+              <w:top w:val="none" w:color="FFFFFF" w:sz="0"/>
+              <w:left w:val="none" w:color="FFFFFF" w:sz="0"/>
+              <w:bottom w:val="single" w:color="CBD5E1" w:sz="4"/>
+              <w:right w:val="none" w:color="FFFFFF" w:sz="0"/>
+            </w:tcBorders>
+            <w:tcMar>
+              <w:top w:type="dxa" w:w="0"/>
+              <w:left w:type="dxa" w:w="0"/>
+              <w:bottom w:type="dxa" w:w="0"/>
+              <w:right w:type="dxa" w:w="0"/>
+            </w:tcMar>
+          </w:tcPr>
+          <w:p>
+            <w:pPr>
+              <w:spacing w:after="0"/>
+            </w:pPr>
+            <w:r>
+              <w:rPr>
+                <w:rFonts w:ascii="Arial" w:cs="Arial" w:eastAsia="Arial" w:hAnsi="Arial"/>
+                <w:sz w:val="18"/>
+                <w:szCs w:val="18"/>
+              </w:rPr>
+              <w:t xml:space="preserve"/>
+            </w:r>
+          </w:p>
+        </w:tc>
+      </w:tr>
+      <w:tr>
+        <w:trPr>
+          <w:trHeight w:val="400" w:hRule="atLeast"/>
+        </w:trPr>
+        <w:tc>
+          <w:tcPr>
+            <w:tcBorders>
+              <w:top w:val="none" w:color="FFFFFF" w:sz="0"/>
+              <w:left w:val="none" w:color="FFFFFF" w:sz="0"/>
+              <w:bottom w:val="single" w:color="CBD5E1" w:sz="4"/>
+              <w:right w:val="none" w:color="FFFFFF" w:sz="0"/>
+            </w:tcBorders>
+            <w:tcMar>
+              <w:top w:type="dxa" w:w="0"/>
+              <w:left w:type="dxa" w:w="0"/>
+              <w:bottom w:type="dxa" w:w="0"/>
+              <w:right w:type="dxa" w:w="0"/>
+            </w:tcMar>
+          </w:tcPr>
+          <w:p>
+            <w:pPr>
+              <w:spacing w:after="0"/>
+            </w:pPr>
+            <w:r>
+              <w:rPr>
+                <w:rFonts w:ascii="Arial" w:cs="Arial" w:eastAsia="Arial" w:hAnsi="Arial"/>
+                <w:sz w:val="18"/>
+                <w:szCs w:val="18"/>
+              </w:rPr>
+              <w:t xml:space="preserve"/>
+            </w:r>
+          </w:p>
+        </w:tc>
+      </w:tr>
+      <w:tr>
+        <w:trPr>
+          <w:trHeight w:val="400" w:hRule="atLeast"/>
+        </w:trPr>
+        <w:tc>
+          <w:tcPr>
+            <w:tcBorders>
+              <w:top w:val="none" w:color="FFFFFF" w:sz="0"/>
+              <w:left w:val="none" w:color="FFFFFF" w:sz="0"/>
+              <w:bottom w:val="single" w:color="CBD5E1" w:sz="4"/>
+              <w:right w:val="none" w:color="FFFFFF" w:sz="0"/>
+            </w:tcBorders>
+            <w:tcMar>
+              <w:top w:type="dxa" w:w="0"/>
+              <w:left w:type="dxa" w:w="0"/>
+              <w:bottom w:type="dxa" w:w="0"/>
+              <w:right w:type="dxa" w:w="0"/>
+            </w:tcMar>
+          </w:tcPr>
+          <w:p>
+            <w:pPr>
+              <w:spacing w:after="0"/>
+            </w:pPr>
+            <w:r>
+              <w:rPr>
+                <w:rFonts w:ascii="Arial" w:cs="Arial" w:eastAsia="Arial" w:hAnsi="Arial"/>
+                <w:sz w:val="18"/>
+                <w:szCs w:val="18"/>
+              </w:rPr>
+              <w:t xml:space="preserve"/>
+            </w:r>
+          </w:p>
+        </w:tc>
+      </w:tr>
+      <w:tr>
+        <w:trPr>
+          <w:trHeight w:val="400" w:hRule="atLeast"/>
+        </w:trPr>
+        <w:tc>
+          <w:tcPr>
+            <w:tcBorders>
+              <w:top w:val="none" w:color="FFFFFF" w:sz="0"/>
+              <w:left w:val="none" w:color="FFFFFF" w:sz="0"/>
+              <w:bottom w:val="single" w:color="CBD5E1" w:sz="4"/>
+              <w:right w:val="none" w:color="FFFFFF" w:sz="0"/>
+            </w:tcBorders>
+            <w:tcMar>
+              <w:top w:type="dxa" w:w="0"/>
+              <w:left w:type="dxa" w:w="0"/>
+              <w:bottom w:type="dxa" w:w="0"/>
+              <w:right w:type="dxa" w:w="0"/>
+            </w:tcMar>
+          </w:tcPr>
+          <w:p>
+            <w:pPr>
+              <w:spacing w:after="0"/>
+            </w:pPr>
+            <w:r>
+              <w:rPr>
+                <w:rFonts w:ascii="Arial" w:cs="Arial" w:eastAsia="Arial" w:hAnsi="Arial"/>
+                <w:sz w:val="18"/>
+                <w:szCs w:val="18"/>
+              </w:rPr>
+              <w:t xml:space="preserve"/>
+            </w:r>
+          </w:p>
+        </w:tc>
+      </w:tr>
+      <w:tr>
+        <w:trPr>
+          <w:trHeight w:val="400" w:hRule="atLeast"/>
+        </w:trPr>
+        <w:tc>
+          <w:tcPr>
+            <w:tcBorders>
+              <w:top w:val="none" w:color="FFFFFF" w:sz="0"/>
+              <w:left w:val="none" w:color="FFFFFF" w:sz="0"/>
+              <w:bottom w:val="single" w:color="CBD5E1" w:sz="4"/>
+              <w:right w:val="none" w:color="FFFFFF" w:sz="0"/>
+            </w:tcBorders>
+            <w:tcMar>
+              <w:top w:type="dxa" w:w="0"/>
+              <w:left w:type="dxa" w:w="0"/>
+              <w:bottom w:type="dxa" w:w="0"/>
+              <w:right w:type="dxa" w:w="0"/>
+            </w:tcMar>
+          </w:tcPr>
+          <w:p>
+            <w:pPr>
+              <w:spacing w:after="0"/>
+            </w:pPr>
+            <w:r>
+              <w:rPr>
+                <w:rFonts w:ascii="Arial" w:cs="Arial" w:eastAsia="Arial" w:hAnsi="Arial"/>
+                <w:sz w:val="18"/>
+                <w:szCs w:val="18"/>
+              </w:rPr>
+              <w:t xml:space="preserve"/>
+            </w:r>
+          </w:p>
+        </w:tc>
+      </w:tr>
+    </w:tbl>
+    <w:p>
+      <w:pPr>
+        <w:spacing w:after="0" w:before="120" w:line="250"/>
+      </w:pPr>
+      <w:r>
+        <w:rPr>
+          <w:rFonts w:ascii="Arial" w:cs="Arial" w:eastAsia="Arial" w:hAnsi="Arial"/>
+          <w:color w:val="64748B"/>
+          <w:sz w:val="16"/>
+          <w:szCs w:val="16"/>
+        </w:rPr>
+        <w:t xml:space="preserve">Команда: ______________________________   Дата выбора: ____________</w:t>
+      </w:r>
+    </w:p>
+    <w:p>
+      <w:r>
+        <w:br w:type="page"/>
+      </w:r>
+    </w:p>
+    <w:p>
+      <w:pPr>
+        <w:spacing w:after="20" w:before="0" w:line="250"/>
+      </w:pPr>
+      <w:r>
+        <w:rPr>
+          <w:rFonts w:ascii="Arial" w:cs="Arial" w:eastAsia="Arial" w:hAnsi="Arial"/>
+          <w:b/>
+          <w:bCs/>
+          <w:color w:val="64748B"/>
+          <w:sz w:val="16"/>
+          <w:szCs w:val="16"/>
+        </w:rPr>
+        <w:t xml:space="preserve">Б7</w:t>
+      </w:r>
+    </w:p>
+    <w:p>
+      <w:pPr>
+        <w:spacing w:after="80"/>
+      </w:pPr>
+      <w:r>
+        <w:rPr>
+          <w:rFonts w:ascii="Arial" w:cs="Arial" w:eastAsia="Arial" w:hAnsi="Arial"/>
+          <w:b/>
+          <w:bCs/>
+          <w:color w:val="005AAA"/>
+          <w:sz w:val="28"/>
+          <w:szCs w:val="28"/>
+        </w:rPr>
+        <w:t xml:space="preserve">Годится ли ИИ-класс для курса физики ГУАП</w:t>
+      </w:r>
+    </w:p>
+    <w:tbl>
+      <w:tblPr>
+        <w:tblW w:type="pct" w:w="100%"/>
+        <w:tblBorders>
+          <w:top w:val="none" w:color="FFFFFF" w:sz="0"/>
+          <w:left w:val="none" w:color="FFFFFF" w:sz="0"/>
+          <w:bottom w:val="none" w:color="FFFFFF" w:sz="0"/>
+          <w:right w:val="none" w:color="FFFFFF" w:sz="0"/>
+          <w:insideH w:val="none" w:color="FFFFFF" w:sz="0"/>
+          <w:insideV w:val="none" w:color="FFFFFF" w:sz="0"/>
+        </w:tblBorders>
+      </w:tblPr>
+      <w:tblGrid>
+        <w:gridCol w:w="100"/>
+        <w:gridCol w:w="100"/>
+        <w:gridCol w:w="100"/>
+      </w:tblGrid>
+      <w:tr>
+        <w:tc>
+          <w:tcPr>
+            <w:tcW w:type="pct" w:w="34%"/>
+            <w:tcBorders>
+              <w:top w:val="none" w:color="FFFFFF" w:sz="0"/>
+              <w:left w:val="none" w:color="FFFFFF" w:sz="0"/>
+              <w:bottom w:val="none" w:color="FFFFFF" w:sz="0"/>
+              <w:right w:val="none" w:color="FFFFFF" w:sz="0"/>
+            </w:tcBorders>
+            <w:shd w:fill="FEF6F8" w:val="clear"/>
+            <w:tcMar>
+              <w:top w:type="dxa" w:w="60"/>
+              <w:left w:type="dxa" w:w="100"/>
+              <w:bottom w:type="dxa" w:w="60"/>
+              <w:right w:type="dxa" w:w="100"/>
+            </w:tcMar>
+          </w:tcPr>
+          <w:p>
+            <w:pPr>
+              <w:spacing w:after="0" w:before="0" w:line="250"/>
+            </w:pPr>
+            <w:r>
+              <w:rPr>
+                <w:rFonts w:ascii="Arial" w:cs="Arial" w:eastAsia="Arial" w:hAnsi="Arial"/>
+                <w:b/>
+                <w:bCs/>
+                <w:color w:val="E70F47"/>
+                <w:sz w:val="16"/>
+                <w:szCs w:val="16"/>
+              </w:rPr>
+              <w:t xml:space="preserve">Вектор Б · социальный</w:t>
+            </w:r>
+          </w:p>
+        </w:tc>
+        <w:tc>
+          <w:tcPr>
+            <w:tcW w:type="pct" w:w="33%"/>
+            <w:tcBorders>
+              <w:top w:val="none" w:color="FFFFFF" w:sz="0"/>
+              <w:left w:val="none" w:color="FFFFFF" w:sz="0"/>
+              <w:bottom w:val="none" w:color="FFFFFF" w:sz="0"/>
+              <w:right w:val="none" w:color="FFFFFF" w:sz="0"/>
+            </w:tcBorders>
+            <w:tcMar>
+              <w:top w:type="dxa" w:w="60"/>
+              <w:left w:type="dxa" w:w="100"/>
+              <w:bottom w:type="dxa" w:w="60"/>
+              <w:right w:type="dxa" w:w="100"/>
+            </w:tcMar>
+          </w:tcPr>
+          <w:p>
+            <w:pPr>
+              <w:spacing w:after="0" w:before="0" w:line="250"/>
+            </w:pPr>
+            <w:r>
+              <w:rPr>
+                <w:rFonts w:ascii="Arial" w:cs="Arial" w:eastAsia="Arial" w:hAnsi="Arial"/>
+                <w:color w:val="64748B"/>
+                <w:sz w:val="16"/>
+                <w:szCs w:val="16"/>
+              </w:rPr>
+              <w:t xml:space="preserve">Кому: 2 курс</w:t>
+            </w:r>
+          </w:p>
+        </w:tc>
+        <w:tc>
+          <w:tcPr>
+            <w:tcW w:type="pct" w:w="33%"/>
+            <w:tcBorders>
+              <w:top w:val="none" w:color="FFFFFF" w:sz="0"/>
+              <w:left w:val="none" w:color="FFFFFF" w:sz="0"/>
+              <w:bottom w:val="none" w:color="FFFFFF" w:sz="0"/>
+              <w:right w:val="none" w:color="FFFFFF" w:sz="0"/>
+            </w:tcBorders>
+            <w:tcMar>
+              <w:top w:type="dxa" w:w="60"/>
+              <w:left w:type="dxa" w:w="100"/>
+              <w:bottom w:type="dxa" w:w="60"/>
+              <w:right w:type="dxa" w:w="100"/>
+            </w:tcMar>
+          </w:tcPr>
+          <w:p>
+            <w:pPr>
+              <w:spacing w:after="0" w:before="0" w:line="250"/>
+            </w:pPr>
+            <w:r>
+              <w:rPr>
+                <w:rFonts w:ascii="Arial" w:cs="Arial" w:eastAsia="Arial" w:hAnsi="Arial"/>
+                <w:color w:val="64748B"/>
+                <w:sz w:val="16"/>
+                <w:szCs w:val="16"/>
+              </w:rPr>
+              <w:t xml:space="preserve">Сложность: ●●○</w:t>
+            </w:r>
+          </w:p>
+        </w:tc>
+      </w:tr>
+    </w:tbl>
+    <w:p>
+      <w:pPr>
+        <w:pBdr>
+          <w:bottom w:val="single" w:color="E70F47" w:sz="8" w:space="2"/>
+        </w:pBdr>
+        <w:spacing w:after="60" w:before="60"/>
+      </w:pPr>
+      <w:r>
+        <w:rPr>
+          <w:rFonts w:ascii="Arial" w:cs="Arial" w:eastAsia="Arial" w:hAnsi="Arial"/>
+          <w:sz w:val="2"/>
+          <w:szCs w:val="2"/>
+        </w:rPr>
+        <w:t xml:space="preserve"/>
+      </w:r>
+    </w:p>
+    <w:p>
+      <w:pPr>
+        <w:spacing w:after="0" w:before="100" w:line="250"/>
+      </w:pPr>
+      <w:r>
+        <w:rPr>
+          <w:rFonts w:ascii="Arial" w:cs="Arial" w:eastAsia="Arial" w:hAnsi="Arial"/>
+          <w:b/>
+          <w:bCs/>
+          <w:color w:val="005AAA"/>
+          <w:sz w:val="16"/>
+          <w:szCs w:val="16"/>
+        </w:rPr>
+        <w:t xml:space="preserve">ПРОБЛЕМА  </w:t>
+      </w:r>
+      <w:r>
+        <w:rPr>
+          <w:rFonts w:ascii="Arial" w:cs="Arial" w:eastAsia="Arial" w:hAnsi="Arial"/>
+          <w:color w:val="1E293B"/>
+          <w:sz w:val="18"/>
+          <w:szCs w:val="18"/>
+        </w:rPr>
         <w:t xml:space="preserve">— генераторы учебных курсов на ИИ обещают «тему на входе — готовое занятие на выходе», но никто не проверял, выдерживает ли такой материал требования конкретной дисциплины ГУАП: индикаторы компетенций, точность формул, уровень первокурсника</w:t>
       </w:r>
     </w:p>
@@ -8030,6 +8693,1863 @@
           <w:szCs w:val="18"/>
         </w:rPr>
         <w:t xml:space="preserve">— прямое попадание в индикаторы УК-1.У.1 и УК-1.У.3 РПД ОПД (работа с ИИ и оценка информации на достоверность); результат нужен кафедре независимо от знака вывода; смыкается с темой Б4 — проверенные материалы уходят в тьюторскую службу</w:t>
+      </w:r>
+    </w:p>
+    <w:p>
+      <w:pPr>
+        <w:pBdr>
+          <w:bottom w:val="single" w:color="CBD5E1" w:sz="8" w:space="2"/>
+        </w:pBdr>
+        <w:spacing w:after="60" w:before="60"/>
+      </w:pPr>
+      <w:r>
+        <w:rPr>
+          <w:rFonts w:ascii="Arial" w:cs="Arial" w:eastAsia="Arial" w:hAnsi="Arial"/>
+          <w:sz w:val="2"/>
+          <w:szCs w:val="2"/>
+        </w:rPr>
+        <w:t xml:space="preserve"/>
+      </w:r>
+    </w:p>
+    <w:p>
+      <w:pPr>
+        <w:spacing w:after="40" w:before="60" w:line="250"/>
+      </w:pPr>
+      <w:r>
+        <w:rPr>
+          <w:rFonts w:ascii="Arial" w:cs="Arial" w:eastAsia="Arial" w:hAnsi="Arial"/>
+          <w:b/>
+          <w:bCs/>
+          <w:color w:val="005AAA"/>
+          <w:sz w:val="16"/>
+          <w:szCs w:val="16"/>
+        </w:rPr>
+        <w:t xml:space="preserve">Пометки команды</w:t>
+      </w:r>
+    </w:p>
+    <w:tbl>
+      <w:tblPr>
+        <w:tblW w:type="pct" w:w="100%"/>
+        <w:tblBorders>
+          <w:top w:val="none" w:color="FFFFFF" w:sz="0"/>
+          <w:left w:val="none" w:color="FFFFFF" w:sz="0"/>
+          <w:bottom w:val="none" w:color="FFFFFF" w:sz="0"/>
+          <w:right w:val="none" w:color="FFFFFF" w:sz="0"/>
+          <w:insideH w:val="none" w:color="FFFFFF" w:sz="0"/>
+          <w:insideV w:val="none" w:color="FFFFFF" w:sz="0"/>
+        </w:tblBorders>
+      </w:tblPr>
+      <w:tblGrid>
+        <w:gridCol w:w="100"/>
+      </w:tblGrid>
+      <w:tr>
+        <w:trPr>
+          <w:trHeight w:val="400" w:hRule="atLeast"/>
+        </w:trPr>
+        <w:tc>
+          <w:tcPr>
+            <w:tcBorders>
+              <w:top w:val="none" w:color="FFFFFF" w:sz="0"/>
+              <w:left w:val="none" w:color="FFFFFF" w:sz="0"/>
+              <w:bottom w:val="single" w:color="CBD5E1" w:sz="4"/>
+              <w:right w:val="none" w:color="FFFFFF" w:sz="0"/>
+            </w:tcBorders>
+            <w:tcMar>
+              <w:top w:type="dxa" w:w="0"/>
+              <w:left w:type="dxa" w:w="0"/>
+              <w:bottom w:type="dxa" w:w="0"/>
+              <w:right w:type="dxa" w:w="0"/>
+            </w:tcMar>
+          </w:tcPr>
+          <w:p>
+            <w:pPr>
+              <w:spacing w:after="0"/>
+            </w:pPr>
+            <w:r>
+              <w:rPr>
+                <w:rFonts w:ascii="Arial" w:cs="Arial" w:eastAsia="Arial" w:hAnsi="Arial"/>
+                <w:sz w:val="18"/>
+                <w:szCs w:val="18"/>
+              </w:rPr>
+              <w:t xml:space="preserve"/>
+            </w:r>
+          </w:p>
+        </w:tc>
+      </w:tr>
+      <w:tr>
+        <w:trPr>
+          <w:trHeight w:val="400" w:hRule="atLeast"/>
+        </w:trPr>
+        <w:tc>
+          <w:tcPr>
+            <w:tcBorders>
+              <w:top w:val="none" w:color="FFFFFF" w:sz="0"/>
+              <w:left w:val="none" w:color="FFFFFF" w:sz="0"/>
+              <w:bottom w:val="single" w:color="CBD5E1" w:sz="4"/>
+              <w:right w:val="none" w:color="FFFFFF" w:sz="0"/>
+            </w:tcBorders>
+            <w:tcMar>
+              <w:top w:type="dxa" w:w="0"/>
+              <w:left w:type="dxa" w:w="0"/>
+              <w:bottom w:type="dxa" w:w="0"/>
+              <w:right w:type="dxa" w:w="0"/>
+            </w:tcMar>
+          </w:tcPr>
+          <w:p>
+            <w:pPr>
+              <w:spacing w:after="0"/>
+            </w:pPr>
+            <w:r>
+              <w:rPr>
+                <w:rFonts w:ascii="Arial" w:cs="Arial" w:eastAsia="Arial" w:hAnsi="Arial"/>
+                <w:sz w:val="18"/>
+                <w:szCs w:val="18"/>
+              </w:rPr>
+              <w:t xml:space="preserve"/>
+            </w:r>
+          </w:p>
+        </w:tc>
+      </w:tr>
+      <w:tr>
+        <w:trPr>
+          <w:trHeight w:val="400" w:hRule="atLeast"/>
+        </w:trPr>
+        <w:tc>
+          <w:tcPr>
+            <w:tcBorders>
+              <w:top w:val="none" w:color="FFFFFF" w:sz="0"/>
+              <w:left w:val="none" w:color="FFFFFF" w:sz="0"/>
+              <w:bottom w:val="single" w:color="CBD5E1" w:sz="4"/>
+              <w:right w:val="none" w:color="FFFFFF" w:sz="0"/>
+            </w:tcBorders>
+            <w:tcMar>
+              <w:top w:type="dxa" w:w="0"/>
+              <w:left w:type="dxa" w:w="0"/>
+              <w:bottom w:type="dxa" w:w="0"/>
+              <w:right w:type="dxa" w:w="0"/>
+            </w:tcMar>
+          </w:tcPr>
+          <w:p>
+            <w:pPr>
+              <w:spacing w:after="0"/>
+            </w:pPr>
+            <w:r>
+              <w:rPr>
+                <w:rFonts w:ascii="Arial" w:cs="Arial" w:eastAsia="Arial" w:hAnsi="Arial"/>
+                <w:sz w:val="18"/>
+                <w:szCs w:val="18"/>
+              </w:rPr>
+              <w:t xml:space="preserve"/>
+            </w:r>
+          </w:p>
+        </w:tc>
+      </w:tr>
+      <w:tr>
+        <w:trPr>
+          <w:trHeight w:val="400" w:hRule="atLeast"/>
+        </w:trPr>
+        <w:tc>
+          <w:tcPr>
+            <w:tcBorders>
+              <w:top w:val="none" w:color="FFFFFF" w:sz="0"/>
+              <w:left w:val="none" w:color="FFFFFF" w:sz="0"/>
+              <w:bottom w:val="single" w:color="CBD5E1" w:sz="4"/>
+              <w:right w:val="none" w:color="FFFFFF" w:sz="0"/>
+            </w:tcBorders>
+            <w:tcMar>
+              <w:top w:type="dxa" w:w="0"/>
+              <w:left w:type="dxa" w:w="0"/>
+              <w:bottom w:type="dxa" w:w="0"/>
+              <w:right w:type="dxa" w:w="0"/>
+            </w:tcMar>
+          </w:tcPr>
+          <w:p>
+            <w:pPr>
+              <w:spacing w:after="0"/>
+            </w:pPr>
+            <w:r>
+              <w:rPr>
+                <w:rFonts w:ascii="Arial" w:cs="Arial" w:eastAsia="Arial" w:hAnsi="Arial"/>
+                <w:sz w:val="18"/>
+                <w:szCs w:val="18"/>
+              </w:rPr>
+              <w:t xml:space="preserve"/>
+            </w:r>
+          </w:p>
+        </w:tc>
+      </w:tr>
+      <w:tr>
+        <w:trPr>
+          <w:trHeight w:val="400" w:hRule="atLeast"/>
+        </w:trPr>
+        <w:tc>
+          <w:tcPr>
+            <w:tcBorders>
+              <w:top w:val="none" w:color="FFFFFF" w:sz="0"/>
+              <w:left w:val="none" w:color="FFFFFF" w:sz="0"/>
+              <w:bottom w:val="single" w:color="CBD5E1" w:sz="4"/>
+              <w:right w:val="none" w:color="FFFFFF" w:sz="0"/>
+            </w:tcBorders>
+            <w:tcMar>
+              <w:top w:type="dxa" w:w="0"/>
+              <w:left w:type="dxa" w:w="0"/>
+              <w:bottom w:type="dxa" w:w="0"/>
+              <w:right w:type="dxa" w:w="0"/>
+            </w:tcMar>
+          </w:tcPr>
+          <w:p>
+            <w:pPr>
+              <w:spacing w:after="0"/>
+            </w:pPr>
+            <w:r>
+              <w:rPr>
+                <w:rFonts w:ascii="Arial" w:cs="Arial" w:eastAsia="Arial" w:hAnsi="Arial"/>
+                <w:sz w:val="18"/>
+                <w:szCs w:val="18"/>
+              </w:rPr>
+              <w:t xml:space="preserve"/>
+            </w:r>
+          </w:p>
+        </w:tc>
+      </w:tr>
+      <w:tr>
+        <w:trPr>
+          <w:trHeight w:val="400" w:hRule="atLeast"/>
+        </w:trPr>
+        <w:tc>
+          <w:tcPr>
+            <w:tcBorders>
+              <w:top w:val="none" w:color="FFFFFF" w:sz="0"/>
+              <w:left w:val="none" w:color="FFFFFF" w:sz="0"/>
+              <w:bottom w:val="single" w:color="CBD5E1" w:sz="4"/>
+              <w:right w:val="none" w:color="FFFFFF" w:sz="0"/>
+            </w:tcBorders>
+            <w:tcMar>
+              <w:top w:type="dxa" w:w="0"/>
+              <w:left w:type="dxa" w:w="0"/>
+              <w:bottom w:type="dxa" w:w="0"/>
+              <w:right w:type="dxa" w:w="0"/>
+            </w:tcMar>
+          </w:tcPr>
+          <w:p>
+            <w:pPr>
+              <w:spacing w:after="0"/>
+            </w:pPr>
+            <w:r>
+              <w:rPr>
+                <w:rFonts w:ascii="Arial" w:cs="Arial" w:eastAsia="Arial" w:hAnsi="Arial"/>
+                <w:sz w:val="18"/>
+                <w:szCs w:val="18"/>
+              </w:rPr>
+              <w:t xml:space="preserve"/>
+            </w:r>
+          </w:p>
+        </w:tc>
+      </w:tr>
+      <w:tr>
+        <w:trPr>
+          <w:trHeight w:val="400" w:hRule="atLeast"/>
+        </w:trPr>
+        <w:tc>
+          <w:tcPr>
+            <w:tcBorders>
+              <w:top w:val="none" w:color="FFFFFF" w:sz="0"/>
+              <w:left w:val="none" w:color="FFFFFF" w:sz="0"/>
+              <w:bottom w:val="single" w:color="CBD5E1" w:sz="4"/>
+              <w:right w:val="none" w:color="FFFFFF" w:sz="0"/>
+            </w:tcBorders>
+            <w:tcMar>
+              <w:top w:type="dxa" w:w="0"/>
+              <w:left w:type="dxa" w:w="0"/>
+              <w:bottom w:type="dxa" w:w="0"/>
+              <w:right w:type="dxa" w:w="0"/>
+            </w:tcMar>
+          </w:tcPr>
+          <w:p>
+            <w:pPr>
+              <w:spacing w:after="0"/>
+            </w:pPr>
+            <w:r>
+              <w:rPr>
+                <w:rFonts w:ascii="Arial" w:cs="Arial" w:eastAsia="Arial" w:hAnsi="Arial"/>
+                <w:sz w:val="18"/>
+                <w:szCs w:val="18"/>
+              </w:rPr>
+              <w:t xml:space="preserve"/>
+            </w:r>
+          </w:p>
+        </w:tc>
+      </w:tr>
+    </w:tbl>
+    <w:p>
+      <w:pPr>
+        <w:spacing w:after="0" w:before="120" w:line="250"/>
+      </w:pPr>
+      <w:r>
+        <w:rPr>
+          <w:rFonts w:ascii="Arial" w:cs="Arial" w:eastAsia="Arial" w:hAnsi="Arial"/>
+          <w:color w:val="64748B"/>
+          <w:sz w:val="16"/>
+          <w:szCs w:val="16"/>
+        </w:rPr>
+        <w:t xml:space="preserve">Команда: ______________________________   Дата выбора: ____________</w:t>
+      </w:r>
+    </w:p>
+    <w:p>
+      <w:r>
+        <w:br w:type="page"/>
+      </w:r>
+    </w:p>
+    <w:p>
+      <w:pPr>
+        <w:spacing w:after="20" w:before="0" w:line="250"/>
+      </w:pPr>
+      <w:r>
+        <w:rPr>
+          <w:rFonts w:ascii="Arial" w:cs="Arial" w:eastAsia="Arial" w:hAnsi="Arial"/>
+          <w:b/>
+          <w:bCs/>
+          <w:color w:val="64748B"/>
+          <w:sz w:val="16"/>
+          <w:szCs w:val="16"/>
+        </w:rPr>
+        <w:t xml:space="preserve">Б8</w:t>
+      </w:r>
+    </w:p>
+    <w:p>
+      <w:pPr>
+        <w:spacing w:after="80"/>
+      </w:pPr>
+      <w:r>
+        <w:rPr>
+          <w:rFonts w:ascii="Arial" w:cs="Arial" w:eastAsia="Arial" w:hAnsi="Arial"/>
+          <w:b/>
+          <w:bCs/>
+          <w:color w:val="005AAA"/>
+          <w:sz w:val="28"/>
+          <w:szCs w:val="28"/>
+        </w:rPr>
+        <w:t xml:space="preserve">LLM как рецензент отчётов: где он согласен с преподавателем</w:t>
+      </w:r>
+    </w:p>
+    <w:tbl>
+      <w:tblPr>
+        <w:tblW w:type="pct" w:w="100%"/>
+        <w:tblBorders>
+          <w:top w:val="none" w:color="FFFFFF" w:sz="0"/>
+          <w:left w:val="none" w:color="FFFFFF" w:sz="0"/>
+          <w:bottom w:val="none" w:color="FFFFFF" w:sz="0"/>
+          <w:right w:val="none" w:color="FFFFFF" w:sz="0"/>
+          <w:insideH w:val="none" w:color="FFFFFF" w:sz="0"/>
+          <w:insideV w:val="none" w:color="FFFFFF" w:sz="0"/>
+        </w:tblBorders>
+      </w:tblPr>
+      <w:tblGrid>
+        <w:gridCol w:w="100"/>
+        <w:gridCol w:w="100"/>
+        <w:gridCol w:w="100"/>
+      </w:tblGrid>
+      <w:tr>
+        <w:tc>
+          <w:tcPr>
+            <w:tcW w:type="pct" w:w="34%"/>
+            <w:tcBorders>
+              <w:top w:val="none" w:color="FFFFFF" w:sz="0"/>
+              <w:left w:val="none" w:color="FFFFFF" w:sz="0"/>
+              <w:bottom w:val="none" w:color="FFFFFF" w:sz="0"/>
+              <w:right w:val="none" w:color="FFFFFF" w:sz="0"/>
+            </w:tcBorders>
+            <w:shd w:fill="FEF6F8" w:val="clear"/>
+            <w:tcMar>
+              <w:top w:type="dxa" w:w="60"/>
+              <w:left w:type="dxa" w:w="100"/>
+              <w:bottom w:type="dxa" w:w="60"/>
+              <w:right w:type="dxa" w:w="100"/>
+            </w:tcMar>
+          </w:tcPr>
+          <w:p>
+            <w:pPr>
+              <w:spacing w:after="0" w:before="0" w:line="250"/>
+            </w:pPr>
+            <w:r>
+              <w:rPr>
+                <w:rFonts w:ascii="Arial" w:cs="Arial" w:eastAsia="Arial" w:hAnsi="Arial"/>
+                <w:b/>
+                <w:bCs/>
+                <w:color w:val="E70F47"/>
+                <w:sz w:val="16"/>
+                <w:szCs w:val="16"/>
+              </w:rPr>
+              <w:t xml:space="preserve">Вектор Б · социальный</w:t>
+            </w:r>
+          </w:p>
+        </w:tc>
+        <w:tc>
+          <w:tcPr>
+            <w:tcW w:type="pct" w:w="33%"/>
+            <w:tcBorders>
+              <w:top w:val="none" w:color="FFFFFF" w:sz="0"/>
+              <w:left w:val="none" w:color="FFFFFF" w:sz="0"/>
+              <w:bottom w:val="none" w:color="FFFFFF" w:sz="0"/>
+              <w:right w:val="none" w:color="FFFFFF" w:sz="0"/>
+            </w:tcBorders>
+            <w:tcMar>
+              <w:top w:type="dxa" w:w="60"/>
+              <w:left w:type="dxa" w:w="100"/>
+              <w:bottom w:type="dxa" w:w="60"/>
+              <w:right w:type="dxa" w:w="100"/>
+            </w:tcMar>
+          </w:tcPr>
+          <w:p>
+            <w:pPr>
+              <w:spacing w:after="0" w:before="0" w:line="250"/>
+            </w:pPr>
+            <w:r>
+              <w:rPr>
+                <w:rFonts w:ascii="Arial" w:cs="Arial" w:eastAsia="Arial" w:hAnsi="Arial"/>
+                <w:color w:val="64748B"/>
+                <w:sz w:val="16"/>
+                <w:szCs w:val="16"/>
+              </w:rPr>
+              <w:t xml:space="preserve">Кому: 2 курс</w:t>
+            </w:r>
+          </w:p>
+        </w:tc>
+        <w:tc>
+          <w:tcPr>
+            <w:tcW w:type="pct" w:w="33%"/>
+            <w:tcBorders>
+              <w:top w:val="none" w:color="FFFFFF" w:sz="0"/>
+              <w:left w:val="none" w:color="FFFFFF" w:sz="0"/>
+              <w:bottom w:val="none" w:color="FFFFFF" w:sz="0"/>
+              <w:right w:val="none" w:color="FFFFFF" w:sz="0"/>
+            </w:tcBorders>
+            <w:tcMar>
+              <w:top w:type="dxa" w:w="60"/>
+              <w:left w:type="dxa" w:w="100"/>
+              <w:bottom w:type="dxa" w:w="60"/>
+              <w:right w:type="dxa" w:w="100"/>
+            </w:tcMar>
+          </w:tcPr>
+          <w:p>
+            <w:pPr>
+              <w:spacing w:after="0" w:before="0" w:line="250"/>
+            </w:pPr>
+            <w:r>
+              <w:rPr>
+                <w:rFonts w:ascii="Arial" w:cs="Arial" w:eastAsia="Arial" w:hAnsi="Arial"/>
+                <w:color w:val="64748B"/>
+                <w:sz w:val="16"/>
+                <w:szCs w:val="16"/>
+              </w:rPr>
+              <w:t xml:space="preserve">Сложность: ●●○</w:t>
+            </w:r>
+          </w:p>
+        </w:tc>
+      </w:tr>
+    </w:tbl>
+    <w:p>
+      <w:pPr>
+        <w:pBdr>
+          <w:bottom w:val="single" w:color="E70F47" w:sz="8" w:space="2"/>
+        </w:pBdr>
+        <w:spacing w:after="60" w:before="60"/>
+      </w:pPr>
+      <w:r>
+        <w:rPr>
+          <w:rFonts w:ascii="Arial" w:cs="Arial" w:eastAsia="Arial" w:hAnsi="Arial"/>
+          <w:sz w:val="2"/>
+          <w:szCs w:val="2"/>
+        </w:rPr>
+        <w:t xml:space="preserve"/>
+      </w:r>
+    </w:p>
+    <w:p>
+      <w:pPr>
+        <w:spacing w:after="0" w:before="100" w:line="250"/>
+      </w:pPr>
+      <w:r>
+        <w:rPr>
+          <w:rFonts w:ascii="Arial" w:cs="Arial" w:eastAsia="Arial" w:hAnsi="Arial"/>
+          <w:b/>
+          <w:bCs/>
+          <w:color w:val="005AAA"/>
+          <w:sz w:val="16"/>
+          <w:szCs w:val="16"/>
+        </w:rPr>
+        <w:t xml:space="preserve">ПРОБЛЕМА  </w:t>
+      </w:r>
+      <w:r>
+        <w:rPr>
+          <w:rFonts w:ascii="Arial" w:cs="Arial" w:eastAsia="Arial" w:hAnsi="Arial"/>
+          <w:color w:val="1E293B"/>
+          <w:sz w:val="18"/>
+          <w:szCs w:val="18"/>
+        </w:rPr>
+        <w:t xml:space="preserve">— проверка студенческих отчётов съедает часы преподавателя, а обратная связь доходит до автора через неделю, когда работа уже неинтересна</w:t>
+      </w:r>
+    </w:p>
+    <w:p>
+      <w:pPr>
+        <w:spacing w:after="0" w:before="100" w:line="250"/>
+      </w:pPr>
+      <w:r>
+        <w:rPr>
+          <w:rFonts w:ascii="Arial" w:cs="Arial" w:eastAsia="Arial" w:hAnsi="Arial"/>
+          <w:b/>
+          <w:bCs/>
+          <w:color w:val="005AAA"/>
+          <w:sz w:val="16"/>
+          <w:szCs w:val="16"/>
+        </w:rPr>
+        <w:t xml:space="preserve">ЧТО СДАЁТЕ В ДЕКАБРЕ  </w:t>
+      </w:r>
+      <w:r>
+        <w:rPr>
+          <w:rFonts w:ascii="Arial" w:cs="Arial" w:eastAsia="Arial" w:hAnsi="Arial"/>
+          <w:color w:val="1E293B"/>
+          <w:sz w:val="18"/>
+          <w:szCs w:val="18"/>
+        </w:rPr>
+        <w:t xml:space="preserve">— 20 обезличенных отчётов, оценённых по одним критериям машиной и преподавателем, мера согласованности, разбор систематических расхождений и вывод: можно ли доверить машине черновую проверку и на каких именно критериях нельзя</w:t>
+      </w:r>
+    </w:p>
+    <w:p>
+      <w:pPr>
+        <w:spacing w:after="0" w:before="100" w:line="250"/>
+      </w:pPr>
+      <w:r>
+        <w:rPr>
+          <w:rFonts w:ascii="Arial" w:cs="Arial" w:eastAsia="Arial" w:hAnsi="Arial"/>
+          <w:b/>
+          <w:bCs/>
+          <w:color w:val="005AAA"/>
+          <w:sz w:val="16"/>
+          <w:szCs w:val="16"/>
+        </w:rPr>
+        <w:t xml:space="preserve">ПЕРВЫЙ ШАГ  </w:t>
+      </w:r>
+      <w:r>
+        <w:rPr>
+          <w:rFonts w:ascii="Arial" w:cs="Arial" w:eastAsia="Arial" w:hAnsi="Arial"/>
+          <w:color w:val="1E293B"/>
+          <w:sz w:val="18"/>
+          <w:szCs w:val="18"/>
+        </w:rPr>
+        <w:t xml:space="preserve">— дать модели один отчёт и свои критерии, сравнить с собственной оценкой — сразу станет видно, о каком порядке расхождений речь</w:t>
+      </w:r>
+    </w:p>
+    <w:p>
+      <w:pPr>
+        <w:spacing w:after="0" w:before="100" w:line="250"/>
+      </w:pPr>
+      <w:r>
+        <w:rPr>
+          <w:rFonts w:ascii="Arial" w:cs="Arial" w:eastAsia="Arial" w:hAnsi="Arial"/>
+          <w:b/>
+          <w:bCs/>
+          <w:color w:val="005AAA"/>
+          <w:sz w:val="16"/>
+          <w:szCs w:val="16"/>
+        </w:rPr>
+        <w:t xml:space="preserve">ЧТО ПОНАДОБИТСЯ  </w:t>
+      </w:r>
+      <w:r>
+        <w:rPr>
+          <w:rFonts w:ascii="Arial" w:cs="Arial" w:eastAsia="Arial" w:hAnsi="Arial"/>
+          <w:color w:val="1E293B"/>
+          <w:sz w:val="18"/>
+          <w:szCs w:val="18"/>
+        </w:rPr>
+        <w:t xml:space="preserve">— обезличенные отчёты с письменного согласия авторов, доступ к LLM, преподаватель как эксперт</w:t>
+      </w:r>
+    </w:p>
+    <w:p>
+      <w:pPr>
+        <w:spacing w:after="0" w:before="100" w:line="250"/>
+      </w:pPr>
+      <w:r>
+        <w:rPr>
+          <w:rFonts w:ascii="Arial" w:cs="Arial" w:eastAsia="Arial" w:hAnsi="Arial"/>
+          <w:b/>
+          <w:bCs/>
+          <w:color w:val="005AAA"/>
+          <w:sz w:val="16"/>
+          <w:szCs w:val="16"/>
+        </w:rPr>
+        <w:t xml:space="preserve">ГДЕ ОБЫЧНО СПОТЫКАЮТСЯ  </w:t>
+      </w:r>
+      <w:r>
+        <w:rPr>
+          <w:rFonts w:ascii="Arial" w:cs="Arial" w:eastAsia="Arial" w:hAnsi="Arial"/>
+          <w:color w:val="1E293B"/>
+          <w:sz w:val="18"/>
+          <w:szCs w:val="18"/>
+        </w:rPr>
+        <w:t xml:space="preserve">— обезличивание — не формальность. Отчёты студентов это персональные данные: без согласия авторов и удаления имён работу нельзя ни начинать, ни показывать на защите</w:t>
+      </w:r>
+    </w:p>
+    <w:p>
+      <w:pPr>
+        <w:spacing w:after="0" w:before="100" w:line="250"/>
+      </w:pPr>
+      <w:r>
+        <w:rPr>
+          <w:rFonts w:ascii="Arial" w:cs="Arial" w:eastAsia="Arial" w:hAnsi="Arial"/>
+          <w:b/>
+          <w:bCs/>
+          <w:color w:val="005AAA"/>
+          <w:sz w:val="16"/>
+          <w:szCs w:val="16"/>
+        </w:rPr>
+        <w:t xml:space="preserve">КУДА ЭТО РАСТЁТ  </w:t>
+      </w:r>
+      <w:r>
+        <w:rPr>
+          <w:rFonts w:ascii="Arial" w:cs="Arial" w:eastAsia="Arial" w:hAnsi="Arial"/>
+          <w:color w:val="1E293B"/>
+          <w:sz w:val="18"/>
+          <w:szCs w:val="18"/>
+        </w:rPr>
+        <w:t xml:space="preserve">— при высокой согласованности — черновая проверка ДЗ силами машины; при низкой результат не менее ценен: он показывает границу применимости</w:t>
+      </w:r>
+    </w:p>
+    <w:p>
+      <w:pPr>
+        <w:pBdr>
+          <w:bottom w:val="single" w:color="CBD5E1" w:sz="8" w:space="2"/>
+        </w:pBdr>
+        <w:spacing w:after="60" w:before="60"/>
+      </w:pPr>
+      <w:r>
+        <w:rPr>
+          <w:rFonts w:ascii="Arial" w:cs="Arial" w:eastAsia="Arial" w:hAnsi="Arial"/>
+          <w:sz w:val="2"/>
+          <w:szCs w:val="2"/>
+        </w:rPr>
+        <w:t xml:space="preserve"/>
+      </w:r>
+    </w:p>
+    <w:p>
+      <w:pPr>
+        <w:spacing w:after="40" w:before="60" w:line="250"/>
+      </w:pPr>
+      <w:r>
+        <w:rPr>
+          <w:rFonts w:ascii="Arial" w:cs="Arial" w:eastAsia="Arial" w:hAnsi="Arial"/>
+          <w:b/>
+          <w:bCs/>
+          <w:color w:val="005AAA"/>
+          <w:sz w:val="16"/>
+          <w:szCs w:val="16"/>
+        </w:rPr>
+        <w:t xml:space="preserve">Пометки команды</w:t>
+      </w:r>
+    </w:p>
+    <w:tbl>
+      <w:tblPr>
+        <w:tblW w:type="pct" w:w="100%"/>
+        <w:tblBorders>
+          <w:top w:val="none" w:color="FFFFFF" w:sz="0"/>
+          <w:left w:val="none" w:color="FFFFFF" w:sz="0"/>
+          <w:bottom w:val="none" w:color="FFFFFF" w:sz="0"/>
+          <w:right w:val="none" w:color="FFFFFF" w:sz="0"/>
+          <w:insideH w:val="none" w:color="FFFFFF" w:sz="0"/>
+          <w:insideV w:val="none" w:color="FFFFFF" w:sz="0"/>
+        </w:tblBorders>
+      </w:tblPr>
+      <w:tblGrid>
+        <w:gridCol w:w="100"/>
+      </w:tblGrid>
+      <w:tr>
+        <w:trPr>
+          <w:trHeight w:val="400" w:hRule="atLeast"/>
+        </w:trPr>
+        <w:tc>
+          <w:tcPr>
+            <w:tcBorders>
+              <w:top w:val="none" w:color="FFFFFF" w:sz="0"/>
+              <w:left w:val="none" w:color="FFFFFF" w:sz="0"/>
+              <w:bottom w:val="single" w:color="CBD5E1" w:sz="4"/>
+              <w:right w:val="none" w:color="FFFFFF" w:sz="0"/>
+            </w:tcBorders>
+            <w:tcMar>
+              <w:top w:type="dxa" w:w="0"/>
+              <w:left w:type="dxa" w:w="0"/>
+              <w:bottom w:type="dxa" w:w="0"/>
+              <w:right w:type="dxa" w:w="0"/>
+            </w:tcMar>
+          </w:tcPr>
+          <w:p>
+            <w:pPr>
+              <w:spacing w:after="0"/>
+            </w:pPr>
+            <w:r>
+              <w:rPr>
+                <w:rFonts w:ascii="Arial" w:cs="Arial" w:eastAsia="Arial" w:hAnsi="Arial"/>
+                <w:sz w:val="18"/>
+                <w:szCs w:val="18"/>
+              </w:rPr>
+              <w:t xml:space="preserve"/>
+            </w:r>
+          </w:p>
+        </w:tc>
+      </w:tr>
+      <w:tr>
+        <w:trPr>
+          <w:trHeight w:val="400" w:hRule="atLeast"/>
+        </w:trPr>
+        <w:tc>
+          <w:tcPr>
+            <w:tcBorders>
+              <w:top w:val="none" w:color="FFFFFF" w:sz="0"/>
+              <w:left w:val="none" w:color="FFFFFF" w:sz="0"/>
+              <w:bottom w:val="single" w:color="CBD5E1" w:sz="4"/>
+              <w:right w:val="none" w:color="FFFFFF" w:sz="0"/>
+            </w:tcBorders>
+            <w:tcMar>
+              <w:top w:type="dxa" w:w="0"/>
+              <w:left w:type="dxa" w:w="0"/>
+              <w:bottom w:type="dxa" w:w="0"/>
+              <w:right w:type="dxa" w:w="0"/>
+            </w:tcMar>
+          </w:tcPr>
+          <w:p>
+            <w:pPr>
+              <w:spacing w:after="0"/>
+            </w:pPr>
+            <w:r>
+              <w:rPr>
+                <w:rFonts w:ascii="Arial" w:cs="Arial" w:eastAsia="Arial" w:hAnsi="Arial"/>
+                <w:sz w:val="18"/>
+                <w:szCs w:val="18"/>
+              </w:rPr>
+              <w:t xml:space="preserve"/>
+            </w:r>
+          </w:p>
+        </w:tc>
+      </w:tr>
+      <w:tr>
+        <w:trPr>
+          <w:trHeight w:val="400" w:hRule="atLeast"/>
+        </w:trPr>
+        <w:tc>
+          <w:tcPr>
+            <w:tcBorders>
+              <w:top w:val="none" w:color="FFFFFF" w:sz="0"/>
+              <w:left w:val="none" w:color="FFFFFF" w:sz="0"/>
+              <w:bottom w:val="single" w:color="CBD5E1" w:sz="4"/>
+              <w:right w:val="none" w:color="FFFFFF" w:sz="0"/>
+            </w:tcBorders>
+            <w:tcMar>
+              <w:top w:type="dxa" w:w="0"/>
+              <w:left w:type="dxa" w:w="0"/>
+              <w:bottom w:type="dxa" w:w="0"/>
+              <w:right w:type="dxa" w:w="0"/>
+            </w:tcMar>
+          </w:tcPr>
+          <w:p>
+            <w:pPr>
+              <w:spacing w:after="0"/>
+            </w:pPr>
+            <w:r>
+              <w:rPr>
+                <w:rFonts w:ascii="Arial" w:cs="Arial" w:eastAsia="Arial" w:hAnsi="Arial"/>
+                <w:sz w:val="18"/>
+                <w:szCs w:val="18"/>
+              </w:rPr>
+              <w:t xml:space="preserve"/>
+            </w:r>
+          </w:p>
+        </w:tc>
+      </w:tr>
+      <w:tr>
+        <w:trPr>
+          <w:trHeight w:val="400" w:hRule="atLeast"/>
+        </w:trPr>
+        <w:tc>
+          <w:tcPr>
+            <w:tcBorders>
+              <w:top w:val="none" w:color="FFFFFF" w:sz="0"/>
+              <w:left w:val="none" w:color="FFFFFF" w:sz="0"/>
+              <w:bottom w:val="single" w:color="CBD5E1" w:sz="4"/>
+              <w:right w:val="none" w:color="FFFFFF" w:sz="0"/>
+            </w:tcBorders>
+            <w:tcMar>
+              <w:top w:type="dxa" w:w="0"/>
+              <w:left w:type="dxa" w:w="0"/>
+              <w:bottom w:type="dxa" w:w="0"/>
+              <w:right w:type="dxa" w:w="0"/>
+            </w:tcMar>
+          </w:tcPr>
+          <w:p>
+            <w:pPr>
+              <w:spacing w:after="0"/>
+            </w:pPr>
+            <w:r>
+              <w:rPr>
+                <w:rFonts w:ascii="Arial" w:cs="Arial" w:eastAsia="Arial" w:hAnsi="Arial"/>
+                <w:sz w:val="18"/>
+                <w:szCs w:val="18"/>
+              </w:rPr>
+              <w:t xml:space="preserve"/>
+            </w:r>
+          </w:p>
+        </w:tc>
+      </w:tr>
+      <w:tr>
+        <w:trPr>
+          <w:trHeight w:val="400" w:hRule="atLeast"/>
+        </w:trPr>
+        <w:tc>
+          <w:tcPr>
+            <w:tcBorders>
+              <w:top w:val="none" w:color="FFFFFF" w:sz="0"/>
+              <w:left w:val="none" w:color="FFFFFF" w:sz="0"/>
+              <w:bottom w:val="single" w:color="CBD5E1" w:sz="4"/>
+              <w:right w:val="none" w:color="FFFFFF" w:sz="0"/>
+            </w:tcBorders>
+            <w:tcMar>
+              <w:top w:type="dxa" w:w="0"/>
+              <w:left w:type="dxa" w:w="0"/>
+              <w:bottom w:type="dxa" w:w="0"/>
+              <w:right w:type="dxa" w:w="0"/>
+            </w:tcMar>
+          </w:tcPr>
+          <w:p>
+            <w:pPr>
+              <w:spacing w:after="0"/>
+            </w:pPr>
+            <w:r>
+              <w:rPr>
+                <w:rFonts w:ascii="Arial" w:cs="Arial" w:eastAsia="Arial" w:hAnsi="Arial"/>
+                <w:sz w:val="18"/>
+                <w:szCs w:val="18"/>
+              </w:rPr>
+              <w:t xml:space="preserve"/>
+            </w:r>
+          </w:p>
+        </w:tc>
+      </w:tr>
+      <w:tr>
+        <w:trPr>
+          <w:trHeight w:val="400" w:hRule="atLeast"/>
+        </w:trPr>
+        <w:tc>
+          <w:tcPr>
+            <w:tcBorders>
+              <w:top w:val="none" w:color="FFFFFF" w:sz="0"/>
+              <w:left w:val="none" w:color="FFFFFF" w:sz="0"/>
+              <w:bottom w:val="single" w:color="CBD5E1" w:sz="4"/>
+              <w:right w:val="none" w:color="FFFFFF" w:sz="0"/>
+            </w:tcBorders>
+            <w:tcMar>
+              <w:top w:type="dxa" w:w="0"/>
+              <w:left w:type="dxa" w:w="0"/>
+              <w:bottom w:type="dxa" w:w="0"/>
+              <w:right w:type="dxa" w:w="0"/>
+            </w:tcMar>
+          </w:tcPr>
+          <w:p>
+            <w:pPr>
+              <w:spacing w:after="0"/>
+            </w:pPr>
+            <w:r>
+              <w:rPr>
+                <w:rFonts w:ascii="Arial" w:cs="Arial" w:eastAsia="Arial" w:hAnsi="Arial"/>
+                <w:sz w:val="18"/>
+                <w:szCs w:val="18"/>
+              </w:rPr>
+              <w:t xml:space="preserve"/>
+            </w:r>
+          </w:p>
+        </w:tc>
+      </w:tr>
+      <w:tr>
+        <w:trPr>
+          <w:trHeight w:val="400" w:hRule="atLeast"/>
+        </w:trPr>
+        <w:tc>
+          <w:tcPr>
+            <w:tcBorders>
+              <w:top w:val="none" w:color="FFFFFF" w:sz="0"/>
+              <w:left w:val="none" w:color="FFFFFF" w:sz="0"/>
+              <w:bottom w:val="single" w:color="CBD5E1" w:sz="4"/>
+              <w:right w:val="none" w:color="FFFFFF" w:sz="0"/>
+            </w:tcBorders>
+            <w:tcMar>
+              <w:top w:type="dxa" w:w="0"/>
+              <w:left w:type="dxa" w:w="0"/>
+              <w:bottom w:type="dxa" w:w="0"/>
+              <w:right w:type="dxa" w:w="0"/>
+            </w:tcMar>
+          </w:tcPr>
+          <w:p>
+            <w:pPr>
+              <w:spacing w:after="0"/>
+            </w:pPr>
+            <w:r>
+              <w:rPr>
+                <w:rFonts w:ascii="Arial" w:cs="Arial" w:eastAsia="Arial" w:hAnsi="Arial"/>
+                <w:sz w:val="18"/>
+                <w:szCs w:val="18"/>
+              </w:rPr>
+              <w:t xml:space="preserve"/>
+            </w:r>
+          </w:p>
+        </w:tc>
+      </w:tr>
+    </w:tbl>
+    <w:p>
+      <w:pPr>
+        <w:spacing w:after="0" w:before="120" w:line="250"/>
+      </w:pPr>
+      <w:r>
+        <w:rPr>
+          <w:rFonts w:ascii="Arial" w:cs="Arial" w:eastAsia="Arial" w:hAnsi="Arial"/>
+          <w:color w:val="64748B"/>
+          <w:sz w:val="16"/>
+          <w:szCs w:val="16"/>
+        </w:rPr>
+        <w:t xml:space="preserve">Команда: ______________________________   Дата выбора: ____________</w:t>
+      </w:r>
+    </w:p>
+    <w:p>
+      <w:r>
+        <w:br w:type="page"/>
+      </w:r>
+    </w:p>
+    <w:p>
+      <w:pPr>
+        <w:spacing w:after="20" w:before="0" w:line="250"/>
+      </w:pPr>
+      <w:r>
+        <w:rPr>
+          <w:rFonts w:ascii="Arial" w:cs="Arial" w:eastAsia="Arial" w:hAnsi="Arial"/>
+          <w:b/>
+          <w:bCs/>
+          <w:color w:val="64748B"/>
+          <w:sz w:val="16"/>
+          <w:szCs w:val="16"/>
+        </w:rPr>
+        <w:t xml:space="preserve">Б9</w:t>
+      </w:r>
+    </w:p>
+    <w:p>
+      <w:pPr>
+        <w:spacing w:after="80"/>
+      </w:pPr>
+      <w:r>
+        <w:rPr>
+          <w:rFonts w:ascii="Arial" w:cs="Arial" w:eastAsia="Arial" w:hAnsi="Arial"/>
+          <w:b/>
+          <w:bCs/>
+          <w:color w:val="005AAA"/>
+          <w:sz w:val="28"/>
+          <w:szCs w:val="28"/>
+        </w:rPr>
+        <w:t xml:space="preserve">Ассистент по методичкам, который не выдумывает</w:t>
+      </w:r>
+    </w:p>
+    <w:tbl>
+      <w:tblPr>
+        <w:tblW w:type="pct" w:w="100%"/>
+        <w:tblBorders>
+          <w:top w:val="none" w:color="FFFFFF" w:sz="0"/>
+          <w:left w:val="none" w:color="FFFFFF" w:sz="0"/>
+          <w:bottom w:val="none" w:color="FFFFFF" w:sz="0"/>
+          <w:right w:val="none" w:color="FFFFFF" w:sz="0"/>
+          <w:insideH w:val="none" w:color="FFFFFF" w:sz="0"/>
+          <w:insideV w:val="none" w:color="FFFFFF" w:sz="0"/>
+        </w:tblBorders>
+      </w:tblPr>
+      <w:tblGrid>
+        <w:gridCol w:w="100"/>
+        <w:gridCol w:w="100"/>
+        <w:gridCol w:w="100"/>
+      </w:tblGrid>
+      <w:tr>
+        <w:tc>
+          <w:tcPr>
+            <w:tcW w:type="pct" w:w="34%"/>
+            <w:tcBorders>
+              <w:top w:val="none" w:color="FFFFFF" w:sz="0"/>
+              <w:left w:val="none" w:color="FFFFFF" w:sz="0"/>
+              <w:bottom w:val="none" w:color="FFFFFF" w:sz="0"/>
+              <w:right w:val="none" w:color="FFFFFF" w:sz="0"/>
+            </w:tcBorders>
+            <w:shd w:fill="FEF6F8" w:val="clear"/>
+            <w:tcMar>
+              <w:top w:type="dxa" w:w="60"/>
+              <w:left w:type="dxa" w:w="100"/>
+              <w:bottom w:type="dxa" w:w="60"/>
+              <w:right w:type="dxa" w:w="100"/>
+            </w:tcMar>
+          </w:tcPr>
+          <w:p>
+            <w:pPr>
+              <w:spacing w:after="0" w:before="0" w:line="250"/>
+            </w:pPr>
+            <w:r>
+              <w:rPr>
+                <w:rFonts w:ascii="Arial" w:cs="Arial" w:eastAsia="Arial" w:hAnsi="Arial"/>
+                <w:b/>
+                <w:bCs/>
+                <w:color w:val="E70F47"/>
+                <w:sz w:val="16"/>
+                <w:szCs w:val="16"/>
+              </w:rPr>
+              <w:t xml:space="preserve">Вектор Б · социальный</w:t>
+            </w:r>
+          </w:p>
+        </w:tc>
+        <w:tc>
+          <w:tcPr>
+            <w:tcW w:type="pct" w:w="33%"/>
+            <w:tcBorders>
+              <w:top w:val="none" w:color="FFFFFF" w:sz="0"/>
+              <w:left w:val="none" w:color="FFFFFF" w:sz="0"/>
+              <w:bottom w:val="none" w:color="FFFFFF" w:sz="0"/>
+              <w:right w:val="none" w:color="FFFFFF" w:sz="0"/>
+            </w:tcBorders>
+            <w:tcMar>
+              <w:top w:type="dxa" w:w="60"/>
+              <w:left w:type="dxa" w:w="100"/>
+              <w:bottom w:type="dxa" w:w="60"/>
+              <w:right w:type="dxa" w:w="100"/>
+            </w:tcMar>
+          </w:tcPr>
+          <w:p>
+            <w:pPr>
+              <w:spacing w:after="0" w:before="0" w:line="250"/>
+            </w:pPr>
+            <w:r>
+              <w:rPr>
+                <w:rFonts w:ascii="Arial" w:cs="Arial" w:eastAsia="Arial" w:hAnsi="Arial"/>
+                <w:color w:val="64748B"/>
+                <w:sz w:val="16"/>
+                <w:szCs w:val="16"/>
+              </w:rPr>
+              <w:t xml:space="preserve">Кому: 2 курс</w:t>
+            </w:r>
+          </w:p>
+        </w:tc>
+        <w:tc>
+          <w:tcPr>
+            <w:tcW w:type="pct" w:w="33%"/>
+            <w:tcBorders>
+              <w:top w:val="none" w:color="FFFFFF" w:sz="0"/>
+              <w:left w:val="none" w:color="FFFFFF" w:sz="0"/>
+              <w:bottom w:val="none" w:color="FFFFFF" w:sz="0"/>
+              <w:right w:val="none" w:color="FFFFFF" w:sz="0"/>
+            </w:tcBorders>
+            <w:tcMar>
+              <w:top w:type="dxa" w:w="60"/>
+              <w:left w:type="dxa" w:w="100"/>
+              <w:bottom w:type="dxa" w:w="60"/>
+              <w:right w:type="dxa" w:w="100"/>
+            </w:tcMar>
+          </w:tcPr>
+          <w:p>
+            <w:pPr>
+              <w:spacing w:after="0" w:before="0" w:line="250"/>
+            </w:pPr>
+            <w:r>
+              <w:rPr>
+                <w:rFonts w:ascii="Arial" w:cs="Arial" w:eastAsia="Arial" w:hAnsi="Arial"/>
+                <w:color w:val="64748B"/>
+                <w:sz w:val="16"/>
+                <w:szCs w:val="16"/>
+              </w:rPr>
+              <w:t xml:space="preserve">Сложность: ●●●</w:t>
+            </w:r>
+          </w:p>
+        </w:tc>
+      </w:tr>
+    </w:tbl>
+    <w:p>
+      <w:pPr>
+        <w:pBdr>
+          <w:bottom w:val="single" w:color="E70F47" w:sz="8" w:space="2"/>
+        </w:pBdr>
+        <w:spacing w:after="60" w:before="60"/>
+      </w:pPr>
+      <w:r>
+        <w:rPr>
+          <w:rFonts w:ascii="Arial" w:cs="Arial" w:eastAsia="Arial" w:hAnsi="Arial"/>
+          <w:sz w:val="2"/>
+          <w:szCs w:val="2"/>
+        </w:rPr>
+        <w:t xml:space="preserve"/>
+      </w:r>
+    </w:p>
+    <w:p>
+      <w:pPr>
+        <w:spacing w:after="0" w:before="100" w:line="250"/>
+      </w:pPr>
+      <w:r>
+        <w:rPr>
+          <w:rFonts w:ascii="Arial" w:cs="Arial" w:eastAsia="Arial" w:hAnsi="Arial"/>
+          <w:b/>
+          <w:bCs/>
+          <w:color w:val="005AAA"/>
+          <w:sz w:val="16"/>
+          <w:szCs w:val="16"/>
+        </w:rPr>
+        <w:t xml:space="preserve">ПРОБЛЕМА  </w:t>
+      </w:r>
+      <w:r>
+        <w:rPr>
+          <w:rFonts w:ascii="Arial" w:cs="Arial" w:eastAsia="Arial" w:hAnsi="Arial"/>
+          <w:color w:val="1E293B"/>
+          <w:sz w:val="18"/>
+          <w:szCs w:val="18"/>
+        </w:rPr>
+        <w:t xml:space="preserve">— студент упирается в лабораторную в одиннадцать вечера; преподавателя нет, а обычный чат-бот отвечает правдоподобно и неверно — и это хуже, чем не отвечать вовсе</w:t>
+      </w:r>
+    </w:p>
+    <w:p>
+      <w:pPr>
+        <w:spacing w:after="0" w:before="100" w:line="250"/>
+      </w:pPr>
+      <w:r>
+        <w:rPr>
+          <w:rFonts w:ascii="Arial" w:cs="Arial" w:eastAsia="Arial" w:hAnsi="Arial"/>
+          <w:b/>
+          <w:bCs/>
+          <w:color w:val="005AAA"/>
+          <w:sz w:val="16"/>
+          <w:szCs w:val="16"/>
+        </w:rPr>
+        <w:t xml:space="preserve">ЧТО СДАЁТЕ В ДЕКАБРЕ  </w:t>
+      </w:r>
+      <w:r>
+        <w:rPr>
+          <w:rFonts w:ascii="Arial" w:cs="Arial" w:eastAsia="Arial" w:hAnsi="Arial"/>
+          <w:color w:val="1E293B"/>
+          <w:sz w:val="18"/>
+          <w:szCs w:val="18"/>
+        </w:rPr>
+        <w:t xml:space="preserve">— ассистент, отвечающий только по загруженным методичкам кафедры и обязанный давать ссылку на страницу; набор из 50 контрольных вопросов, из которых 10 заведомо не имеют ответа в материалах; измеренные доля верных ссылок и доля честных отказов</w:t>
+      </w:r>
+    </w:p>
+    <w:p>
+      <w:pPr>
+        <w:spacing w:after="0" w:before="100" w:line="250"/>
+      </w:pPr>
+      <w:r>
+        <w:rPr>
+          <w:rFonts w:ascii="Arial" w:cs="Arial" w:eastAsia="Arial" w:hAnsi="Arial"/>
+          <w:b/>
+          <w:bCs/>
+          <w:color w:val="005AAA"/>
+          <w:sz w:val="16"/>
+          <w:szCs w:val="16"/>
+        </w:rPr>
+        <w:t xml:space="preserve">ПЕРВЫЙ ШАГ  </w:t>
+      </w:r>
+      <w:r>
+        <w:rPr>
+          <w:rFonts w:ascii="Arial" w:cs="Arial" w:eastAsia="Arial" w:hAnsi="Arial"/>
+          <w:color w:val="1E293B"/>
+          <w:sz w:val="18"/>
+          <w:szCs w:val="18"/>
+        </w:rPr>
+        <w:t xml:space="preserve">— составить те самые 10 вопросов без ответа в материалах — именно на них ломаются такие системы, и начинать надо с них</w:t>
+      </w:r>
+    </w:p>
+    <w:p>
+      <w:pPr>
+        <w:spacing w:after="0" w:before="100" w:line="250"/>
+      </w:pPr>
+      <w:r>
+        <w:rPr>
+          <w:rFonts w:ascii="Arial" w:cs="Arial" w:eastAsia="Arial" w:hAnsi="Arial"/>
+          <w:b/>
+          <w:bCs/>
+          <w:color w:val="005AAA"/>
+          <w:sz w:val="16"/>
+          <w:szCs w:val="16"/>
+        </w:rPr>
+        <w:t xml:space="preserve">ЧТО ПОНАДОБИТСЯ  </w:t>
+      </w:r>
+      <w:r>
+        <w:rPr>
+          <w:rFonts w:ascii="Arial" w:cs="Arial" w:eastAsia="Arial" w:hAnsi="Arial"/>
+          <w:color w:val="1E293B"/>
+          <w:sz w:val="18"/>
+          <w:szCs w:val="18"/>
+        </w:rPr>
+        <w:t xml:space="preserve">— методички кафедры в электронном виде, доступ к LLM, Python</w:t>
+      </w:r>
+    </w:p>
+    <w:p>
+      <w:pPr>
+        <w:spacing w:after="0" w:before="100" w:line="250"/>
+      </w:pPr>
+      <w:r>
+        <w:rPr>
+          <w:rFonts w:ascii="Arial" w:cs="Arial" w:eastAsia="Arial" w:hAnsi="Arial"/>
+          <w:b/>
+          <w:bCs/>
+          <w:color w:val="005AAA"/>
+          <w:sz w:val="16"/>
+          <w:szCs w:val="16"/>
+        </w:rPr>
+        <w:t xml:space="preserve">ГДЕ ОБЫЧНО СПОТЫКАЮТСЯ  </w:t>
+      </w:r>
+      <w:r>
+        <w:rPr>
+          <w:rFonts w:ascii="Arial" w:cs="Arial" w:eastAsia="Arial" w:hAnsi="Arial"/>
+          <w:color w:val="1E293B"/>
+          <w:sz w:val="18"/>
+          <w:szCs w:val="18"/>
+        </w:rPr>
+        <w:t xml:space="preserve">— меряют долю правильных ответов и радуются. Главная метрика обратная: отказ, когда ответа в материалах нет. Система, которая отвечает всегда, опаснее отсутствия системы</w:t>
+      </w:r>
+    </w:p>
+    <w:p>
+      <w:pPr>
+        <w:spacing w:after="0" w:before="100" w:line="250"/>
+      </w:pPr>
+      <w:r>
+        <w:rPr>
+          <w:rFonts w:ascii="Arial" w:cs="Arial" w:eastAsia="Arial" w:hAnsi="Arial"/>
+          <w:b/>
+          <w:bCs/>
+          <w:color w:val="005AAA"/>
+          <w:sz w:val="16"/>
+          <w:szCs w:val="16"/>
+        </w:rPr>
+        <w:t xml:space="preserve">КУДА ЭТО РАСТЁТ  </w:t>
+      </w:r>
+      <w:r>
+        <w:rPr>
+          <w:rFonts w:ascii="Arial" w:cs="Arial" w:eastAsia="Arial" w:hAnsi="Arial"/>
+          <w:color w:val="1E293B"/>
+          <w:sz w:val="18"/>
+          <w:szCs w:val="18"/>
+        </w:rPr>
+        <w:t xml:space="preserve">— смыкается с темой Б4; методика оценки переносится на любого корпоративного ассистента — это востребованный навык</w:t>
+      </w:r>
+    </w:p>
+    <w:p>
+      <w:pPr>
+        <w:pBdr>
+          <w:bottom w:val="single" w:color="CBD5E1" w:sz="8" w:space="2"/>
+        </w:pBdr>
+        <w:spacing w:after="60" w:before="60"/>
+      </w:pPr>
+      <w:r>
+        <w:rPr>
+          <w:rFonts w:ascii="Arial" w:cs="Arial" w:eastAsia="Arial" w:hAnsi="Arial"/>
+          <w:sz w:val="2"/>
+          <w:szCs w:val="2"/>
+        </w:rPr>
+        <w:t xml:space="preserve"/>
+      </w:r>
+    </w:p>
+    <w:p>
+      <w:pPr>
+        <w:spacing w:after="40" w:before="60" w:line="250"/>
+      </w:pPr>
+      <w:r>
+        <w:rPr>
+          <w:rFonts w:ascii="Arial" w:cs="Arial" w:eastAsia="Arial" w:hAnsi="Arial"/>
+          <w:b/>
+          <w:bCs/>
+          <w:color w:val="005AAA"/>
+          <w:sz w:val="16"/>
+          <w:szCs w:val="16"/>
+        </w:rPr>
+        <w:t xml:space="preserve">Пометки команды</w:t>
+      </w:r>
+    </w:p>
+    <w:tbl>
+      <w:tblPr>
+        <w:tblW w:type="pct" w:w="100%"/>
+        <w:tblBorders>
+          <w:top w:val="none" w:color="FFFFFF" w:sz="0"/>
+          <w:left w:val="none" w:color="FFFFFF" w:sz="0"/>
+          <w:bottom w:val="none" w:color="FFFFFF" w:sz="0"/>
+          <w:right w:val="none" w:color="FFFFFF" w:sz="0"/>
+          <w:insideH w:val="none" w:color="FFFFFF" w:sz="0"/>
+          <w:insideV w:val="none" w:color="FFFFFF" w:sz="0"/>
+        </w:tblBorders>
+      </w:tblPr>
+      <w:tblGrid>
+        <w:gridCol w:w="100"/>
+      </w:tblGrid>
+      <w:tr>
+        <w:trPr>
+          <w:trHeight w:val="400" w:hRule="atLeast"/>
+        </w:trPr>
+        <w:tc>
+          <w:tcPr>
+            <w:tcBorders>
+              <w:top w:val="none" w:color="FFFFFF" w:sz="0"/>
+              <w:left w:val="none" w:color="FFFFFF" w:sz="0"/>
+              <w:bottom w:val="single" w:color="CBD5E1" w:sz="4"/>
+              <w:right w:val="none" w:color="FFFFFF" w:sz="0"/>
+            </w:tcBorders>
+            <w:tcMar>
+              <w:top w:type="dxa" w:w="0"/>
+              <w:left w:type="dxa" w:w="0"/>
+              <w:bottom w:type="dxa" w:w="0"/>
+              <w:right w:type="dxa" w:w="0"/>
+            </w:tcMar>
+          </w:tcPr>
+          <w:p>
+            <w:pPr>
+              <w:spacing w:after="0"/>
+            </w:pPr>
+            <w:r>
+              <w:rPr>
+                <w:rFonts w:ascii="Arial" w:cs="Arial" w:eastAsia="Arial" w:hAnsi="Arial"/>
+                <w:sz w:val="18"/>
+                <w:szCs w:val="18"/>
+              </w:rPr>
+              <w:t xml:space="preserve"/>
+            </w:r>
+          </w:p>
+        </w:tc>
+      </w:tr>
+      <w:tr>
+        <w:trPr>
+          <w:trHeight w:val="400" w:hRule="atLeast"/>
+        </w:trPr>
+        <w:tc>
+          <w:tcPr>
+            <w:tcBorders>
+              <w:top w:val="none" w:color="FFFFFF" w:sz="0"/>
+              <w:left w:val="none" w:color="FFFFFF" w:sz="0"/>
+              <w:bottom w:val="single" w:color="CBD5E1" w:sz="4"/>
+              <w:right w:val="none" w:color="FFFFFF" w:sz="0"/>
+            </w:tcBorders>
+            <w:tcMar>
+              <w:top w:type="dxa" w:w="0"/>
+              <w:left w:type="dxa" w:w="0"/>
+              <w:bottom w:type="dxa" w:w="0"/>
+              <w:right w:type="dxa" w:w="0"/>
+            </w:tcMar>
+          </w:tcPr>
+          <w:p>
+            <w:pPr>
+              <w:spacing w:after="0"/>
+            </w:pPr>
+            <w:r>
+              <w:rPr>
+                <w:rFonts w:ascii="Arial" w:cs="Arial" w:eastAsia="Arial" w:hAnsi="Arial"/>
+                <w:sz w:val="18"/>
+                <w:szCs w:val="18"/>
+              </w:rPr>
+              <w:t xml:space="preserve"/>
+            </w:r>
+          </w:p>
+        </w:tc>
+      </w:tr>
+      <w:tr>
+        <w:trPr>
+          <w:trHeight w:val="400" w:hRule="atLeast"/>
+        </w:trPr>
+        <w:tc>
+          <w:tcPr>
+            <w:tcBorders>
+              <w:top w:val="none" w:color="FFFFFF" w:sz="0"/>
+              <w:left w:val="none" w:color="FFFFFF" w:sz="0"/>
+              <w:bottom w:val="single" w:color="CBD5E1" w:sz="4"/>
+              <w:right w:val="none" w:color="FFFFFF" w:sz="0"/>
+            </w:tcBorders>
+            <w:tcMar>
+              <w:top w:type="dxa" w:w="0"/>
+              <w:left w:type="dxa" w:w="0"/>
+              <w:bottom w:type="dxa" w:w="0"/>
+              <w:right w:type="dxa" w:w="0"/>
+            </w:tcMar>
+          </w:tcPr>
+          <w:p>
+            <w:pPr>
+              <w:spacing w:after="0"/>
+            </w:pPr>
+            <w:r>
+              <w:rPr>
+                <w:rFonts w:ascii="Arial" w:cs="Arial" w:eastAsia="Arial" w:hAnsi="Arial"/>
+                <w:sz w:val="18"/>
+                <w:szCs w:val="18"/>
+              </w:rPr>
+              <w:t xml:space="preserve"/>
+            </w:r>
+          </w:p>
+        </w:tc>
+      </w:tr>
+      <w:tr>
+        <w:trPr>
+          <w:trHeight w:val="400" w:hRule="atLeast"/>
+        </w:trPr>
+        <w:tc>
+          <w:tcPr>
+            <w:tcBorders>
+              <w:top w:val="none" w:color="FFFFFF" w:sz="0"/>
+              <w:left w:val="none" w:color="FFFFFF" w:sz="0"/>
+              <w:bottom w:val="single" w:color="CBD5E1" w:sz="4"/>
+              <w:right w:val="none" w:color="FFFFFF" w:sz="0"/>
+            </w:tcBorders>
+            <w:tcMar>
+              <w:top w:type="dxa" w:w="0"/>
+              <w:left w:type="dxa" w:w="0"/>
+              <w:bottom w:type="dxa" w:w="0"/>
+              <w:right w:type="dxa" w:w="0"/>
+            </w:tcMar>
+          </w:tcPr>
+          <w:p>
+            <w:pPr>
+              <w:spacing w:after="0"/>
+            </w:pPr>
+            <w:r>
+              <w:rPr>
+                <w:rFonts w:ascii="Arial" w:cs="Arial" w:eastAsia="Arial" w:hAnsi="Arial"/>
+                <w:sz w:val="18"/>
+                <w:szCs w:val="18"/>
+              </w:rPr>
+              <w:t xml:space="preserve"/>
+            </w:r>
+          </w:p>
+        </w:tc>
+      </w:tr>
+      <w:tr>
+        <w:trPr>
+          <w:trHeight w:val="400" w:hRule="atLeast"/>
+        </w:trPr>
+        <w:tc>
+          <w:tcPr>
+            <w:tcBorders>
+              <w:top w:val="none" w:color="FFFFFF" w:sz="0"/>
+              <w:left w:val="none" w:color="FFFFFF" w:sz="0"/>
+              <w:bottom w:val="single" w:color="CBD5E1" w:sz="4"/>
+              <w:right w:val="none" w:color="FFFFFF" w:sz="0"/>
+            </w:tcBorders>
+            <w:tcMar>
+              <w:top w:type="dxa" w:w="0"/>
+              <w:left w:type="dxa" w:w="0"/>
+              <w:bottom w:type="dxa" w:w="0"/>
+              <w:right w:type="dxa" w:w="0"/>
+            </w:tcMar>
+          </w:tcPr>
+          <w:p>
+            <w:pPr>
+              <w:spacing w:after="0"/>
+            </w:pPr>
+            <w:r>
+              <w:rPr>
+                <w:rFonts w:ascii="Arial" w:cs="Arial" w:eastAsia="Arial" w:hAnsi="Arial"/>
+                <w:sz w:val="18"/>
+                <w:szCs w:val="18"/>
+              </w:rPr>
+              <w:t xml:space="preserve"/>
+            </w:r>
+          </w:p>
+        </w:tc>
+      </w:tr>
+      <w:tr>
+        <w:trPr>
+          <w:trHeight w:val="400" w:hRule="atLeast"/>
+        </w:trPr>
+        <w:tc>
+          <w:tcPr>
+            <w:tcBorders>
+              <w:top w:val="none" w:color="FFFFFF" w:sz="0"/>
+              <w:left w:val="none" w:color="FFFFFF" w:sz="0"/>
+              <w:bottom w:val="single" w:color="CBD5E1" w:sz="4"/>
+              <w:right w:val="none" w:color="FFFFFF" w:sz="0"/>
+            </w:tcBorders>
+            <w:tcMar>
+              <w:top w:type="dxa" w:w="0"/>
+              <w:left w:type="dxa" w:w="0"/>
+              <w:bottom w:type="dxa" w:w="0"/>
+              <w:right w:type="dxa" w:w="0"/>
+            </w:tcMar>
+          </w:tcPr>
+          <w:p>
+            <w:pPr>
+              <w:spacing w:after="0"/>
+            </w:pPr>
+            <w:r>
+              <w:rPr>
+                <w:rFonts w:ascii="Arial" w:cs="Arial" w:eastAsia="Arial" w:hAnsi="Arial"/>
+                <w:sz w:val="18"/>
+                <w:szCs w:val="18"/>
+              </w:rPr>
+              <w:t xml:space="preserve"/>
+            </w:r>
+          </w:p>
+        </w:tc>
+      </w:tr>
+      <w:tr>
+        <w:trPr>
+          <w:trHeight w:val="400" w:hRule="atLeast"/>
+        </w:trPr>
+        <w:tc>
+          <w:tcPr>
+            <w:tcBorders>
+              <w:top w:val="none" w:color="FFFFFF" w:sz="0"/>
+              <w:left w:val="none" w:color="FFFFFF" w:sz="0"/>
+              <w:bottom w:val="single" w:color="CBD5E1" w:sz="4"/>
+              <w:right w:val="none" w:color="FFFFFF" w:sz="0"/>
+            </w:tcBorders>
+            <w:tcMar>
+              <w:top w:type="dxa" w:w="0"/>
+              <w:left w:type="dxa" w:w="0"/>
+              <w:bottom w:type="dxa" w:w="0"/>
+              <w:right w:type="dxa" w:w="0"/>
+            </w:tcMar>
+          </w:tcPr>
+          <w:p>
+            <w:pPr>
+              <w:spacing w:after="0"/>
+            </w:pPr>
+            <w:r>
+              <w:rPr>
+                <w:rFonts w:ascii="Arial" w:cs="Arial" w:eastAsia="Arial" w:hAnsi="Arial"/>
+                <w:sz w:val="18"/>
+                <w:szCs w:val="18"/>
+              </w:rPr>
+              <w:t xml:space="preserve"/>
+            </w:r>
+          </w:p>
+        </w:tc>
+      </w:tr>
+    </w:tbl>
+    <w:p>
+      <w:pPr>
+        <w:spacing w:after="0" w:before="120" w:line="250"/>
+      </w:pPr>
+      <w:r>
+        <w:rPr>
+          <w:rFonts w:ascii="Arial" w:cs="Arial" w:eastAsia="Arial" w:hAnsi="Arial"/>
+          <w:color w:val="64748B"/>
+          <w:sz w:val="16"/>
+          <w:szCs w:val="16"/>
+        </w:rPr>
+        <w:t xml:space="preserve">Команда: ______________________________   Дата выбора: ____________</w:t>
+      </w:r>
+    </w:p>
+    <w:p>
+      <w:r>
+        <w:br w:type="page"/>
+      </w:r>
+    </w:p>
+    <w:p>
+      <w:pPr>
+        <w:spacing w:after="20" w:before="0" w:line="250"/>
+      </w:pPr>
+      <w:r>
+        <w:rPr>
+          <w:rFonts w:ascii="Arial" w:cs="Arial" w:eastAsia="Arial" w:hAnsi="Arial"/>
+          <w:b/>
+          <w:bCs/>
+          <w:color w:val="64748B"/>
+          <w:sz w:val="16"/>
+          <w:szCs w:val="16"/>
+        </w:rPr>
+        <w:t xml:space="preserve">Б10</w:t>
+      </w:r>
+    </w:p>
+    <w:p>
+      <w:pPr>
+        <w:spacing w:after="80"/>
+      </w:pPr>
+      <w:r>
+        <w:rPr>
+          <w:rFonts w:ascii="Arial" w:cs="Arial" w:eastAsia="Arial" w:hAnsi="Arial"/>
+          <w:b/>
+          <w:bCs/>
+          <w:color w:val="005AAA"/>
+          <w:sz w:val="28"/>
+          <w:szCs w:val="28"/>
+        </w:rPr>
+        <w:t xml:space="preserve">Генератор вариантов задач с проверкой решаемости</w:t>
+      </w:r>
+    </w:p>
+    <w:tbl>
+      <w:tblPr>
+        <w:tblW w:type="pct" w:w="100%"/>
+        <w:tblBorders>
+          <w:top w:val="none" w:color="FFFFFF" w:sz="0"/>
+          <w:left w:val="none" w:color="FFFFFF" w:sz="0"/>
+          <w:bottom w:val="none" w:color="FFFFFF" w:sz="0"/>
+          <w:right w:val="none" w:color="FFFFFF" w:sz="0"/>
+          <w:insideH w:val="none" w:color="FFFFFF" w:sz="0"/>
+          <w:insideV w:val="none" w:color="FFFFFF" w:sz="0"/>
+        </w:tblBorders>
+      </w:tblPr>
+      <w:tblGrid>
+        <w:gridCol w:w="100"/>
+        <w:gridCol w:w="100"/>
+        <w:gridCol w:w="100"/>
+      </w:tblGrid>
+      <w:tr>
+        <w:tc>
+          <w:tcPr>
+            <w:tcW w:type="pct" w:w="34%"/>
+            <w:tcBorders>
+              <w:top w:val="none" w:color="FFFFFF" w:sz="0"/>
+              <w:left w:val="none" w:color="FFFFFF" w:sz="0"/>
+              <w:bottom w:val="none" w:color="FFFFFF" w:sz="0"/>
+              <w:right w:val="none" w:color="FFFFFF" w:sz="0"/>
+            </w:tcBorders>
+            <w:shd w:fill="FEF6F8" w:val="clear"/>
+            <w:tcMar>
+              <w:top w:type="dxa" w:w="60"/>
+              <w:left w:type="dxa" w:w="100"/>
+              <w:bottom w:type="dxa" w:w="60"/>
+              <w:right w:type="dxa" w:w="100"/>
+            </w:tcMar>
+          </w:tcPr>
+          <w:p>
+            <w:pPr>
+              <w:spacing w:after="0" w:before="0" w:line="250"/>
+            </w:pPr>
+            <w:r>
+              <w:rPr>
+                <w:rFonts w:ascii="Arial" w:cs="Arial" w:eastAsia="Arial" w:hAnsi="Arial"/>
+                <w:b/>
+                <w:bCs/>
+                <w:color w:val="E70F47"/>
+                <w:sz w:val="16"/>
+                <w:szCs w:val="16"/>
+              </w:rPr>
+              <w:t xml:space="preserve">Вектор Б · социальный</w:t>
+            </w:r>
+          </w:p>
+        </w:tc>
+        <w:tc>
+          <w:tcPr>
+            <w:tcW w:type="pct" w:w="33%"/>
+            <w:tcBorders>
+              <w:top w:val="none" w:color="FFFFFF" w:sz="0"/>
+              <w:left w:val="none" w:color="FFFFFF" w:sz="0"/>
+              <w:bottom w:val="none" w:color="FFFFFF" w:sz="0"/>
+              <w:right w:val="none" w:color="FFFFFF" w:sz="0"/>
+            </w:tcBorders>
+            <w:tcMar>
+              <w:top w:type="dxa" w:w="60"/>
+              <w:left w:type="dxa" w:w="100"/>
+              <w:bottom w:type="dxa" w:w="60"/>
+              <w:right w:type="dxa" w:w="100"/>
+            </w:tcMar>
+          </w:tcPr>
+          <w:p>
+            <w:pPr>
+              <w:spacing w:after="0" w:before="0" w:line="250"/>
+            </w:pPr>
+            <w:r>
+              <w:rPr>
+                <w:rFonts w:ascii="Arial" w:cs="Arial" w:eastAsia="Arial" w:hAnsi="Arial"/>
+                <w:color w:val="64748B"/>
+                <w:sz w:val="16"/>
+                <w:szCs w:val="16"/>
+              </w:rPr>
+              <w:t xml:space="preserve">Кому: 1–2 курс</w:t>
+            </w:r>
+          </w:p>
+        </w:tc>
+        <w:tc>
+          <w:tcPr>
+            <w:tcW w:type="pct" w:w="33%"/>
+            <w:tcBorders>
+              <w:top w:val="none" w:color="FFFFFF" w:sz="0"/>
+              <w:left w:val="none" w:color="FFFFFF" w:sz="0"/>
+              <w:bottom w:val="none" w:color="FFFFFF" w:sz="0"/>
+              <w:right w:val="none" w:color="FFFFFF" w:sz="0"/>
+            </w:tcBorders>
+            <w:tcMar>
+              <w:top w:type="dxa" w:w="60"/>
+              <w:left w:type="dxa" w:w="100"/>
+              <w:bottom w:type="dxa" w:w="60"/>
+              <w:right w:type="dxa" w:w="100"/>
+            </w:tcMar>
+          </w:tcPr>
+          <w:p>
+            <w:pPr>
+              <w:spacing w:after="0" w:before="0" w:line="250"/>
+            </w:pPr>
+            <w:r>
+              <w:rPr>
+                <w:rFonts w:ascii="Arial" w:cs="Arial" w:eastAsia="Arial" w:hAnsi="Arial"/>
+                <w:color w:val="64748B"/>
+                <w:sz w:val="16"/>
+                <w:szCs w:val="16"/>
+              </w:rPr>
+              <w:t xml:space="preserve">Сложность: ●●○</w:t>
+            </w:r>
+          </w:p>
+        </w:tc>
+      </w:tr>
+    </w:tbl>
+    <w:p>
+      <w:pPr>
+        <w:pBdr>
+          <w:bottom w:val="single" w:color="E70F47" w:sz="8" w:space="2"/>
+        </w:pBdr>
+        <w:spacing w:after="60" w:before="60"/>
+      </w:pPr>
+      <w:r>
+        <w:rPr>
+          <w:rFonts w:ascii="Arial" w:cs="Arial" w:eastAsia="Arial" w:hAnsi="Arial"/>
+          <w:sz w:val="2"/>
+          <w:szCs w:val="2"/>
+        </w:rPr>
+        <w:t xml:space="preserve"/>
+      </w:r>
+    </w:p>
+    <w:p>
+      <w:pPr>
+        <w:spacing w:after="0" w:before="100" w:line="250"/>
+      </w:pPr>
+      <w:r>
+        <w:rPr>
+          <w:rFonts w:ascii="Arial" w:cs="Arial" w:eastAsia="Arial" w:hAnsi="Arial"/>
+          <w:b/>
+          <w:bCs/>
+          <w:color w:val="005AAA"/>
+          <w:sz w:val="16"/>
+          <w:szCs w:val="16"/>
+        </w:rPr>
+        <w:t xml:space="preserve">ПРОБЛЕМА  </w:t>
+      </w:r>
+      <w:r>
+        <w:rPr>
+          <w:rFonts w:ascii="Arial" w:cs="Arial" w:eastAsia="Arial" w:hAnsi="Arial"/>
+          <w:color w:val="1E293B"/>
+          <w:sz w:val="18"/>
+          <w:szCs w:val="18"/>
+        </w:rPr>
+        <w:t xml:space="preserve">— на контрольные и пересдачи нужны равносильные варианты; составлять руками долго, а сгенерированные машиной задачи часто нерешаемы или дают чудовищный ответ</w:t>
+      </w:r>
+    </w:p>
+    <w:p>
+      <w:pPr>
+        <w:spacing w:after="0" w:before="100" w:line="250"/>
+      </w:pPr>
+      <w:r>
+        <w:rPr>
+          <w:rFonts w:ascii="Arial" w:cs="Arial" w:eastAsia="Arial" w:hAnsi="Arial"/>
+          <w:b/>
+          <w:bCs/>
+          <w:color w:val="005AAA"/>
+          <w:sz w:val="16"/>
+          <w:szCs w:val="16"/>
+        </w:rPr>
+        <w:t xml:space="preserve">ЧТО СДАЁТЕ В ДЕКАБРЕ  </w:t>
+      </w:r>
+      <w:r>
+        <w:rPr>
+          <w:rFonts w:ascii="Arial" w:cs="Arial" w:eastAsia="Arial" w:hAnsi="Arial"/>
+          <w:color w:val="1E293B"/>
+          <w:sz w:val="18"/>
+          <w:szCs w:val="18"/>
+        </w:rPr>
+        <w:t xml:space="preserve">— генератор вариантов по трём темам, автоматическая проверка решаемости символьным решателем, 30 отобранных вариантов, экспертная проверка преподавателем и измеренная доля брака до фильтра и после</w:t>
+      </w:r>
+    </w:p>
+    <w:p>
+      <w:pPr>
+        <w:spacing w:after="0" w:before="100" w:line="250"/>
+      </w:pPr>
+      <w:r>
+        <w:rPr>
+          <w:rFonts w:ascii="Arial" w:cs="Arial" w:eastAsia="Arial" w:hAnsi="Arial"/>
+          <w:b/>
+          <w:bCs/>
+          <w:color w:val="005AAA"/>
+          <w:sz w:val="16"/>
+          <w:szCs w:val="16"/>
+        </w:rPr>
+        <w:t xml:space="preserve">ПЕРВЫЙ ШАГ  </w:t>
+      </w:r>
+      <w:r>
+        <w:rPr>
+          <w:rFonts w:ascii="Arial" w:cs="Arial" w:eastAsia="Arial" w:hAnsi="Arial"/>
+          <w:color w:val="1E293B"/>
+          <w:sz w:val="18"/>
+          <w:szCs w:val="18"/>
+        </w:rPr>
+        <w:t xml:space="preserve">— сгенерировать 10 задач и решить их руками: доля брака в исходном потоке — ваша отправная точка, без неё улучшение не измерить</w:t>
+      </w:r>
+    </w:p>
+    <w:p>
+      <w:pPr>
+        <w:spacing w:after="0" w:before="100" w:line="250"/>
+      </w:pPr>
+      <w:r>
+        <w:rPr>
+          <w:rFonts w:ascii="Arial" w:cs="Arial" w:eastAsia="Arial" w:hAnsi="Arial"/>
+          <w:b/>
+          <w:bCs/>
+          <w:color w:val="005AAA"/>
+          <w:sz w:val="16"/>
+          <w:szCs w:val="16"/>
+        </w:rPr>
+        <w:t xml:space="preserve">ЧТО ПОНАДОБИТСЯ  </w:t>
+      </w:r>
+      <w:r>
+        <w:rPr>
+          <w:rFonts w:ascii="Arial" w:cs="Arial" w:eastAsia="Arial" w:hAnsi="Arial"/>
+          <w:color w:val="1E293B"/>
+          <w:sz w:val="18"/>
+          <w:szCs w:val="18"/>
+        </w:rPr>
+        <w:t xml:space="preserve">— доступ к LLM, Python с SymPy, преподаватель для экспертизы итоговых вариантов</w:t>
+      </w:r>
+    </w:p>
+    <w:p>
+      <w:pPr>
+        <w:spacing w:after="0" w:before="100" w:line="250"/>
+      </w:pPr>
+      <w:r>
+        <w:rPr>
+          <w:rFonts w:ascii="Arial" w:cs="Arial" w:eastAsia="Arial" w:hAnsi="Arial"/>
+          <w:b/>
+          <w:bCs/>
+          <w:color w:val="005AAA"/>
+          <w:sz w:val="16"/>
+          <w:szCs w:val="16"/>
+        </w:rPr>
+        <w:t xml:space="preserve">ГДЕ ОБЫЧНО СПОТЫКАЮТСЯ  </w:t>
+      </w:r>
+      <w:r>
+        <w:rPr>
+          <w:rFonts w:ascii="Arial" w:cs="Arial" w:eastAsia="Arial" w:hAnsi="Arial"/>
+          <w:color w:val="1E293B"/>
+          <w:sz w:val="18"/>
+          <w:szCs w:val="18"/>
+        </w:rPr>
+        <w:t xml:space="preserve">— просят ту же модель проверить собственную задачу. Решаемость проверяет символьный решатель, иначе вы измеряете не качество задач, а самоуверенность модели</w:t>
+      </w:r>
+    </w:p>
+    <w:p>
+      <w:pPr>
+        <w:spacing w:after="0" w:before="100" w:line="250"/>
+      </w:pPr>
+      <w:r>
+        <w:rPr>
+          <w:rFonts w:ascii="Arial" w:cs="Arial" w:eastAsia="Arial" w:hAnsi="Arial"/>
+          <w:b/>
+          <w:bCs/>
+          <w:color w:val="005AAA"/>
+          <w:sz w:val="16"/>
+          <w:szCs w:val="16"/>
+        </w:rPr>
+        <w:t xml:space="preserve">КУДА ЭТО РАСТЁТ  </w:t>
+      </w:r>
+      <w:r>
+        <w:rPr>
+          <w:rFonts w:ascii="Arial" w:cs="Arial" w:eastAsia="Arial" w:hAnsi="Arial"/>
+          <w:color w:val="1E293B"/>
+          <w:sz w:val="18"/>
+          <w:szCs w:val="18"/>
+        </w:rPr>
+        <w:t xml:space="preserve">— банк задач для тьюторской службы (Б4) и для пересдач; методика «генератор плюс независимый проверяющий» применима далеко за пределами физики</w:t>
       </w:r>
     </w:p>
     <w:p>
